--- a/docs/activities/lecture_06/06_class_activity.docx
+++ b/docs/activities/lecture_06/06_class_activity.docx
@@ -406,7 +406,7 @@
   <w:docDefaults>
     <w:rPrDefault>
       <w:rPr>
-        <w:rFonts w:ascii="Arial" w:cs="Times New Roman (Body CS)" w:eastAsiaTheme="minorHAnsi" w:hAnsi="Arial"/>
+        <w:rFonts w:ascii="Calibri" w:cs="Calibri" w:eastAsia="Calibri" w:hAnsi="Calibri"/>
         <w:kern w:val="2"/>
         <w:sz w:val="24"/>
         <w:szCs w:val="24"/>
@@ -815,7 +815,7 @@
     <w:rPr>
       <w:rFonts w:asciiTheme="majorHAnsi" w:cstheme="majorBidi" w:eastAsiaTheme="majorEastAsia" w:hAnsiTheme="majorHAnsi"/>
       <w:b/>
-      <w:color w:themeColor="accent1" w:themeShade="BF" w:val="0F4761"/>
+      <w:color w:val="002147"/>
       <w:sz w:val="28"/>
       <w:szCs w:val="40"/>
     </w:rPr>
@@ -838,7 +838,7 @@
     </w:pPr>
     <w:rPr>
       <w:rFonts w:asciiTheme="majorHAnsi" w:cstheme="majorBidi" w:eastAsiaTheme="majorEastAsia" w:hAnsiTheme="majorHAnsi"/>
-      <w:color w:themeColor="accent1" w:themeShade="BF" w:val="0F4761"/>
+      <w:color w:val="002147"/>
       <w:szCs w:val="32"/>
     </w:rPr>
   </w:style>
@@ -859,7 +859,7 @@
     </w:pPr>
     <w:rPr>
       <w:rFonts w:asciiTheme="minorHAnsi" w:cstheme="majorBidi" w:eastAsiaTheme="majorEastAsia" w:hAnsiTheme="minorHAnsi"/>
-      <w:color w:themeColor="accent1" w:themeShade="BF" w:val="0F4761"/>
+      <w:color w:val="002147"/>
       <w:sz w:val="22"/>
       <w:szCs w:val="28"/>
     </w:rPr>
@@ -883,7 +883,7 @@
     <w:rPr>
       <w:rFonts w:asciiTheme="minorHAnsi" w:cstheme="majorBidi" w:eastAsiaTheme="majorEastAsia" w:hAnsiTheme="minorHAnsi"/>
       <w:iCs/>
-      <w:color w:themeColor="accent1" w:themeShade="BF" w:val="0F4761"/>
+      <w:color w:val="002147"/>
     </w:rPr>
   </w:style>
   <w:style w:styleId="Heading5" w:type="paragraph">
@@ -904,7 +904,7 @@
     </w:pPr>
     <w:rPr>
       <w:rFonts w:asciiTheme="minorHAnsi" w:cstheme="majorBidi" w:eastAsiaTheme="majorEastAsia" w:hAnsiTheme="minorHAnsi"/>
-      <w:color w:themeColor="accent1" w:themeShade="BF" w:val="0F4761"/>
+      <w:color w:val="002147"/>
     </w:rPr>
   </w:style>
   <w:style w:styleId="Heading6" w:type="paragraph">
@@ -1028,7 +1028,7 @@
     <w:rPr>
       <w:rFonts w:asciiTheme="majorHAnsi" w:cstheme="majorBidi" w:eastAsiaTheme="majorEastAsia" w:hAnsiTheme="majorHAnsi"/>
       <w:b/>
-      <w:color w:themeColor="accent1" w:themeShade="BF" w:val="0F4761"/>
+      <w:color w:val="002147"/>
       <w:sz w:val="28"/>
       <w:szCs w:val="40"/>
     </w:rPr>
@@ -1042,7 +1042,7 @@
     <w:rsid w:val="00846576"/>
     <w:rPr>
       <w:rFonts w:asciiTheme="majorHAnsi" w:cstheme="majorBidi" w:eastAsiaTheme="majorEastAsia" w:hAnsiTheme="majorHAnsi"/>
-      <w:color w:themeColor="accent1" w:themeShade="BF" w:val="0F4761"/>
+      <w:color w:val="002147"/>
       <w:szCs w:val="32"/>
     </w:rPr>
   </w:style>
@@ -1054,7 +1054,7 @@
     <w:rsid w:val="00846576"/>
     <w:rPr>
       <w:rFonts w:asciiTheme="minorHAnsi" w:cstheme="majorBidi" w:eastAsiaTheme="majorEastAsia" w:hAnsiTheme="minorHAnsi"/>
-      <w:color w:themeColor="accent1" w:themeShade="BF" w:val="0F4761"/>
+      <w:color w:val="002147"/>
       <w:sz w:val="22"/>
       <w:szCs w:val="28"/>
     </w:rPr>
@@ -1069,7 +1069,7 @@
     <w:rPr>
       <w:rFonts w:asciiTheme="minorHAnsi" w:cstheme="majorBidi" w:eastAsiaTheme="majorEastAsia" w:hAnsiTheme="minorHAnsi"/>
       <w:iCs/>
-      <w:color w:themeColor="accent1" w:themeShade="BF" w:val="0F4761"/>
+      <w:color w:val="002147"/>
     </w:rPr>
   </w:style>
   <w:style w:customStyle="1" w:styleId="Heading5Char" w:type="character">
@@ -1081,7 +1081,7 @@
     <w:rsid w:val="00AF5CF1"/>
     <w:rPr>
       <w:rFonts w:asciiTheme="minorHAnsi" w:cstheme="majorBidi" w:eastAsiaTheme="majorEastAsia" w:hAnsiTheme="minorHAnsi"/>
-      <w:color w:themeColor="accent1" w:themeShade="BF" w:val="0F4761"/>
+      <w:color w:val="002147"/>
     </w:rPr>
   </w:style>
   <w:style w:customStyle="1" w:styleId="Heading6Char" w:type="character">
@@ -1255,7 +1255,7 @@
     <w:rPr>
       <w:i/>
       <w:iCs/>
-      <w:color w:themeColor="accent1" w:themeShade="BF" w:val="0F4761"/>
+      <w:color w:val="002147"/>
     </w:rPr>
   </w:style>
   <w:style w:styleId="IntenseQuote" w:type="paragraph">
@@ -1268,8 +1268,8 @@
     <w:rsid w:val="00AF5CF1"/>
     <w:pPr>
       <w:pBdr>
-        <w:top w:color="0F4761" w:space="10" w:sz="4" w:themeColor="accent1" w:themeShade="BF" w:val="single"/>
-        <w:bottom w:color="0F4761" w:space="10" w:sz="4" w:themeColor="accent1" w:themeShade="BF" w:val="single"/>
+        <w:top w:color="002147" w:space="10" w:sz="4" w:val="single"/>
+        <w:bottom w:color="002147" w:space="10" w:sz="4" w:val="single"/>
       </w:pBdr>
       <w:spacing w:after="360" w:before="360"/>
       <w:ind w:left="864" w:right="864"/>
@@ -1278,7 +1278,7 @@
     <w:rPr>
       <w:i/>
       <w:iCs/>
-      <w:color w:themeColor="accent1" w:themeShade="BF" w:val="0F4761"/>
+      <w:color w:val="002147"/>
     </w:rPr>
   </w:style>
   <w:style w:customStyle="1" w:styleId="IntenseQuoteChar" w:type="character">
@@ -1290,7 +1290,7 @@
     <w:rPr>
       <w:i/>
       <w:iCs/>
-      <w:color w:themeColor="accent1" w:themeShade="BF" w:val="0F4761"/>
+      <w:color w:val="002147"/>
     </w:rPr>
   </w:style>
   <w:style w:styleId="IntenseReference" w:type="character">
@@ -1303,7 +1303,7 @@
       <w:b/>
       <w:bCs/>
       <w:smallCaps/>
-      <w:color w:themeColor="accent1" w:themeShade="BF" w:val="0F4761"/>
+      <w:color w:val="002147"/>
       <w:spacing w:val="5"/>
     </w:rPr>
   </w:style>

--- a/docs/activities/lecture_06/06_class_activity.docx
+++ b/docs/activities/lecture_06/06_class_activity.docx
@@ -7,7 +7,15 @@
         <w:pStyle w:val="Title"/>
       </w:pPr>
       <w:r>
-        <w:t xml:space="preserve">06_Class_Activity</w:t>
+        <w:t xml:space="preserve">Worksheet 06 — Real Climate Data in R</w:t>
+      </w:r>
+    </w:p>
+    <w:p>
+      <w:pPr>
+        <w:pStyle w:val="Subtitle"/>
+      </w:pPr>
+      <w:r>
+        <w:t xml:space="preserve">Downloading, summarizing, and modeling Duluth weather station data</w:t>
       </w:r>
     </w:p>
     <w:p>
@@ -18,22 +26,30 @@
         <w:t xml:space="preserve">Bill Perry</w:t>
       </w:r>
     </w:p>
-    <w:bookmarkStart w:id="11" w:name="in-class-activity-6"/>
+    <w:p>
+      <w:pPr>
+        <w:pStyle w:val="Date"/>
+      </w:pPr>
+      <w:r>
+        <w:t xml:space="preserve">2026-06-30</w:t>
+      </w:r>
+    </w:p>
+    <w:bookmarkStart w:id="12" w:name="Xe35841626bac33ef5f4bf651cfd778c6ad42096"/>
     <w:p>
       <w:pPr>
         <w:pStyle w:val="Heading1"/>
       </w:pPr>
       <w:r>
-        <w:t xml:space="preserve">In class activity 6:</w:t>
-      </w:r>
-    </w:p>
-    <w:bookmarkStart w:id="9" w:name="what-did-we-do-last-time-in-activity-5"/>
-    <w:p>
-      <w:pPr>
-        <w:pStyle w:val="Heading2"/>
-      </w:pPr>
-      <w:r>
-        <w:t xml:space="preserve">What did we do last time in activity 5?</w:t>
+        <w:t xml:space="preserve">In-class Activity 6: Downloading and Summarizing Climate Data</w:t>
+      </w:r>
+    </w:p>
+    <w:bookmarkStart w:id="9" w:name="recap-from-worksheet-05"/>
+    <w:p>
+      <w:pPr>
+        <w:pStyle w:val="Heading3"/>
+      </w:pPr>
+      <w:r>
+        <w:t xml:space="preserve">Recap from Worksheet 05</w:t>
       </w:r>
     </w:p>
     <w:p>
@@ -45,7 +61,17 @@
         </w:numPr>
       </w:pPr>
       <w:r>
-        <w:t xml:space="preserve">Understanding standard normal distributions and z-scores</w:t>
+        <w:rPr>
+          <w:b/>
+          <w:bCs/>
+        </w:rPr>
+        <w:t xml:space="preserve">Loaded</w:t>
+      </w:r>
+      <w:r>
+        <w:t xml:space="preserve"> </w:t>
+      </w:r>
+      <w:r>
+        <w:t xml:space="preserve">the paper calibration data and made a scatter plot</w:t>
       </w:r>
     </w:p>
     <w:p>
@@ -57,7 +83,26 @@
         </w:numPr>
       </w:pPr>
       <w:r>
-        <w:t xml:space="preserve">Calculating and interpreting standard error</w:t>
+        <w:rPr>
+          <w:b/>
+          <w:bCs/>
+        </w:rPr>
+        <w:t xml:space="preserve">Fit</w:t>
+      </w:r>
+      <w:r>
+        <w:t xml:space="preserve"> </w:t>
+      </w:r>
+      <w:r>
+        <w:t xml:space="preserve">a linear regression with</w:t>
+      </w:r>
+      <w:r>
+        <w:t xml:space="preserve"> </w:t>
+      </w:r>
+      <w:r>
+        <w:rPr>
+          <w:rStyle w:val="VerbatimChar"/>
+        </w:rPr>
+        <w:t xml:space="preserve">lm(area_cm2 ~ mass_g, data = paper_df)</w:t>
       </w:r>
     </w:p>
     <w:p>
@@ -69,7 +114,32 @@
         </w:numPr>
       </w:pPr>
       <w:r>
-        <w:t xml:space="preserve">Creating confidence intervals</w:t>
+        <w:rPr>
+          <w:b/>
+          <w:bCs/>
+        </w:rPr>
+        <w:t xml:space="preserve">Read</w:t>
+      </w:r>
+      <w:r>
+        <w:t xml:space="preserve"> </w:t>
+      </w:r>
+      <w:r>
+        <w:t xml:space="preserve">every line of</w:t>
+      </w:r>
+      <w:r>
+        <w:t xml:space="preserve"> </w:t>
+      </w:r>
+      <w:r>
+        <w:rPr>
+          <w:rStyle w:val="VerbatimChar"/>
+        </w:rPr>
+        <w:t xml:space="preserve">summary()</w:t>
+      </w:r>
+      <w:r>
+        <w:t xml:space="preserve"> </w:t>
+      </w:r>
+      <w:r>
+        <w:t xml:space="preserve">— slope, intercept, R², p-value</w:t>
       </w:r>
     </w:p>
     <w:p>
@@ -81,17 +151,64 @@
         </w:numPr>
       </w:pPr>
       <w:r>
-        <w:t xml:space="preserve">Working with the Student’s t-distribution</w:t>
+        <w:rPr>
+          <w:b/>
+          <w:bCs/>
+        </w:rPr>
+        <w:t xml:space="preserve">Checked assumptions</w:t>
+      </w:r>
+      <w:r>
+        <w:t xml:space="preserve"> </w:t>
+      </w:r>
+      <w:r>
+        <w:t xml:space="preserve">— residual vs. fitted plot, QQ plot, Shapiro-Wilk on residuals</w:t>
+      </w:r>
+    </w:p>
+    <w:p>
+      <w:pPr>
+        <w:pStyle w:val="Compact"/>
+        <w:numPr>
+          <w:ilvl w:val="0"/>
+          <w:numId w:val="1001"/>
+        </w:numPr>
+      </w:pPr>
+      <w:r>
+        <w:rPr>
+          <w:b/>
+          <w:bCs/>
+        </w:rPr>
+        <w:t xml:space="preserve">Predicted</w:t>
+      </w:r>
+      <w:r>
+        <w:t xml:space="preserve"> </w:t>
+      </w:r>
+      <w:r>
+        <w:t xml:space="preserve">leaf area from tracing mass using</w:t>
+      </w:r>
+      <w:r>
+        <w:t xml:space="preserve"> </w:t>
+      </w:r>
+      <w:r>
+        <w:rPr>
+          <w:rStyle w:val="VerbatimChar"/>
+        </w:rPr>
+        <w:t xml:space="preserve">predict()</w:t>
+      </w:r>
+      <w:r>
+        <w:t xml:space="preserve"> </w:t>
+      </w:r>
+      <w:r>
+        <w:t xml:space="preserve">with confidence and prediction intervals</w:t>
       </w:r>
     </w:p>
     <w:bookmarkEnd w:id="9"/>
-    <w:bookmarkStart w:id="10" w:name="todays-focus"/>
-    <w:p>
-      <w:pPr>
-        <w:pStyle w:val="Heading2"/>
-      </w:pPr>
-      <w:r>
-        <w:t xml:space="preserve">Today’s focus:</w:t>
+    <w:bookmarkStart w:id="11" w:name="todays-objectives"/>
+    <w:p>
+      <w:pPr>
+        <w:pStyle w:val="Heading3"/>
+      </w:pPr>
+      <w:r>
+        <w:t xml:space="preserve">Today’s Objectives</w:t>
       </w:r>
     </w:p>
     <w:p>
@@ -103,7 +220,16 @@
         </w:numPr>
       </w:pPr>
       <w:r>
-        <w:t xml:space="preserve">Review more r code</w:t>
+        <w:t xml:space="preserve">Download real NOAA weather data directly into R using</w:t>
+      </w:r>
+      <w:r>
+        <w:t xml:space="preserve"> </w:t>
+      </w:r>
+      <w:r>
+        <w:rPr>
+          <w:rStyle w:val="VerbatimChar"/>
+        </w:rPr>
+        <w:t xml:space="preserve">GSODR</w:t>
       </w:r>
     </w:p>
     <w:p>
@@ -115,23 +241,7 @@
         </w:numPr>
       </w:pPr>
       <w:r>
-        <w:t xml:space="preserve">understand α alpha and</w:t>
-      </w:r>
-      <w:r>
-        <w:t xml:space="preserve"> </w:t>
-      </w:r>
-      <w:r>
-        <w:rPr>
-          <w:b/>
-          <w:bCs/>
-        </w:rPr>
-        <w:t xml:space="preserve">β</w:t>
-      </w:r>
-      <w:r>
-        <w:t xml:space="preserve"> </w:t>
-      </w:r>
-      <w:r>
-        <w:t xml:space="preserve">beta errors</w:t>
+        <w:t xml:space="preserve">Explore the raw daily data and see why it’s hard to read</w:t>
       </w:r>
     </w:p>
     <w:p>
@@ -143,7 +253,157 @@
         </w:numPr>
       </w:pPr>
       <w:r>
-        <w:t xml:space="preserve">do more</w:t>
+        <w:t xml:space="preserve">Summarize the data by month and by year using</w:t>
+      </w:r>
+      <w:r>
+        <w:t xml:space="preserve"> </w:t>
+      </w:r>
+      <w:r>
+        <w:rPr>
+          <w:rStyle w:val="VerbatimChar"/>
+        </w:rPr>
+        <w:t xml:space="preserve">group_by()</w:t>
+      </w:r>
+      <w:r>
+        <w:t xml:space="preserve"> </w:t>
+      </w:r>
+      <w:r>
+        <w:t xml:space="preserve">+</w:t>
+      </w:r>
+      <w:r>
+        <w:t xml:space="preserve"> </w:t>
+      </w:r>
+      <w:r>
+        <w:rPr>
+          <w:rStyle w:val="VerbatimChar"/>
+        </w:rPr>
+        <w:t xml:space="preserve">summarize()</w:t>
+      </w:r>
+    </w:p>
+    <w:p>
+      <w:pPr>
+        <w:pStyle w:val="Compact"/>
+        <w:numPr>
+          <w:ilvl w:val="0"/>
+          <w:numId w:val="1002"/>
+        </w:numPr>
+      </w:pPr>
+      <w:r>
+        <w:t xml:space="preserve">Plot the raw data and each summary level side by side</w:t>
+      </w:r>
+    </w:p>
+    <w:p>
+      <w:pPr>
+        <w:pStyle w:val="Compact"/>
+        <w:numPr>
+          <w:ilvl w:val="0"/>
+          <w:numId w:val="1002"/>
+        </w:numPr>
+      </w:pPr>
+      <w:r>
+        <w:t xml:space="preserve">Fit a regression (</w:t>
+      </w:r>
+      <w:r>
+        <w:rPr>
+          <w:rStyle w:val="VerbatimChar"/>
+        </w:rPr>
+        <w:t xml:space="preserve">lm()</w:t>
+      </w:r>
+      <w:r>
+        <w:t xml:space="preserve">) to estimate the</w:t>
+      </w:r>
+      <w:r>
+        <w:t xml:space="preserve"> </w:t>
+      </w:r>
+      <w:r>
+        <w:rPr>
+          <w:b/>
+          <w:bCs/>
+        </w:rPr>
+        <w:t xml:space="preserve">rate of temperature change</w:t>
+      </w:r>
+      <w:r>
+        <w:t xml:space="preserve"> </w:t>
+      </w:r>
+      <w:r>
+        <w:t xml:space="preserve">over time</w:t>
+      </w:r>
+    </w:p>
+    <w:p>
+      <w:pPr>
+        <w:pStyle w:val="Compact"/>
+        <w:numPr>
+          <w:ilvl w:val="0"/>
+          <w:numId w:val="1002"/>
+        </w:numPr>
+      </w:pPr>
+      <w:r>
+        <w:t xml:space="preserve">Use</w:t>
+      </w:r>
+      <w:r>
+        <w:t xml:space="preserve"> </w:t>
+      </w:r>
+      <w:r>
+        <w:rPr>
+          <w:rStyle w:val="VerbatimChar"/>
+        </w:rPr>
+        <w:t xml:space="preserve">case_when()</w:t>
+      </w:r>
+      <w:r>
+        <w:t xml:space="preserve"> </w:t>
+      </w:r>
+      <w:r>
+        <w:t xml:space="preserve">to build a summer vs. winter season variable</w:t>
+      </w:r>
+    </w:p>
+    <w:p>
+      <w:pPr>
+        <w:pStyle w:val="Compact"/>
+        <w:numPr>
+          <w:ilvl w:val="0"/>
+          <w:numId w:val="1002"/>
+        </w:numPr>
+      </w:pPr>
+      <w:r>
+        <w:t xml:space="preserve">Fit separate models for each season and compare warming rates</w:t>
+      </w:r>
+    </w:p>
+    <w:p>
+      <w:pPr>
+        <w:pStyle w:val="Compact"/>
+        <w:numPr>
+          <w:ilvl w:val="0"/>
+          <w:numId w:val="1002"/>
+        </w:numPr>
+      </w:pPr>
+      <w:r>
+        <w:t xml:space="preserve">Interpret a real long-term climate trend in your own words</w:t>
+      </w:r>
+    </w:p>
+    <w:p>
+      <w:pPr>
+        <w:pStyle w:val="Heading1"/>
+      </w:pPr>
+      <w:bookmarkStart w:id="10" w:name="how-to-use-this-worksheet"/>
+      <w:r>
+        <w:rPr>
+          <w:b/>
+          <w:bCs/>
+        </w:rPr>
+        <w:t xml:space="preserve">How to use this worksheet</w:t>
+      </w:r>
+      <w:bookmarkEnd w:id="10"/>
+    </w:p>
+    <w:p>
+      <w:pPr>
+        <w:pStyle w:val="Compact"/>
+        <w:numPr>
+          <w:ilvl w:val="0"/>
+          <w:numId w:val="1003"/>
+        </w:numPr>
+      </w:pPr>
+      <w:r>
+        <w:t xml:space="preserve">Work through each part in order. Type the code into a new R script in Positron and run it line by line.</w:t>
       </w:r>
     </w:p>
     <w:p>
@@ -151,11 +411,27 @@
         <w:pStyle w:val="Compact"/>
         <w:numPr>
           <w:ilvl w:val="1"/>
-          <w:numId w:val="1003"/>
+          <w:numId w:val="1004"/>
         </w:numPr>
       </w:pPr>
       <w:r>
-        <w:t xml:space="preserve">1 sample t tests</w:t>
+        <w:t xml:space="preserve">Code blocks marked</w:t>
+      </w:r>
+      <w:r>
+        <w:t xml:space="preserve"> </w:t>
+      </w:r>
+      <w:r>
+        <w:rPr>
+          <w:b/>
+          <w:bCs/>
+        </w:rPr>
+        <w:t xml:space="preserve">▶ Run this</w:t>
+      </w:r>
+      <w:r>
+        <w:t xml:space="preserve"> </w:t>
+      </w:r>
+      <w:r>
+        <w:t xml:space="preserve">should be executed as written.</w:t>
       </w:r>
     </w:p>
     <w:p>
@@ -163,15 +439,7841 @@
         <w:pStyle w:val="Compact"/>
         <w:numPr>
           <w:ilvl w:val="1"/>
-          <w:numId w:val="1003"/>
+          <w:numId w:val="1004"/>
         </w:numPr>
       </w:pPr>
       <w:r>
-        <w:t xml:space="preserve">2 sample t tests</w:t>
-      </w:r>
-    </w:p>
-    <w:bookmarkEnd w:id="10"/>
+        <w:t xml:space="preserve">Blocks marked</w:t>
+      </w:r>
+      <w:r>
+        <w:t xml:space="preserve"> </w:t>
+      </w:r>
+      <w:r>
+        <w:rPr>
+          <w:b/>
+          <w:bCs/>
+        </w:rPr>
+        <w:t xml:space="preserve">✏️ Your turn</w:t>
+      </w:r>
+      <w:r>
+        <w:t xml:space="preserve"> </w:t>
+      </w:r>
+      <w:r>
+        <w:t xml:space="preserve">ask you to write, modify, or interpret.</w:t>
+      </w:r>
+    </w:p>
+    <w:p>
+      <w:pPr>
+        <w:pStyle w:val="Compact"/>
+        <w:numPr>
+          <w:ilvl w:val="1"/>
+          <w:numId w:val="1004"/>
+        </w:numPr>
+      </w:pPr>
+      <w:r>
+        <w:t xml:space="preserve">The</w:t>
+      </w:r>
+      <w:r>
+        <w:t xml:space="preserve"> </w:t>
+      </w:r>
+      <w:r>
+        <w:rPr>
+          <w:b/>
+          <w:bCs/>
+        </w:rPr>
+        <w:t xml:space="preserve">Going further</w:t>
+      </w:r>
+      <w:r>
+        <w:t xml:space="preserve"> </w:t>
+      </w:r>
+      <w:r>
+        <w:t xml:space="preserve">section is optional.</w:t>
+      </w:r>
+    </w:p>
+    <w:p>
+      <w:r>
+        <w:pict>
+          <v:rect style="width:0;height:1.5pt" o:hralign="center" o:hrstd="t" o:hr="t"/>
+        </w:pict>
+      </w:r>
+    </w:p>
     <w:bookmarkEnd w:id="11"/>
+    <w:bookmarkEnd w:id="12"/>
+    <w:bookmarkStart w:id="15" w:name="Xe6a045c8796bd60522c23a7ea50ecc27df84f95"/>
+    <w:p>
+      <w:pPr>
+        <w:pStyle w:val="Heading1"/>
+      </w:pPr>
+      <w:r>
+        <w:t xml:space="preserve">Part 1 · Load libraries and download the data</w:t>
+      </w:r>
+    </w:p>
+    <w:bookmarkStart w:id="13" w:name="libraries"/>
+    <w:p>
+      <w:pPr>
+        <w:pStyle w:val="Heading3"/>
+      </w:pPr>
+      <w:r>
+        <w:t xml:space="preserve">Libraries</w:t>
+      </w:r>
+    </w:p>
+    <w:p>
+      <w:pPr>
+        <w:pStyle w:val="FirstParagraph"/>
+      </w:pPr>
+      <w:r>
+        <w:rPr>
+          <w:b/>
+          <w:bCs/>
+        </w:rPr>
+        <w:t xml:space="preserve">▶ Run this at the top of your script:</w:t>
+      </w:r>
+    </w:p>
+    <w:p>
+      <w:pPr>
+        <w:pStyle w:val="SourceCode"/>
+      </w:pPr>
+      <w:r>
+        <w:rPr>
+          <w:rStyle w:val="CommentTok"/>
+        </w:rPr>
+        <w:t xml:space="preserve"># Load packages at the top — always ----------------------</w:t>
+      </w:r>
+      <w:r>
+        <w:br/>
+      </w:r>
+      <w:r>
+        <w:rPr>
+          <w:rStyle w:val="FunctionTok"/>
+        </w:rPr>
+        <w:t xml:space="preserve">library</w:t>
+      </w:r>
+      <w:r>
+        <w:rPr>
+          <w:rStyle w:val="NormalTok"/>
+        </w:rPr>
+        <w:t xml:space="preserve">(tidyverse)   </w:t>
+      </w:r>
+      <w:r>
+        <w:rPr>
+          <w:rStyle w:val="CommentTok"/>
+        </w:rPr>
+        <w:t xml:space="preserve"># data manipulation + ggplot2</w:t>
+      </w:r>
+      <w:r>
+        <w:br/>
+      </w:r>
+      <w:r>
+        <w:rPr>
+          <w:rStyle w:val="FunctionTok"/>
+        </w:rPr>
+        <w:t xml:space="preserve">library</w:t>
+      </w:r>
+      <w:r>
+        <w:rPr>
+          <w:rStyle w:val="NormalTok"/>
+        </w:rPr>
+        <w:t xml:space="preserve">(GSODR)        </w:t>
+      </w:r>
+      <w:r>
+        <w:rPr>
+          <w:rStyle w:val="CommentTok"/>
+        </w:rPr>
+        <w:t xml:space="preserve"># download NOAA weather station data</w:t>
+      </w:r>
+    </w:p>
+    <w:bookmarkEnd w:id="13"/>
+    <w:bookmarkStart w:id="14" w:name="download-duluths-weather-record"/>
+    <w:p>
+      <w:pPr>
+        <w:pStyle w:val="Heading3"/>
+      </w:pPr>
+      <w:r>
+        <w:t xml:space="preserve">Download Duluth’s weather record</w:t>
+      </w:r>
+    </w:p>
+    <w:p>
+      <w:pPr>
+        <w:pStyle w:val="FirstParagraph"/>
+      </w:pPr>
+      <w:r>
+        <w:t xml:space="preserve">We will use the Duluth International Airport station (</w:t>
+      </w:r>
+      <w:r>
+        <w:rPr>
+          <w:rStyle w:val="VerbatimChar"/>
+        </w:rPr>
+        <w:t xml:space="preserve">727450-14913</w:t>
+      </w:r>
+      <w:r>
+        <w:t xml:space="preserve">), which has daily records back to 1948.</w:t>
+      </w:r>
+    </w:p>
+    <w:p>
+      <w:pPr>
+        <w:pStyle w:val="BodyText"/>
+      </w:pPr>
+      <w:r>
+        <w:rPr>
+          <w:b/>
+          <w:bCs/>
+        </w:rPr>
+        <w:t xml:space="preserve">▶ Run this (this may take a minute — it’s downloading real data):</w:t>
+      </w:r>
+    </w:p>
+    <w:p>
+      <w:pPr>
+        <w:pStyle w:val="SourceCode"/>
+      </w:pPr>
+      <w:r>
+        <w:rPr>
+          <w:rStyle w:val="CommentTok"/>
+        </w:rPr>
+        <w:t xml:space="preserve"># Download daily Duluth weather data, 1948-2025 ----------</w:t>
+      </w:r>
+      <w:r>
+        <w:br/>
+      </w:r>
+      <w:r>
+        <w:rPr>
+          <w:rStyle w:val="NormalTok"/>
+        </w:rPr>
+        <w:t xml:space="preserve">duluth_df </w:t>
+      </w:r>
+      <w:r>
+        <w:rPr>
+          <w:rStyle w:val="OtherTok"/>
+        </w:rPr>
+        <w:t xml:space="preserve">&lt;-</w:t>
+      </w:r>
+      <w:r>
+        <w:rPr>
+          <w:rStyle w:val="NormalTok"/>
+        </w:rPr>
+        <w:t xml:space="preserve"> </w:t>
+      </w:r>
+      <w:r>
+        <w:rPr>
+          <w:rStyle w:val="FunctionTok"/>
+        </w:rPr>
+        <w:t xml:space="preserve">get_GSOD</w:t>
+      </w:r>
+      <w:r>
+        <w:rPr>
+          <w:rStyle w:val="NormalTok"/>
+        </w:rPr>
+        <w:t xml:space="preserve">(</w:t>
+      </w:r>
+      <w:r>
+        <w:rPr>
+          <w:rStyle w:val="AttributeTok"/>
+        </w:rPr>
+        <w:t xml:space="preserve">years =</w:t>
+      </w:r>
+      <w:r>
+        <w:rPr>
+          <w:rStyle w:val="NormalTok"/>
+        </w:rPr>
+        <w:t xml:space="preserve"> </w:t>
+      </w:r>
+      <w:r>
+        <w:rPr>
+          <w:rStyle w:val="DecValTok"/>
+        </w:rPr>
+        <w:t xml:space="preserve">1948</w:t>
+      </w:r>
+      <w:r>
+        <w:rPr>
+          <w:rStyle w:val="SpecialCharTok"/>
+        </w:rPr>
+        <w:t xml:space="preserve">:</w:t>
+      </w:r>
+      <w:r>
+        <w:rPr>
+          <w:rStyle w:val="DecValTok"/>
+        </w:rPr>
+        <w:t xml:space="preserve">2025</w:t>
+      </w:r>
+      <w:r>
+        <w:rPr>
+          <w:rStyle w:val="NormalTok"/>
+        </w:rPr>
+        <w:t xml:space="preserve">,</w:t>
+      </w:r>
+      <w:r>
+        <w:br/>
+      </w:r>
+      <w:r>
+        <w:rPr>
+          <w:rStyle w:val="NormalTok"/>
+        </w:rPr>
+        <w:t xml:space="preserve">                       </w:t>
+      </w:r>
+      <w:r>
+        <w:rPr>
+          <w:rStyle w:val="AttributeTok"/>
+        </w:rPr>
+        <w:t xml:space="preserve">station =</w:t>
+      </w:r>
+      <w:r>
+        <w:rPr>
+          <w:rStyle w:val="NormalTok"/>
+        </w:rPr>
+        <w:t xml:space="preserve"> </w:t>
+      </w:r>
+      <w:r>
+        <w:rPr>
+          <w:rStyle w:val="StringTok"/>
+        </w:rPr>
+        <w:t xml:space="preserve">"727450-14913"</w:t>
+      </w:r>
+      <w:r>
+        <w:rPr>
+          <w:rStyle w:val="NormalTok"/>
+        </w:rPr>
+        <w:t xml:space="preserve">)</w:t>
+      </w:r>
+    </w:p>
+    <w:p>
+      <w:pPr>
+        <w:pStyle w:val="FirstParagraph"/>
+      </w:pPr>
+      <w:r>
+        <w:t xml:space="preserve">✏️</w:t>
+      </w:r>
+      <w:r>
+        <w:t xml:space="preserve"> </w:t>
+      </w:r>
+      <w:r>
+        <w:rPr>
+          <w:b/>
+          <w:bCs/>
+        </w:rPr>
+        <w:t xml:space="preserve">Your turn:</w:t>
+      </w:r>
+      <w:r>
+        <w:t xml:space="preserve"> </w:t>
+      </w:r>
+      <w:r>
+        <w:t xml:space="preserve">Run</w:t>
+      </w:r>
+      <w:r>
+        <w:t xml:space="preserve"> </w:t>
+      </w:r>
+      <w:r>
+        <w:rPr>
+          <w:rStyle w:val="VerbatimChar"/>
+        </w:rPr>
+        <w:t xml:space="preserve">dim(duluth_df)</w:t>
+      </w:r>
+      <w:r>
+        <w:t xml:space="preserve"> </w:t>
+      </w:r>
+      <w:r>
+        <w:t xml:space="preserve">and</w:t>
+      </w:r>
+      <w:r>
+        <w:t xml:space="preserve"> </w:t>
+      </w:r>
+      <w:r>
+        <w:rPr>
+          <w:rStyle w:val="VerbatimChar"/>
+        </w:rPr>
+        <w:t xml:space="preserve">glimpse(duluth_df)</w:t>
+      </w:r>
+      <w:r>
+        <w:t xml:space="preserve">. How many rows and columns does the raw download have?</w:t>
+      </w:r>
+    </w:p>
+    <w:p>
+      <w:pPr>
+        <w:pStyle w:val="SourceCode"/>
+      </w:pPr>
+      <w:r>
+        <w:rPr>
+          <w:rStyle w:val="CommentTok"/>
+        </w:rPr>
+        <w:t xml:space="preserve"># Write your code here:</w:t>
+      </w:r>
+    </w:p>
+    <w:p>
+      <w:pPr>
+        <w:pStyle w:val="SourceCode"/>
+      </w:pPr>
+      <w:r>
+        <w:rPr>
+          <w:rStyle w:val="VerbatimChar"/>
+        </w:rPr>
+        <w:t xml:space="preserve">Rows:</w:t>
+      </w:r>
+      <w:r>
+        <w:br/>
+      </w:r>
+      <w:r>
+        <w:rPr>
+          <w:rStyle w:val="VerbatimChar"/>
+        </w:rPr>
+        <w:t xml:space="preserve">Columns:</w:t>
+      </w:r>
+      <w:r>
+        <w:br/>
+      </w:r>
+      <w:r>
+        <w:rPr>
+          <w:rStyle w:val="VerbatimChar"/>
+        </w:rPr>
+        <w:t xml:space="preserve">What does one row represent (a year? a month? a day?):</w:t>
+      </w:r>
+    </w:p>
+    <w:p>
+      <w:r>
+        <w:pict>
+          <v:rect style="width:0;height:1.5pt" o:hralign="center" o:hrstd="t" o:hr="t"/>
+        </w:pict>
+      </w:r>
+    </w:p>
+    <w:bookmarkEnd w:id="14"/>
+    <w:bookmarkEnd w:id="15"/>
+    <w:bookmarkStart w:id="16" w:name="part-2-trim-to-the-columns-we-need"/>
+    <w:p>
+      <w:pPr>
+        <w:pStyle w:val="Heading1"/>
+      </w:pPr>
+      <w:r>
+        <w:t xml:space="preserve">Part 2 · Trim to the columns we need</w:t>
+      </w:r>
+    </w:p>
+    <w:p>
+      <w:pPr>
+        <w:pStyle w:val="FirstParagraph"/>
+      </w:pPr>
+      <w:r>
+        <w:rPr>
+          <w:b/>
+          <w:bCs/>
+        </w:rPr>
+        <w:t xml:space="preserve">▶ Run this:</w:t>
+      </w:r>
+    </w:p>
+    <w:p>
+      <w:pPr>
+        <w:pStyle w:val="SourceCode"/>
+      </w:pPr>
+      <w:r>
+        <w:rPr>
+          <w:rStyle w:val="CommentTok"/>
+        </w:rPr>
+        <w:t xml:space="preserve"># Keep only the columns we actually need -------------------</w:t>
+      </w:r>
+      <w:r>
+        <w:br/>
+      </w:r>
+      <w:r>
+        <w:rPr>
+          <w:rStyle w:val="NormalTok"/>
+        </w:rPr>
+        <w:t xml:space="preserve">dlh_temp_df </w:t>
+      </w:r>
+      <w:r>
+        <w:rPr>
+          <w:rStyle w:val="OtherTok"/>
+        </w:rPr>
+        <w:t xml:space="preserve">&lt;-</w:t>
+      </w:r>
+      <w:r>
+        <w:rPr>
+          <w:rStyle w:val="NormalTok"/>
+        </w:rPr>
+        <w:t xml:space="preserve"> duluth_df </w:t>
+      </w:r>
+      <w:r>
+        <w:rPr>
+          <w:rStyle w:val="SpecialCharTok"/>
+        </w:rPr>
+        <w:t xml:space="preserve">%&gt;%</w:t>
+      </w:r>
+      <w:r>
+        <w:br/>
+      </w:r>
+      <w:r>
+        <w:rPr>
+          <w:rStyle w:val="NormalTok"/>
+        </w:rPr>
+        <w:t xml:space="preserve">  </w:t>
+      </w:r>
+      <w:r>
+        <w:rPr>
+          <w:rStyle w:val="FunctionTok"/>
+        </w:rPr>
+        <w:t xml:space="preserve">select</w:t>
+      </w:r>
+      <w:r>
+        <w:rPr>
+          <w:rStyle w:val="NormalTok"/>
+        </w:rPr>
+        <w:t xml:space="preserve">(</w:t>
+      </w:r>
+      <w:r>
+        <w:br/>
+      </w:r>
+      <w:r>
+        <w:rPr>
+          <w:rStyle w:val="NormalTok"/>
+        </w:rPr>
+        <w:t xml:space="preserve">    STNID, NAME, YEARMODA,</w:t>
+      </w:r>
+      <w:r>
+        <w:br/>
+      </w:r>
+      <w:r>
+        <w:rPr>
+          <w:rStyle w:val="NormalTok"/>
+        </w:rPr>
+        <w:t xml:space="preserve">    YEAR, MONTH, DAY,</w:t>
+      </w:r>
+      <w:r>
+        <w:br/>
+      </w:r>
+      <w:r>
+        <w:rPr>
+          <w:rStyle w:val="NormalTok"/>
+        </w:rPr>
+        <w:t xml:space="preserve">    TEMP, MXSPD, PRCP, I_SNOW_ICE</w:t>
+      </w:r>
+      <w:r>
+        <w:br/>
+      </w:r>
+      <w:r>
+        <w:rPr>
+          <w:rStyle w:val="NormalTok"/>
+        </w:rPr>
+        <w:t xml:space="preserve">  )</w:t>
+      </w:r>
+      <w:r>
+        <w:br/>
+      </w:r>
+      <w:r>
+        <w:br/>
+      </w:r>
+      <w:r>
+        <w:rPr>
+          <w:rStyle w:val="FunctionTok"/>
+        </w:rPr>
+        <w:t xml:space="preserve">head</w:t>
+      </w:r>
+      <w:r>
+        <w:rPr>
+          <w:rStyle w:val="NormalTok"/>
+        </w:rPr>
+        <w:t xml:space="preserve">(dlh_temp_df)</w:t>
+      </w:r>
+    </w:p>
+    <w:p>
+      <w:pPr>
+        <w:pStyle w:val="FirstParagraph"/>
+      </w:pPr>
+      <w:r>
+        <w:t xml:space="preserve">✏️</w:t>
+      </w:r>
+      <w:r>
+        <w:t xml:space="preserve"> </w:t>
+      </w:r>
+      <w:r>
+        <w:rPr>
+          <w:b/>
+          <w:bCs/>
+        </w:rPr>
+        <w:t xml:space="preserve">Your turn:</w:t>
+      </w:r>
+      <w:r>
+        <w:t xml:space="preserve"> </w:t>
+      </w:r>
+      <w:r>
+        <w:t xml:space="preserve">Why do we use</w:t>
+      </w:r>
+      <w:r>
+        <w:t xml:space="preserve"> </w:t>
+      </w:r>
+      <w:r>
+        <w:rPr>
+          <w:rStyle w:val="VerbatimChar"/>
+        </w:rPr>
+        <w:t xml:space="preserve">select()</w:t>
+      </w:r>
+      <w:r>
+        <w:t xml:space="preserve"> </w:t>
+      </w:r>
+      <w:r>
+        <w:t xml:space="preserve">here instead of just working with the full</w:t>
+      </w:r>
+      <w:r>
+        <w:t xml:space="preserve"> </w:t>
+      </w:r>
+      <w:r>
+        <w:rPr>
+          <w:rStyle w:val="VerbatimChar"/>
+        </w:rPr>
+        <w:t xml:space="preserve">duluth_df</w:t>
+      </w:r>
+      <w:r>
+        <w:t xml:space="preserve">? (Hint: how many columns did</w:t>
+      </w:r>
+      <w:r>
+        <w:t xml:space="preserve"> </w:t>
+      </w:r>
+      <w:r>
+        <w:rPr>
+          <w:rStyle w:val="VerbatimChar"/>
+        </w:rPr>
+        <w:t xml:space="preserve">get_GSOD()</w:t>
+      </w:r>
+      <w:r>
+        <w:t xml:space="preserve"> </w:t>
+      </w:r>
+      <w:r>
+        <w:t xml:space="preserve">actually return?)</w:t>
+      </w:r>
+    </w:p>
+    <w:p>
+      <w:pPr>
+        <w:pStyle w:val="SourceCode"/>
+      </w:pPr>
+      <w:r>
+        <w:rPr>
+          <w:rStyle w:val="VerbatimChar"/>
+        </w:rPr>
+        <w:t xml:space="preserve">Your answer:</w:t>
+      </w:r>
+    </w:p>
+    <w:p>
+      <w:r>
+        <w:pict>
+          <v:rect style="width:0;height:1.5pt" o:hralign="center" o:hrstd="t" o:hr="t"/>
+        </w:pict>
+      </w:r>
+    </w:p>
+    <w:bookmarkEnd w:id="16"/>
+    <w:bookmarkStart w:id="17" w:name="part-3-plot-the-raw-daily-data"/>
+    <w:p>
+      <w:pPr>
+        <w:pStyle w:val="Heading1"/>
+      </w:pPr>
+      <w:r>
+        <w:t xml:space="preserve">Part 3 · Plot the raw daily data</w:t>
+      </w:r>
+    </w:p>
+    <w:p>
+      <w:pPr>
+        <w:pStyle w:val="FirstParagraph"/>
+      </w:pPr>
+      <w:r>
+        <w:rPr>
+          <w:b/>
+          <w:bCs/>
+        </w:rPr>
+        <w:t xml:space="preserve">▶ Run this:</w:t>
+      </w:r>
+    </w:p>
+    <w:p>
+      <w:pPr>
+        <w:pStyle w:val="SourceCode"/>
+      </w:pPr>
+      <w:r>
+        <w:rPr>
+          <w:rStyle w:val="CommentTok"/>
+        </w:rPr>
+        <w:t xml:space="preserve"># Plot every single daily temperature -----------------------</w:t>
+      </w:r>
+      <w:r>
+        <w:br/>
+      </w:r>
+      <w:r>
+        <w:rPr>
+          <w:rStyle w:val="NormalTok"/>
+        </w:rPr>
+        <w:t xml:space="preserve">raw_temp_plot </w:t>
+      </w:r>
+      <w:r>
+        <w:rPr>
+          <w:rStyle w:val="OtherTok"/>
+        </w:rPr>
+        <w:t xml:space="preserve">&lt;-</w:t>
+      </w:r>
+      <w:r>
+        <w:rPr>
+          <w:rStyle w:val="NormalTok"/>
+        </w:rPr>
+        <w:t xml:space="preserve"> dlh_temp_df </w:t>
+      </w:r>
+      <w:r>
+        <w:rPr>
+          <w:rStyle w:val="SpecialCharTok"/>
+        </w:rPr>
+        <w:t xml:space="preserve">%&gt;%</w:t>
+      </w:r>
+      <w:r>
+        <w:br/>
+      </w:r>
+      <w:r>
+        <w:rPr>
+          <w:rStyle w:val="NormalTok"/>
+        </w:rPr>
+        <w:t xml:space="preserve">  </w:t>
+      </w:r>
+      <w:r>
+        <w:rPr>
+          <w:rStyle w:val="FunctionTok"/>
+        </w:rPr>
+        <w:t xml:space="preserve">ggplot</w:t>
+      </w:r>
+      <w:r>
+        <w:rPr>
+          <w:rStyle w:val="NormalTok"/>
+        </w:rPr>
+        <w:t xml:space="preserve">(</w:t>
+      </w:r>
+      <w:r>
+        <w:rPr>
+          <w:rStyle w:val="FunctionTok"/>
+        </w:rPr>
+        <w:t xml:space="preserve">aes</w:t>
+      </w:r>
+      <w:r>
+        <w:rPr>
+          <w:rStyle w:val="NormalTok"/>
+        </w:rPr>
+        <w:t xml:space="preserve">(</w:t>
+      </w:r>
+      <w:r>
+        <w:rPr>
+          <w:rStyle w:val="AttributeTok"/>
+        </w:rPr>
+        <w:t xml:space="preserve">x =</w:t>
+      </w:r>
+      <w:r>
+        <w:rPr>
+          <w:rStyle w:val="NormalTok"/>
+        </w:rPr>
+        <w:t xml:space="preserve"> YEARMODA, </w:t>
+      </w:r>
+      <w:r>
+        <w:rPr>
+          <w:rStyle w:val="AttributeTok"/>
+        </w:rPr>
+        <w:t xml:space="preserve">y =</w:t>
+      </w:r>
+      <w:r>
+        <w:rPr>
+          <w:rStyle w:val="NormalTok"/>
+        </w:rPr>
+        <w:t xml:space="preserve"> TEMP)) </w:t>
+      </w:r>
+      <w:r>
+        <w:rPr>
+          <w:rStyle w:val="SpecialCharTok"/>
+        </w:rPr>
+        <w:t xml:space="preserve">+</w:t>
+      </w:r>
+      <w:r>
+        <w:br/>
+      </w:r>
+      <w:r>
+        <w:rPr>
+          <w:rStyle w:val="NormalTok"/>
+        </w:rPr>
+        <w:t xml:space="preserve">  </w:t>
+      </w:r>
+      <w:r>
+        <w:rPr>
+          <w:rStyle w:val="FunctionTok"/>
+        </w:rPr>
+        <w:t xml:space="preserve">geom_point</w:t>
+      </w:r>
+      <w:r>
+        <w:rPr>
+          <w:rStyle w:val="NormalTok"/>
+        </w:rPr>
+        <w:t xml:space="preserve">(</w:t>
+      </w:r>
+      <w:r>
+        <w:rPr>
+          <w:rStyle w:val="AttributeTok"/>
+        </w:rPr>
+        <w:t xml:space="preserve">alpha =</w:t>
+      </w:r>
+      <w:r>
+        <w:rPr>
+          <w:rStyle w:val="NormalTok"/>
+        </w:rPr>
+        <w:t xml:space="preserve"> </w:t>
+      </w:r>
+      <w:r>
+        <w:rPr>
+          <w:rStyle w:val="FloatTok"/>
+        </w:rPr>
+        <w:t xml:space="preserve">0.2</w:t>
+      </w:r>
+      <w:r>
+        <w:rPr>
+          <w:rStyle w:val="NormalTok"/>
+        </w:rPr>
+        <w:t xml:space="preserve">, </w:t>
+      </w:r>
+      <w:r>
+        <w:rPr>
+          <w:rStyle w:val="AttributeTok"/>
+        </w:rPr>
+        <w:t xml:space="preserve">size =</w:t>
+      </w:r>
+      <w:r>
+        <w:rPr>
+          <w:rStyle w:val="NormalTok"/>
+        </w:rPr>
+        <w:t xml:space="preserve"> </w:t>
+      </w:r>
+      <w:r>
+        <w:rPr>
+          <w:rStyle w:val="FloatTok"/>
+        </w:rPr>
+        <w:t xml:space="preserve">0.5</w:t>
+      </w:r>
+      <w:r>
+        <w:rPr>
+          <w:rStyle w:val="NormalTok"/>
+        </w:rPr>
+        <w:t xml:space="preserve">) </w:t>
+      </w:r>
+      <w:r>
+        <w:rPr>
+          <w:rStyle w:val="SpecialCharTok"/>
+        </w:rPr>
+        <w:t xml:space="preserve">+</w:t>
+      </w:r>
+      <w:r>
+        <w:br/>
+      </w:r>
+      <w:r>
+        <w:rPr>
+          <w:rStyle w:val="NormalTok"/>
+        </w:rPr>
+        <w:t xml:space="preserve">  </w:t>
+      </w:r>
+      <w:r>
+        <w:rPr>
+          <w:rStyle w:val="FunctionTok"/>
+        </w:rPr>
+        <w:t xml:space="preserve">geom_line</w:t>
+      </w:r>
+      <w:r>
+        <w:rPr>
+          <w:rStyle w:val="NormalTok"/>
+        </w:rPr>
+        <w:t xml:space="preserve">(</w:t>
+      </w:r>
+      <w:r>
+        <w:rPr>
+          <w:rStyle w:val="AttributeTok"/>
+        </w:rPr>
+        <w:t xml:space="preserve">alpha =</w:t>
+      </w:r>
+      <w:r>
+        <w:rPr>
+          <w:rStyle w:val="NormalTok"/>
+        </w:rPr>
+        <w:t xml:space="preserve"> </w:t>
+      </w:r>
+      <w:r>
+        <w:rPr>
+          <w:rStyle w:val="FloatTok"/>
+        </w:rPr>
+        <w:t xml:space="preserve">0.3</w:t>
+      </w:r>
+      <w:r>
+        <w:rPr>
+          <w:rStyle w:val="NormalTok"/>
+        </w:rPr>
+        <w:t xml:space="preserve">) </w:t>
+      </w:r>
+      <w:r>
+        <w:rPr>
+          <w:rStyle w:val="SpecialCharTok"/>
+        </w:rPr>
+        <w:t xml:space="preserve">+</w:t>
+      </w:r>
+      <w:r>
+        <w:br/>
+      </w:r>
+      <w:r>
+        <w:rPr>
+          <w:rStyle w:val="NormalTok"/>
+        </w:rPr>
+        <w:t xml:space="preserve">  </w:t>
+      </w:r>
+      <w:r>
+        <w:rPr>
+          <w:rStyle w:val="FunctionTok"/>
+        </w:rPr>
+        <w:t xml:space="preserve">labs</w:t>
+      </w:r>
+      <w:r>
+        <w:rPr>
+          <w:rStyle w:val="NormalTok"/>
+        </w:rPr>
+        <w:t xml:space="preserve">(</w:t>
+      </w:r>
+      <w:r>
+        <w:br/>
+      </w:r>
+      <w:r>
+        <w:rPr>
+          <w:rStyle w:val="NormalTok"/>
+        </w:rPr>
+        <w:t xml:space="preserve">    </w:t>
+      </w:r>
+      <w:r>
+        <w:rPr>
+          <w:rStyle w:val="AttributeTok"/>
+        </w:rPr>
+        <w:t xml:space="preserve">title =</w:t>
+      </w:r>
+      <w:r>
+        <w:rPr>
+          <w:rStyle w:val="NormalTok"/>
+        </w:rPr>
+        <w:t xml:space="preserve"> </w:t>
+      </w:r>
+      <w:r>
+        <w:rPr>
+          <w:rStyle w:val="StringTok"/>
+        </w:rPr>
+        <w:t xml:space="preserve">"Duluth Daily Mean Temperature, 1948–2025"</w:t>
+      </w:r>
+      <w:r>
+        <w:rPr>
+          <w:rStyle w:val="NormalTok"/>
+        </w:rPr>
+        <w:t xml:space="preserve">,</w:t>
+      </w:r>
+      <w:r>
+        <w:br/>
+      </w:r>
+      <w:r>
+        <w:rPr>
+          <w:rStyle w:val="NormalTok"/>
+        </w:rPr>
+        <w:t xml:space="preserve">    </w:t>
+      </w:r>
+      <w:r>
+        <w:rPr>
+          <w:rStyle w:val="AttributeTok"/>
+        </w:rPr>
+        <w:t xml:space="preserve">x     =</w:t>
+      </w:r>
+      <w:r>
+        <w:rPr>
+          <w:rStyle w:val="NormalTok"/>
+        </w:rPr>
+        <w:t xml:space="preserve"> </w:t>
+      </w:r>
+      <w:r>
+        <w:rPr>
+          <w:rStyle w:val="StringTok"/>
+        </w:rPr>
+        <w:t xml:space="preserve">"Date"</w:t>
+      </w:r>
+      <w:r>
+        <w:rPr>
+          <w:rStyle w:val="NormalTok"/>
+        </w:rPr>
+        <w:t xml:space="preserve">,</w:t>
+      </w:r>
+      <w:r>
+        <w:br/>
+      </w:r>
+      <w:r>
+        <w:rPr>
+          <w:rStyle w:val="NormalTok"/>
+        </w:rPr>
+        <w:t xml:space="preserve">    </w:t>
+      </w:r>
+      <w:r>
+        <w:rPr>
+          <w:rStyle w:val="AttributeTok"/>
+        </w:rPr>
+        <w:t xml:space="preserve">y     =</w:t>
+      </w:r>
+      <w:r>
+        <w:rPr>
+          <w:rStyle w:val="NormalTok"/>
+        </w:rPr>
+        <w:t xml:space="preserve"> </w:t>
+      </w:r>
+      <w:r>
+        <w:rPr>
+          <w:rStyle w:val="StringTok"/>
+        </w:rPr>
+        <w:t xml:space="preserve">"Temperature (°C)"</w:t>
+      </w:r>
+      <w:r>
+        <w:br/>
+      </w:r>
+      <w:r>
+        <w:rPr>
+          <w:rStyle w:val="NormalTok"/>
+        </w:rPr>
+        <w:t xml:space="preserve">  ) </w:t>
+      </w:r>
+      <w:r>
+        <w:rPr>
+          <w:rStyle w:val="SpecialCharTok"/>
+        </w:rPr>
+        <w:t xml:space="preserve">+</w:t>
+      </w:r>
+      <w:r>
+        <w:br/>
+      </w:r>
+      <w:r>
+        <w:rPr>
+          <w:rStyle w:val="NormalTok"/>
+        </w:rPr>
+        <w:t xml:space="preserve">  </w:t>
+      </w:r>
+      <w:r>
+        <w:rPr>
+          <w:rStyle w:val="FunctionTok"/>
+        </w:rPr>
+        <w:t xml:space="preserve">theme_minimal</w:t>
+      </w:r>
+      <w:r>
+        <w:rPr>
+          <w:rStyle w:val="NormalTok"/>
+        </w:rPr>
+        <w:t xml:space="preserve">()</w:t>
+      </w:r>
+      <w:r>
+        <w:br/>
+      </w:r>
+      <w:r>
+        <w:br/>
+      </w:r>
+      <w:r>
+        <w:rPr>
+          <w:rStyle w:val="NormalTok"/>
+        </w:rPr>
+        <w:t xml:space="preserve">raw_temp_plot</w:t>
+      </w:r>
+    </w:p>
+    <w:p>
+      <w:pPr>
+        <w:pStyle w:val="FirstParagraph"/>
+      </w:pPr>
+      <w:r>
+        <w:t xml:space="preserve">✏️</w:t>
+      </w:r>
+      <w:r>
+        <w:t xml:space="preserve"> </w:t>
+      </w:r>
+      <w:r>
+        <w:rPr>
+          <w:b/>
+          <w:bCs/>
+        </w:rPr>
+        <w:t xml:space="preserve">Your turn:</w:t>
+      </w:r>
+      <w:r>
+        <w:t xml:space="preserve"> </w:t>
+      </w:r>
+      <w:r>
+        <w:t xml:space="preserve">Describe what you see. Can you tell whether Duluth is warming over time just by looking at this plot? Why or why not?</w:t>
+      </w:r>
+    </w:p>
+    <w:p>
+      <w:pPr>
+        <w:pStyle w:val="SourceCode"/>
+      </w:pPr>
+      <w:r>
+        <w:rPr>
+          <w:rStyle w:val="VerbatimChar"/>
+        </w:rPr>
+        <w:t xml:space="preserve">What dominates the plot (seasonal cycle / long-term trend / both)?</w:t>
+      </w:r>
+      <w:r>
+        <w:br/>
+      </w:r>
+      <w:r>
+        <w:rPr>
+          <w:rStyle w:val="VerbatimChar"/>
+        </w:rPr>
+        <w:t xml:space="preserve">Can you see a clear warming trend?  Y / N</w:t>
+      </w:r>
+      <w:r>
+        <w:br/>
+      </w:r>
+      <w:r>
+        <w:rPr>
+          <w:rStyle w:val="VerbatimChar"/>
+        </w:rPr>
+        <w:t xml:space="preserve">Why or why not:</w:t>
+      </w:r>
+    </w:p>
+    <w:p>
+      <w:pPr>
+        <w:pStyle w:val="BlockText"/>
+      </w:pPr>
+      <w:r>
+        <w:t xml:space="preserve">💡</w:t>
+      </w:r>
+      <w:r>
+        <w:t xml:space="preserve"> </w:t>
+      </w:r>
+      <w:r>
+        <w:rPr>
+          <w:b/>
+          <w:bCs/>
+        </w:rPr>
+        <w:t xml:space="preserve">Key idea:</w:t>
+      </w:r>
+      <w:r>
+        <w:t xml:space="preserve"> </w:t>
+      </w:r>
+      <w:r>
+        <w:t xml:space="preserve">Raw data shows you</w:t>
+      </w:r>
+      <w:r>
+        <w:t xml:space="preserve"> </w:t>
+      </w:r>
+      <w:r>
+        <w:rPr>
+          <w:i/>
+          <w:iCs/>
+        </w:rPr>
+        <w:t xml:space="preserve">everything</w:t>
+      </w:r>
+      <w:r>
+        <w:t xml:space="preserve"> </w:t>
+      </w:r>
+      <w:r>
+        <w:t xml:space="preserve">that happened — which can hide the</w:t>
+      </w:r>
+      <w:r>
+        <w:t xml:space="preserve"> </w:t>
+      </w:r>
+      <w:r>
+        <w:rPr>
+          <w:i/>
+          <w:iCs/>
+        </w:rPr>
+        <w:t xml:space="preserve">one pattern</w:t>
+      </w:r>
+      <w:r>
+        <w:t xml:space="preserve"> </w:t>
+      </w:r>
+      <w:r>
+        <w:t xml:space="preserve">you’re looking for. The seasonal cycle (summer ↔ winter) is much bigger than any year-to-year warming trend, so it drowns the trend out visually.</w:t>
+      </w:r>
+    </w:p>
+    <w:p>
+      <w:r>
+        <w:pict>
+          <v:rect style="width:0;height:1.5pt" o:hralign="center" o:hrstd="t" o:hr="t"/>
+        </w:pict>
+      </w:r>
+    </w:p>
+    <w:bookmarkEnd w:id="17"/>
+    <w:bookmarkStart w:id="18" w:name="part-4-summarize-by-month"/>
+    <w:p>
+      <w:pPr>
+        <w:pStyle w:val="Heading1"/>
+      </w:pPr>
+      <w:r>
+        <w:t xml:space="preserve">Part 4 · Summarize by month</w:t>
+      </w:r>
+    </w:p>
+    <w:p>
+      <w:pPr>
+        <w:pStyle w:val="FirstParagraph"/>
+      </w:pPr>
+      <w:r>
+        <w:rPr>
+          <w:b/>
+          <w:bCs/>
+        </w:rPr>
+        <w:t xml:space="preserve">▶ Run this:</w:t>
+      </w:r>
+    </w:p>
+    <w:p>
+      <w:pPr>
+        <w:pStyle w:val="SourceCode"/>
+      </w:pPr>
+      <w:r>
+        <w:rPr>
+          <w:rStyle w:val="CommentTok"/>
+        </w:rPr>
+        <w:t xml:space="preserve"># Mean temperature per year-month ----------------------------</w:t>
+      </w:r>
+      <w:r>
+        <w:br/>
+      </w:r>
+      <w:r>
+        <w:rPr>
+          <w:rStyle w:val="NormalTok"/>
+        </w:rPr>
+        <w:t xml:space="preserve">dlh_month_df </w:t>
+      </w:r>
+      <w:r>
+        <w:rPr>
+          <w:rStyle w:val="OtherTok"/>
+        </w:rPr>
+        <w:t xml:space="preserve">&lt;-</w:t>
+      </w:r>
+      <w:r>
+        <w:rPr>
+          <w:rStyle w:val="NormalTok"/>
+        </w:rPr>
+        <w:t xml:space="preserve"> dlh_temp_df </w:t>
+      </w:r>
+      <w:r>
+        <w:rPr>
+          <w:rStyle w:val="SpecialCharTok"/>
+        </w:rPr>
+        <w:t xml:space="preserve">%&gt;%</w:t>
+      </w:r>
+      <w:r>
+        <w:br/>
+      </w:r>
+      <w:r>
+        <w:rPr>
+          <w:rStyle w:val="NormalTok"/>
+        </w:rPr>
+        <w:t xml:space="preserve">  </w:t>
+      </w:r>
+      <w:r>
+        <w:rPr>
+          <w:rStyle w:val="FunctionTok"/>
+        </w:rPr>
+        <w:t xml:space="preserve">group_by</w:t>
+      </w:r>
+      <w:r>
+        <w:rPr>
+          <w:rStyle w:val="NormalTok"/>
+        </w:rPr>
+        <w:t xml:space="preserve">(YEAR, MONTH) </w:t>
+      </w:r>
+      <w:r>
+        <w:rPr>
+          <w:rStyle w:val="SpecialCharTok"/>
+        </w:rPr>
+        <w:t xml:space="preserve">%&gt;%</w:t>
+      </w:r>
+      <w:r>
+        <w:br/>
+      </w:r>
+      <w:r>
+        <w:rPr>
+          <w:rStyle w:val="NormalTok"/>
+        </w:rPr>
+        <w:t xml:space="preserve">  </w:t>
+      </w:r>
+      <w:r>
+        <w:rPr>
+          <w:rStyle w:val="FunctionTok"/>
+        </w:rPr>
+        <w:t xml:space="preserve">summarize</w:t>
+      </w:r>
+      <w:r>
+        <w:rPr>
+          <w:rStyle w:val="NormalTok"/>
+        </w:rPr>
+        <w:t xml:space="preserve">(</w:t>
+      </w:r>
+      <w:r>
+        <w:br/>
+      </w:r>
+      <w:r>
+        <w:rPr>
+          <w:rStyle w:val="NormalTok"/>
+        </w:rPr>
+        <w:t xml:space="preserve">    </w:t>
+      </w:r>
+      <w:r>
+        <w:rPr>
+          <w:rStyle w:val="AttributeTok"/>
+        </w:rPr>
+        <w:t xml:space="preserve">YEARMODA =</w:t>
+      </w:r>
+      <w:r>
+        <w:rPr>
+          <w:rStyle w:val="NormalTok"/>
+        </w:rPr>
+        <w:t xml:space="preserve"> </w:t>
+      </w:r>
+      <w:r>
+        <w:rPr>
+          <w:rStyle w:val="FunctionTok"/>
+        </w:rPr>
+        <w:t xml:space="preserve">first</w:t>
+      </w:r>
+      <w:r>
+        <w:rPr>
+          <w:rStyle w:val="NormalTok"/>
+        </w:rPr>
+        <w:t xml:space="preserve">(YEARMODA),</w:t>
+      </w:r>
+      <w:r>
+        <w:br/>
+      </w:r>
+      <w:r>
+        <w:rPr>
+          <w:rStyle w:val="NormalTok"/>
+        </w:rPr>
+        <w:t xml:space="preserve">    </w:t>
+      </w:r>
+      <w:r>
+        <w:rPr>
+          <w:rStyle w:val="AttributeTok"/>
+        </w:rPr>
+        <w:t xml:space="preserve">TEMP     =</w:t>
+      </w:r>
+      <w:r>
+        <w:rPr>
+          <w:rStyle w:val="NormalTok"/>
+        </w:rPr>
+        <w:t xml:space="preserve"> </w:t>
+      </w:r>
+      <w:r>
+        <w:rPr>
+          <w:rStyle w:val="FunctionTok"/>
+        </w:rPr>
+        <w:t xml:space="preserve">mean</w:t>
+      </w:r>
+      <w:r>
+        <w:rPr>
+          <w:rStyle w:val="NormalTok"/>
+        </w:rPr>
+        <w:t xml:space="preserve">(TEMP, </w:t>
+      </w:r>
+      <w:r>
+        <w:rPr>
+          <w:rStyle w:val="AttributeTok"/>
+        </w:rPr>
+        <w:t xml:space="preserve">na.rm =</w:t>
+      </w:r>
+      <w:r>
+        <w:rPr>
+          <w:rStyle w:val="NormalTok"/>
+        </w:rPr>
+        <w:t xml:space="preserve"> </w:t>
+      </w:r>
+      <w:r>
+        <w:rPr>
+          <w:rStyle w:val="ConstantTok"/>
+        </w:rPr>
+        <w:t xml:space="preserve">TRUE</w:t>
+      </w:r>
+      <w:r>
+        <w:rPr>
+          <w:rStyle w:val="NormalTok"/>
+        </w:rPr>
+        <w:t xml:space="preserve">)</w:t>
+      </w:r>
+      <w:r>
+        <w:br/>
+      </w:r>
+      <w:r>
+        <w:rPr>
+          <w:rStyle w:val="NormalTok"/>
+        </w:rPr>
+        <w:t xml:space="preserve">  )</w:t>
+      </w:r>
+      <w:r>
+        <w:br/>
+      </w:r>
+      <w:r>
+        <w:br/>
+      </w:r>
+      <w:r>
+        <w:rPr>
+          <w:rStyle w:val="FunctionTok"/>
+        </w:rPr>
+        <w:t xml:space="preserve">head</w:t>
+      </w:r>
+      <w:r>
+        <w:rPr>
+          <w:rStyle w:val="NormalTok"/>
+        </w:rPr>
+        <w:t xml:space="preserve">(dlh_month_df)</w:t>
+      </w:r>
+    </w:p>
+    <w:p>
+      <w:pPr>
+        <w:pStyle w:val="SourceCode"/>
+      </w:pPr>
+      <w:r>
+        <w:rPr>
+          <w:rStyle w:val="CommentTok"/>
+        </w:rPr>
+        <w:t xml:space="preserve"># Plot the monthly means --------------------------------------</w:t>
+      </w:r>
+      <w:r>
+        <w:br/>
+      </w:r>
+      <w:r>
+        <w:rPr>
+          <w:rStyle w:val="NormalTok"/>
+        </w:rPr>
+        <w:t xml:space="preserve">month_temp_plot </w:t>
+      </w:r>
+      <w:r>
+        <w:rPr>
+          <w:rStyle w:val="OtherTok"/>
+        </w:rPr>
+        <w:t xml:space="preserve">&lt;-</w:t>
+      </w:r>
+      <w:r>
+        <w:rPr>
+          <w:rStyle w:val="NormalTok"/>
+        </w:rPr>
+        <w:t xml:space="preserve"> dlh_month_df </w:t>
+      </w:r>
+      <w:r>
+        <w:rPr>
+          <w:rStyle w:val="SpecialCharTok"/>
+        </w:rPr>
+        <w:t xml:space="preserve">%&gt;%</w:t>
+      </w:r>
+      <w:r>
+        <w:br/>
+      </w:r>
+      <w:r>
+        <w:rPr>
+          <w:rStyle w:val="NormalTok"/>
+        </w:rPr>
+        <w:t xml:space="preserve">  </w:t>
+      </w:r>
+      <w:r>
+        <w:rPr>
+          <w:rStyle w:val="FunctionTok"/>
+        </w:rPr>
+        <w:t xml:space="preserve">ggplot</w:t>
+      </w:r>
+      <w:r>
+        <w:rPr>
+          <w:rStyle w:val="NormalTok"/>
+        </w:rPr>
+        <w:t xml:space="preserve">(</w:t>
+      </w:r>
+      <w:r>
+        <w:rPr>
+          <w:rStyle w:val="FunctionTok"/>
+        </w:rPr>
+        <w:t xml:space="preserve">aes</w:t>
+      </w:r>
+      <w:r>
+        <w:rPr>
+          <w:rStyle w:val="NormalTok"/>
+        </w:rPr>
+        <w:t xml:space="preserve">(</w:t>
+      </w:r>
+      <w:r>
+        <w:rPr>
+          <w:rStyle w:val="AttributeTok"/>
+        </w:rPr>
+        <w:t xml:space="preserve">x =</w:t>
+      </w:r>
+      <w:r>
+        <w:rPr>
+          <w:rStyle w:val="NormalTok"/>
+        </w:rPr>
+        <w:t xml:space="preserve"> YEARMODA, </w:t>
+      </w:r>
+      <w:r>
+        <w:rPr>
+          <w:rStyle w:val="AttributeTok"/>
+        </w:rPr>
+        <w:t xml:space="preserve">y =</w:t>
+      </w:r>
+      <w:r>
+        <w:rPr>
+          <w:rStyle w:val="NormalTok"/>
+        </w:rPr>
+        <w:t xml:space="preserve"> TEMP)) </w:t>
+      </w:r>
+      <w:r>
+        <w:rPr>
+          <w:rStyle w:val="SpecialCharTok"/>
+        </w:rPr>
+        <w:t xml:space="preserve">+</w:t>
+      </w:r>
+      <w:r>
+        <w:br/>
+      </w:r>
+      <w:r>
+        <w:rPr>
+          <w:rStyle w:val="NormalTok"/>
+        </w:rPr>
+        <w:t xml:space="preserve">  </w:t>
+      </w:r>
+      <w:r>
+        <w:rPr>
+          <w:rStyle w:val="FunctionTok"/>
+        </w:rPr>
+        <w:t xml:space="preserve">geom_point</w:t>
+      </w:r>
+      <w:r>
+        <w:rPr>
+          <w:rStyle w:val="NormalTok"/>
+        </w:rPr>
+        <w:t xml:space="preserve">(</w:t>
+      </w:r>
+      <w:r>
+        <w:rPr>
+          <w:rStyle w:val="AttributeTok"/>
+        </w:rPr>
+        <w:t xml:space="preserve">alpha =</w:t>
+      </w:r>
+      <w:r>
+        <w:rPr>
+          <w:rStyle w:val="NormalTok"/>
+        </w:rPr>
+        <w:t xml:space="preserve"> </w:t>
+      </w:r>
+      <w:r>
+        <w:rPr>
+          <w:rStyle w:val="FloatTok"/>
+        </w:rPr>
+        <w:t xml:space="preserve">0.4</w:t>
+      </w:r>
+      <w:r>
+        <w:rPr>
+          <w:rStyle w:val="NormalTok"/>
+        </w:rPr>
+        <w:t xml:space="preserve">, </w:t>
+      </w:r>
+      <w:r>
+        <w:rPr>
+          <w:rStyle w:val="AttributeTok"/>
+        </w:rPr>
+        <w:t xml:space="preserve">size =</w:t>
+      </w:r>
+      <w:r>
+        <w:rPr>
+          <w:rStyle w:val="NormalTok"/>
+        </w:rPr>
+        <w:t xml:space="preserve"> </w:t>
+      </w:r>
+      <w:r>
+        <w:rPr>
+          <w:rStyle w:val="FloatTok"/>
+        </w:rPr>
+        <w:t xml:space="preserve">0.8</w:t>
+      </w:r>
+      <w:r>
+        <w:rPr>
+          <w:rStyle w:val="NormalTok"/>
+        </w:rPr>
+        <w:t xml:space="preserve">) </w:t>
+      </w:r>
+      <w:r>
+        <w:rPr>
+          <w:rStyle w:val="SpecialCharTok"/>
+        </w:rPr>
+        <w:t xml:space="preserve">+</w:t>
+      </w:r>
+      <w:r>
+        <w:br/>
+      </w:r>
+      <w:r>
+        <w:rPr>
+          <w:rStyle w:val="NormalTok"/>
+        </w:rPr>
+        <w:t xml:space="preserve">  </w:t>
+      </w:r>
+      <w:r>
+        <w:rPr>
+          <w:rStyle w:val="FunctionTok"/>
+        </w:rPr>
+        <w:t xml:space="preserve">geom_line</w:t>
+      </w:r>
+      <w:r>
+        <w:rPr>
+          <w:rStyle w:val="NormalTok"/>
+        </w:rPr>
+        <w:t xml:space="preserve">(</w:t>
+      </w:r>
+      <w:r>
+        <w:rPr>
+          <w:rStyle w:val="AttributeTok"/>
+        </w:rPr>
+        <w:t xml:space="preserve">alpha =</w:t>
+      </w:r>
+      <w:r>
+        <w:rPr>
+          <w:rStyle w:val="NormalTok"/>
+        </w:rPr>
+        <w:t xml:space="preserve"> </w:t>
+      </w:r>
+      <w:r>
+        <w:rPr>
+          <w:rStyle w:val="FloatTok"/>
+        </w:rPr>
+        <w:t xml:space="preserve">0.4</w:t>
+      </w:r>
+      <w:r>
+        <w:rPr>
+          <w:rStyle w:val="NormalTok"/>
+        </w:rPr>
+        <w:t xml:space="preserve">) </w:t>
+      </w:r>
+      <w:r>
+        <w:rPr>
+          <w:rStyle w:val="SpecialCharTok"/>
+        </w:rPr>
+        <w:t xml:space="preserve">+</w:t>
+      </w:r>
+      <w:r>
+        <w:br/>
+      </w:r>
+      <w:r>
+        <w:rPr>
+          <w:rStyle w:val="NormalTok"/>
+        </w:rPr>
+        <w:t xml:space="preserve">  </w:t>
+      </w:r>
+      <w:r>
+        <w:rPr>
+          <w:rStyle w:val="FunctionTok"/>
+        </w:rPr>
+        <w:t xml:space="preserve">geom_smooth</w:t>
+      </w:r>
+      <w:r>
+        <w:rPr>
+          <w:rStyle w:val="NormalTok"/>
+        </w:rPr>
+        <w:t xml:space="preserve">(</w:t>
+      </w:r>
+      <w:r>
+        <w:rPr>
+          <w:rStyle w:val="AttributeTok"/>
+        </w:rPr>
+        <w:t xml:space="preserve">method =</w:t>
+      </w:r>
+      <w:r>
+        <w:rPr>
+          <w:rStyle w:val="NormalTok"/>
+        </w:rPr>
+        <w:t xml:space="preserve"> </w:t>
+      </w:r>
+      <w:r>
+        <w:rPr>
+          <w:rStyle w:val="StringTok"/>
+        </w:rPr>
+        <w:t xml:space="preserve">"lm"</w:t>
+      </w:r>
+      <w:r>
+        <w:rPr>
+          <w:rStyle w:val="NormalTok"/>
+        </w:rPr>
+        <w:t xml:space="preserve">, </w:t>
+      </w:r>
+      <w:r>
+        <w:rPr>
+          <w:rStyle w:val="AttributeTok"/>
+        </w:rPr>
+        <w:t xml:space="preserve">color =</w:t>
+      </w:r>
+      <w:r>
+        <w:rPr>
+          <w:rStyle w:val="NormalTok"/>
+        </w:rPr>
+        <w:t xml:space="preserve"> </w:t>
+      </w:r>
+      <w:r>
+        <w:rPr>
+          <w:rStyle w:val="StringTok"/>
+        </w:rPr>
+        <w:t xml:space="preserve">"steelblue"</w:t>
+      </w:r>
+      <w:r>
+        <w:rPr>
+          <w:rStyle w:val="NormalTok"/>
+        </w:rPr>
+        <w:t xml:space="preserve">) </w:t>
+      </w:r>
+      <w:r>
+        <w:rPr>
+          <w:rStyle w:val="SpecialCharTok"/>
+        </w:rPr>
+        <w:t xml:space="preserve">+</w:t>
+      </w:r>
+      <w:r>
+        <w:br/>
+      </w:r>
+      <w:r>
+        <w:rPr>
+          <w:rStyle w:val="NormalTok"/>
+        </w:rPr>
+        <w:t xml:space="preserve">  </w:t>
+      </w:r>
+      <w:r>
+        <w:rPr>
+          <w:rStyle w:val="FunctionTok"/>
+        </w:rPr>
+        <w:t xml:space="preserve">labs</w:t>
+      </w:r>
+      <w:r>
+        <w:rPr>
+          <w:rStyle w:val="NormalTok"/>
+        </w:rPr>
+        <w:t xml:space="preserve">(</w:t>
+      </w:r>
+      <w:r>
+        <w:br/>
+      </w:r>
+      <w:r>
+        <w:rPr>
+          <w:rStyle w:val="NormalTok"/>
+        </w:rPr>
+        <w:t xml:space="preserve">    </w:t>
+      </w:r>
+      <w:r>
+        <w:rPr>
+          <w:rStyle w:val="AttributeTok"/>
+        </w:rPr>
+        <w:t xml:space="preserve">title =</w:t>
+      </w:r>
+      <w:r>
+        <w:rPr>
+          <w:rStyle w:val="NormalTok"/>
+        </w:rPr>
+        <w:t xml:space="preserve"> </w:t>
+      </w:r>
+      <w:r>
+        <w:rPr>
+          <w:rStyle w:val="StringTok"/>
+        </w:rPr>
+        <w:t xml:space="preserve">"Duluth Monthly Mean Temperature"</w:t>
+      </w:r>
+      <w:r>
+        <w:rPr>
+          <w:rStyle w:val="NormalTok"/>
+        </w:rPr>
+        <w:t xml:space="preserve">,</w:t>
+      </w:r>
+      <w:r>
+        <w:br/>
+      </w:r>
+      <w:r>
+        <w:rPr>
+          <w:rStyle w:val="NormalTok"/>
+        </w:rPr>
+        <w:t xml:space="preserve">    </w:t>
+      </w:r>
+      <w:r>
+        <w:rPr>
+          <w:rStyle w:val="AttributeTok"/>
+        </w:rPr>
+        <w:t xml:space="preserve">x =</w:t>
+      </w:r>
+      <w:r>
+        <w:rPr>
+          <w:rStyle w:val="NormalTok"/>
+        </w:rPr>
+        <w:t xml:space="preserve"> </w:t>
+      </w:r>
+      <w:r>
+        <w:rPr>
+          <w:rStyle w:val="StringTok"/>
+        </w:rPr>
+        <w:t xml:space="preserve">"Date"</w:t>
+      </w:r>
+      <w:r>
+        <w:rPr>
+          <w:rStyle w:val="NormalTok"/>
+        </w:rPr>
+        <w:t xml:space="preserve">, </w:t>
+      </w:r>
+      <w:r>
+        <w:rPr>
+          <w:rStyle w:val="AttributeTok"/>
+        </w:rPr>
+        <w:t xml:space="preserve">y =</w:t>
+      </w:r>
+      <w:r>
+        <w:rPr>
+          <w:rStyle w:val="NormalTok"/>
+        </w:rPr>
+        <w:t xml:space="preserve"> </w:t>
+      </w:r>
+      <w:r>
+        <w:rPr>
+          <w:rStyle w:val="StringTok"/>
+        </w:rPr>
+        <w:t xml:space="preserve">"Temperature (°C)"</w:t>
+      </w:r>
+      <w:r>
+        <w:br/>
+      </w:r>
+      <w:r>
+        <w:rPr>
+          <w:rStyle w:val="NormalTok"/>
+        </w:rPr>
+        <w:t xml:space="preserve">  ) </w:t>
+      </w:r>
+      <w:r>
+        <w:rPr>
+          <w:rStyle w:val="SpecialCharTok"/>
+        </w:rPr>
+        <w:t xml:space="preserve">+</w:t>
+      </w:r>
+      <w:r>
+        <w:br/>
+      </w:r>
+      <w:r>
+        <w:rPr>
+          <w:rStyle w:val="NormalTok"/>
+        </w:rPr>
+        <w:t xml:space="preserve">  </w:t>
+      </w:r>
+      <w:r>
+        <w:rPr>
+          <w:rStyle w:val="FunctionTok"/>
+        </w:rPr>
+        <w:t xml:space="preserve">theme_minimal</w:t>
+      </w:r>
+      <w:r>
+        <w:rPr>
+          <w:rStyle w:val="NormalTok"/>
+        </w:rPr>
+        <w:t xml:space="preserve">()</w:t>
+      </w:r>
+      <w:r>
+        <w:br/>
+      </w:r>
+      <w:r>
+        <w:br/>
+      </w:r>
+      <w:r>
+        <w:rPr>
+          <w:rStyle w:val="NormalTok"/>
+        </w:rPr>
+        <w:t xml:space="preserve">month_temp_plot</w:t>
+      </w:r>
+    </w:p>
+    <w:p>
+      <w:pPr>
+        <w:pStyle w:val="FirstParagraph"/>
+      </w:pPr>
+      <w:r>
+        <w:t xml:space="preserve">✏️</w:t>
+      </w:r>
+      <w:r>
+        <w:t xml:space="preserve"> </w:t>
+      </w:r>
+      <w:r>
+        <w:rPr>
+          <w:b/>
+          <w:bCs/>
+        </w:rPr>
+        <w:t xml:space="preserve">Your turn:</w:t>
+      </w:r>
+      <w:r>
+        <w:t xml:space="preserve"> </w:t>
+      </w:r>
+      <w:r>
+        <w:t xml:space="preserve">How many rows does</w:t>
+      </w:r>
+      <w:r>
+        <w:t xml:space="preserve"> </w:t>
+      </w:r>
+      <w:r>
+        <w:rPr>
+          <w:rStyle w:val="VerbatimChar"/>
+        </w:rPr>
+        <w:t xml:space="preserve">dlh_month_df</w:t>
+      </w:r>
+      <w:r>
+        <w:t xml:space="preserve"> </w:t>
+      </w:r>
+      <w:r>
+        <w:t xml:space="preserve">have compared to</w:t>
+      </w:r>
+      <w:r>
+        <w:t xml:space="preserve"> </w:t>
+      </w:r>
+      <w:r>
+        <w:rPr>
+          <w:rStyle w:val="VerbatimChar"/>
+        </w:rPr>
+        <w:t xml:space="preserve">dlh_temp_df</w:t>
+      </w:r>
+      <w:r>
+        <w:t xml:space="preserve">? What pattern is now visible that wasn’t visible in the raw daily plot?</w:t>
+      </w:r>
+    </w:p>
+    <w:p>
+      <w:pPr>
+        <w:pStyle w:val="SourceCode"/>
+      </w:pPr>
+      <w:r>
+        <w:rPr>
+          <w:rStyle w:val="VerbatimChar"/>
+        </w:rPr>
+        <w:t xml:space="preserve">Rows in dlh_temp_df (daily):</w:t>
+      </w:r>
+      <w:r>
+        <w:br/>
+      </w:r>
+      <w:r>
+        <w:rPr>
+          <w:rStyle w:val="VerbatimChar"/>
+        </w:rPr>
+        <w:t xml:space="preserve">Rows in dlh_month_df (monthly):</w:t>
+      </w:r>
+      <w:r>
+        <w:br/>
+      </w:r>
+      <w:r>
+        <w:rPr>
+          <w:rStyle w:val="VerbatimChar"/>
+        </w:rPr>
+        <w:t xml:space="preserve">New pattern now visible:</w:t>
+      </w:r>
+    </w:p>
+    <w:p>
+      <w:r>
+        <w:pict>
+          <v:rect style="width:0;height:1.5pt" o:hralign="center" o:hrstd="t" o:hr="t"/>
+        </w:pict>
+      </w:r>
+    </w:p>
+    <w:bookmarkEnd w:id="18"/>
+    <w:bookmarkStart w:id="19" w:name="part-5-summarize-by-year"/>
+    <w:p>
+      <w:pPr>
+        <w:pStyle w:val="Heading1"/>
+      </w:pPr>
+      <w:r>
+        <w:t xml:space="preserve">Part 5 · Summarize by year</w:t>
+      </w:r>
+    </w:p>
+    <w:p>
+      <w:pPr>
+        <w:pStyle w:val="FirstParagraph"/>
+      </w:pPr>
+      <w:r>
+        <w:rPr>
+          <w:b/>
+          <w:bCs/>
+        </w:rPr>
+        <w:t xml:space="preserve">▶ Run this:</w:t>
+      </w:r>
+    </w:p>
+    <w:p>
+      <w:pPr>
+        <w:pStyle w:val="SourceCode"/>
+      </w:pPr>
+      <w:r>
+        <w:rPr>
+          <w:rStyle w:val="CommentTok"/>
+        </w:rPr>
+        <w:t xml:space="preserve"># Mean temperature per year ------------------------------------</w:t>
+      </w:r>
+      <w:r>
+        <w:br/>
+      </w:r>
+      <w:r>
+        <w:rPr>
+          <w:rStyle w:val="NormalTok"/>
+        </w:rPr>
+        <w:t xml:space="preserve">dlh_year_df </w:t>
+      </w:r>
+      <w:r>
+        <w:rPr>
+          <w:rStyle w:val="OtherTok"/>
+        </w:rPr>
+        <w:t xml:space="preserve">&lt;-</w:t>
+      </w:r>
+      <w:r>
+        <w:rPr>
+          <w:rStyle w:val="NormalTok"/>
+        </w:rPr>
+        <w:t xml:space="preserve"> dlh_temp_df </w:t>
+      </w:r>
+      <w:r>
+        <w:rPr>
+          <w:rStyle w:val="SpecialCharTok"/>
+        </w:rPr>
+        <w:t xml:space="preserve">%&gt;%</w:t>
+      </w:r>
+      <w:r>
+        <w:br/>
+      </w:r>
+      <w:r>
+        <w:rPr>
+          <w:rStyle w:val="NormalTok"/>
+        </w:rPr>
+        <w:t xml:space="preserve">  </w:t>
+      </w:r>
+      <w:r>
+        <w:rPr>
+          <w:rStyle w:val="FunctionTok"/>
+        </w:rPr>
+        <w:t xml:space="preserve">group_by</w:t>
+      </w:r>
+      <w:r>
+        <w:rPr>
+          <w:rStyle w:val="NormalTok"/>
+        </w:rPr>
+        <w:t xml:space="preserve">(YEAR) </w:t>
+      </w:r>
+      <w:r>
+        <w:rPr>
+          <w:rStyle w:val="SpecialCharTok"/>
+        </w:rPr>
+        <w:t xml:space="preserve">%&gt;%</w:t>
+      </w:r>
+      <w:r>
+        <w:br/>
+      </w:r>
+      <w:r>
+        <w:rPr>
+          <w:rStyle w:val="NormalTok"/>
+        </w:rPr>
+        <w:t xml:space="preserve">  </w:t>
+      </w:r>
+      <w:r>
+        <w:rPr>
+          <w:rStyle w:val="FunctionTok"/>
+        </w:rPr>
+        <w:t xml:space="preserve">summarize</w:t>
+      </w:r>
+      <w:r>
+        <w:rPr>
+          <w:rStyle w:val="NormalTok"/>
+        </w:rPr>
+        <w:t xml:space="preserve">(</w:t>
+      </w:r>
+      <w:r>
+        <w:br/>
+      </w:r>
+      <w:r>
+        <w:rPr>
+          <w:rStyle w:val="NormalTok"/>
+        </w:rPr>
+        <w:t xml:space="preserve">    </w:t>
+      </w:r>
+      <w:r>
+        <w:rPr>
+          <w:rStyle w:val="AttributeTok"/>
+        </w:rPr>
+        <w:t xml:space="preserve">YEARMODA =</w:t>
+      </w:r>
+      <w:r>
+        <w:rPr>
+          <w:rStyle w:val="NormalTok"/>
+        </w:rPr>
+        <w:t xml:space="preserve"> </w:t>
+      </w:r>
+      <w:r>
+        <w:rPr>
+          <w:rStyle w:val="FunctionTok"/>
+        </w:rPr>
+        <w:t xml:space="preserve">first</w:t>
+      </w:r>
+      <w:r>
+        <w:rPr>
+          <w:rStyle w:val="NormalTok"/>
+        </w:rPr>
+        <w:t xml:space="preserve">(YEARMODA),</w:t>
+      </w:r>
+      <w:r>
+        <w:br/>
+      </w:r>
+      <w:r>
+        <w:rPr>
+          <w:rStyle w:val="NormalTok"/>
+        </w:rPr>
+        <w:t xml:space="preserve">    </w:t>
+      </w:r>
+      <w:r>
+        <w:rPr>
+          <w:rStyle w:val="AttributeTok"/>
+        </w:rPr>
+        <w:t xml:space="preserve">TEMP     =</w:t>
+      </w:r>
+      <w:r>
+        <w:rPr>
+          <w:rStyle w:val="NormalTok"/>
+        </w:rPr>
+        <w:t xml:space="preserve"> </w:t>
+      </w:r>
+      <w:r>
+        <w:rPr>
+          <w:rStyle w:val="FunctionTok"/>
+        </w:rPr>
+        <w:t xml:space="preserve">mean</w:t>
+      </w:r>
+      <w:r>
+        <w:rPr>
+          <w:rStyle w:val="NormalTok"/>
+        </w:rPr>
+        <w:t xml:space="preserve">(TEMP, </w:t>
+      </w:r>
+      <w:r>
+        <w:rPr>
+          <w:rStyle w:val="AttributeTok"/>
+        </w:rPr>
+        <w:t xml:space="preserve">na.rm =</w:t>
+      </w:r>
+      <w:r>
+        <w:rPr>
+          <w:rStyle w:val="NormalTok"/>
+        </w:rPr>
+        <w:t xml:space="preserve"> </w:t>
+      </w:r>
+      <w:r>
+        <w:rPr>
+          <w:rStyle w:val="ConstantTok"/>
+        </w:rPr>
+        <w:t xml:space="preserve">TRUE</w:t>
+      </w:r>
+      <w:r>
+        <w:rPr>
+          <w:rStyle w:val="NormalTok"/>
+        </w:rPr>
+        <w:t xml:space="preserve">)</w:t>
+      </w:r>
+      <w:r>
+        <w:br/>
+      </w:r>
+      <w:r>
+        <w:rPr>
+          <w:rStyle w:val="NormalTok"/>
+        </w:rPr>
+        <w:t xml:space="preserve">  )</w:t>
+      </w:r>
+      <w:r>
+        <w:br/>
+      </w:r>
+      <w:r>
+        <w:br/>
+      </w:r>
+      <w:r>
+        <w:rPr>
+          <w:rStyle w:val="FunctionTok"/>
+        </w:rPr>
+        <w:t xml:space="preserve">head</w:t>
+      </w:r>
+      <w:r>
+        <w:rPr>
+          <w:rStyle w:val="NormalTok"/>
+        </w:rPr>
+        <w:t xml:space="preserve">(dlh_year_df)</w:t>
+      </w:r>
+    </w:p>
+    <w:p>
+      <w:pPr>
+        <w:pStyle w:val="SourceCode"/>
+      </w:pPr>
+      <w:r>
+        <w:rPr>
+          <w:rStyle w:val="NormalTok"/>
+        </w:rPr>
+        <w:t xml:space="preserve">yearly_temp_plot </w:t>
+      </w:r>
+      <w:r>
+        <w:rPr>
+          <w:rStyle w:val="OtherTok"/>
+        </w:rPr>
+        <w:t xml:space="preserve">&lt;-</w:t>
+      </w:r>
+      <w:r>
+        <w:rPr>
+          <w:rStyle w:val="NormalTok"/>
+        </w:rPr>
+        <w:t xml:space="preserve"> dlh_year_df </w:t>
+      </w:r>
+      <w:r>
+        <w:rPr>
+          <w:rStyle w:val="SpecialCharTok"/>
+        </w:rPr>
+        <w:t xml:space="preserve">%&gt;%</w:t>
+      </w:r>
+      <w:r>
+        <w:br/>
+      </w:r>
+      <w:r>
+        <w:rPr>
+          <w:rStyle w:val="NormalTok"/>
+        </w:rPr>
+        <w:t xml:space="preserve">  </w:t>
+      </w:r>
+      <w:r>
+        <w:rPr>
+          <w:rStyle w:val="FunctionTok"/>
+        </w:rPr>
+        <w:t xml:space="preserve">ggplot</w:t>
+      </w:r>
+      <w:r>
+        <w:rPr>
+          <w:rStyle w:val="NormalTok"/>
+        </w:rPr>
+        <w:t xml:space="preserve">(</w:t>
+      </w:r>
+      <w:r>
+        <w:rPr>
+          <w:rStyle w:val="FunctionTok"/>
+        </w:rPr>
+        <w:t xml:space="preserve">aes</w:t>
+      </w:r>
+      <w:r>
+        <w:rPr>
+          <w:rStyle w:val="NormalTok"/>
+        </w:rPr>
+        <w:t xml:space="preserve">(</w:t>
+      </w:r>
+      <w:r>
+        <w:rPr>
+          <w:rStyle w:val="AttributeTok"/>
+        </w:rPr>
+        <w:t xml:space="preserve">x =</w:t>
+      </w:r>
+      <w:r>
+        <w:rPr>
+          <w:rStyle w:val="NormalTok"/>
+        </w:rPr>
+        <w:t xml:space="preserve"> YEAR, </w:t>
+      </w:r>
+      <w:r>
+        <w:rPr>
+          <w:rStyle w:val="AttributeTok"/>
+        </w:rPr>
+        <w:t xml:space="preserve">y =</w:t>
+      </w:r>
+      <w:r>
+        <w:rPr>
+          <w:rStyle w:val="NormalTok"/>
+        </w:rPr>
+        <w:t xml:space="preserve"> TEMP)) </w:t>
+      </w:r>
+      <w:r>
+        <w:rPr>
+          <w:rStyle w:val="SpecialCharTok"/>
+        </w:rPr>
+        <w:t xml:space="preserve">+</w:t>
+      </w:r>
+      <w:r>
+        <w:br/>
+      </w:r>
+      <w:r>
+        <w:rPr>
+          <w:rStyle w:val="NormalTok"/>
+        </w:rPr>
+        <w:t xml:space="preserve">  </w:t>
+      </w:r>
+      <w:r>
+        <w:rPr>
+          <w:rStyle w:val="FunctionTok"/>
+        </w:rPr>
+        <w:t xml:space="preserve">geom_point</w:t>
+      </w:r>
+      <w:r>
+        <w:rPr>
+          <w:rStyle w:val="NormalTok"/>
+        </w:rPr>
+        <w:t xml:space="preserve">(</w:t>
+      </w:r>
+      <w:r>
+        <w:rPr>
+          <w:rStyle w:val="AttributeTok"/>
+        </w:rPr>
+        <w:t xml:space="preserve">size =</w:t>
+      </w:r>
+      <w:r>
+        <w:rPr>
+          <w:rStyle w:val="NormalTok"/>
+        </w:rPr>
+        <w:t xml:space="preserve"> </w:t>
+      </w:r>
+      <w:r>
+        <w:rPr>
+          <w:rStyle w:val="DecValTok"/>
+        </w:rPr>
+        <w:t xml:space="preserve">2</w:t>
+      </w:r>
+      <w:r>
+        <w:rPr>
+          <w:rStyle w:val="NormalTok"/>
+        </w:rPr>
+        <w:t xml:space="preserve">) </w:t>
+      </w:r>
+      <w:r>
+        <w:rPr>
+          <w:rStyle w:val="SpecialCharTok"/>
+        </w:rPr>
+        <w:t xml:space="preserve">+</w:t>
+      </w:r>
+      <w:r>
+        <w:br/>
+      </w:r>
+      <w:r>
+        <w:rPr>
+          <w:rStyle w:val="NormalTok"/>
+        </w:rPr>
+        <w:t xml:space="preserve">  </w:t>
+      </w:r>
+      <w:r>
+        <w:rPr>
+          <w:rStyle w:val="FunctionTok"/>
+        </w:rPr>
+        <w:t xml:space="preserve">geom_line</w:t>
+      </w:r>
+      <w:r>
+        <w:rPr>
+          <w:rStyle w:val="NormalTok"/>
+        </w:rPr>
+        <w:t xml:space="preserve">() </w:t>
+      </w:r>
+      <w:r>
+        <w:rPr>
+          <w:rStyle w:val="SpecialCharTok"/>
+        </w:rPr>
+        <w:t xml:space="preserve">+</w:t>
+      </w:r>
+      <w:r>
+        <w:br/>
+      </w:r>
+      <w:r>
+        <w:rPr>
+          <w:rStyle w:val="NormalTok"/>
+        </w:rPr>
+        <w:t xml:space="preserve">  </w:t>
+      </w:r>
+      <w:r>
+        <w:rPr>
+          <w:rStyle w:val="FunctionTok"/>
+        </w:rPr>
+        <w:t xml:space="preserve">geom_smooth</w:t>
+      </w:r>
+      <w:r>
+        <w:rPr>
+          <w:rStyle w:val="NormalTok"/>
+        </w:rPr>
+        <w:t xml:space="preserve">(</w:t>
+      </w:r>
+      <w:r>
+        <w:rPr>
+          <w:rStyle w:val="AttributeTok"/>
+        </w:rPr>
+        <w:t xml:space="preserve">method =</w:t>
+      </w:r>
+      <w:r>
+        <w:rPr>
+          <w:rStyle w:val="NormalTok"/>
+        </w:rPr>
+        <w:t xml:space="preserve"> </w:t>
+      </w:r>
+      <w:r>
+        <w:rPr>
+          <w:rStyle w:val="StringTok"/>
+        </w:rPr>
+        <w:t xml:space="preserve">"lm"</w:t>
+      </w:r>
+      <w:r>
+        <w:rPr>
+          <w:rStyle w:val="NormalTok"/>
+        </w:rPr>
+        <w:t xml:space="preserve">, </w:t>
+      </w:r>
+      <w:r>
+        <w:rPr>
+          <w:rStyle w:val="AttributeTok"/>
+        </w:rPr>
+        <w:t xml:space="preserve">color =</w:t>
+      </w:r>
+      <w:r>
+        <w:rPr>
+          <w:rStyle w:val="NormalTok"/>
+        </w:rPr>
+        <w:t xml:space="preserve"> </w:t>
+      </w:r>
+      <w:r>
+        <w:rPr>
+          <w:rStyle w:val="StringTok"/>
+        </w:rPr>
+        <w:t xml:space="preserve">"firebrick"</w:t>
+      </w:r>
+      <w:r>
+        <w:rPr>
+          <w:rStyle w:val="NormalTok"/>
+        </w:rPr>
+        <w:t xml:space="preserve">) </w:t>
+      </w:r>
+      <w:r>
+        <w:rPr>
+          <w:rStyle w:val="SpecialCharTok"/>
+        </w:rPr>
+        <w:t xml:space="preserve">+</w:t>
+      </w:r>
+      <w:r>
+        <w:br/>
+      </w:r>
+      <w:r>
+        <w:rPr>
+          <w:rStyle w:val="NormalTok"/>
+        </w:rPr>
+        <w:t xml:space="preserve">  </w:t>
+      </w:r>
+      <w:r>
+        <w:rPr>
+          <w:rStyle w:val="FunctionTok"/>
+        </w:rPr>
+        <w:t xml:space="preserve">labs</w:t>
+      </w:r>
+      <w:r>
+        <w:rPr>
+          <w:rStyle w:val="NormalTok"/>
+        </w:rPr>
+        <w:t xml:space="preserve">(</w:t>
+      </w:r>
+      <w:r>
+        <w:br/>
+      </w:r>
+      <w:r>
+        <w:rPr>
+          <w:rStyle w:val="NormalTok"/>
+        </w:rPr>
+        <w:t xml:space="preserve">    </w:t>
+      </w:r>
+      <w:r>
+        <w:rPr>
+          <w:rStyle w:val="AttributeTok"/>
+        </w:rPr>
+        <w:t xml:space="preserve">title =</w:t>
+      </w:r>
+      <w:r>
+        <w:rPr>
+          <w:rStyle w:val="NormalTok"/>
+        </w:rPr>
+        <w:t xml:space="preserve"> </w:t>
+      </w:r>
+      <w:r>
+        <w:rPr>
+          <w:rStyle w:val="StringTok"/>
+        </w:rPr>
+        <w:t xml:space="preserve">"Duluth Annual Mean Temperature, 1948–2025"</w:t>
+      </w:r>
+      <w:r>
+        <w:rPr>
+          <w:rStyle w:val="NormalTok"/>
+        </w:rPr>
+        <w:t xml:space="preserve">,</w:t>
+      </w:r>
+      <w:r>
+        <w:br/>
+      </w:r>
+      <w:r>
+        <w:rPr>
+          <w:rStyle w:val="NormalTok"/>
+        </w:rPr>
+        <w:t xml:space="preserve">    </w:t>
+      </w:r>
+      <w:r>
+        <w:rPr>
+          <w:rStyle w:val="AttributeTok"/>
+        </w:rPr>
+        <w:t xml:space="preserve">x =</w:t>
+      </w:r>
+      <w:r>
+        <w:rPr>
+          <w:rStyle w:val="NormalTok"/>
+        </w:rPr>
+        <w:t xml:space="preserve"> </w:t>
+      </w:r>
+      <w:r>
+        <w:rPr>
+          <w:rStyle w:val="StringTok"/>
+        </w:rPr>
+        <w:t xml:space="preserve">"Year"</w:t>
+      </w:r>
+      <w:r>
+        <w:rPr>
+          <w:rStyle w:val="NormalTok"/>
+        </w:rPr>
+        <w:t xml:space="preserve">, </w:t>
+      </w:r>
+      <w:r>
+        <w:rPr>
+          <w:rStyle w:val="AttributeTok"/>
+        </w:rPr>
+        <w:t xml:space="preserve">y =</w:t>
+      </w:r>
+      <w:r>
+        <w:rPr>
+          <w:rStyle w:val="NormalTok"/>
+        </w:rPr>
+        <w:t xml:space="preserve"> </w:t>
+      </w:r>
+      <w:r>
+        <w:rPr>
+          <w:rStyle w:val="StringTok"/>
+        </w:rPr>
+        <w:t xml:space="preserve">"Mean Temp (°C)"</w:t>
+      </w:r>
+      <w:r>
+        <w:br/>
+      </w:r>
+      <w:r>
+        <w:rPr>
+          <w:rStyle w:val="NormalTok"/>
+        </w:rPr>
+        <w:t xml:space="preserve">  ) </w:t>
+      </w:r>
+      <w:r>
+        <w:rPr>
+          <w:rStyle w:val="SpecialCharTok"/>
+        </w:rPr>
+        <w:t xml:space="preserve">+</w:t>
+      </w:r>
+      <w:r>
+        <w:br/>
+      </w:r>
+      <w:r>
+        <w:rPr>
+          <w:rStyle w:val="NormalTok"/>
+        </w:rPr>
+        <w:t xml:space="preserve">  </w:t>
+      </w:r>
+      <w:r>
+        <w:rPr>
+          <w:rStyle w:val="FunctionTok"/>
+        </w:rPr>
+        <w:t xml:space="preserve">theme_minimal</w:t>
+      </w:r>
+      <w:r>
+        <w:rPr>
+          <w:rStyle w:val="NormalTok"/>
+        </w:rPr>
+        <w:t xml:space="preserve">()</w:t>
+      </w:r>
+      <w:r>
+        <w:br/>
+      </w:r>
+      <w:r>
+        <w:br/>
+      </w:r>
+      <w:r>
+        <w:rPr>
+          <w:rStyle w:val="NormalTok"/>
+        </w:rPr>
+        <w:t xml:space="preserve">yearly_temp_plot</w:t>
+      </w:r>
+    </w:p>
+    <w:p>
+      <w:pPr>
+        <w:pStyle w:val="FirstParagraph"/>
+      </w:pPr>
+      <w:r>
+        <w:t xml:space="preserve">✏️</w:t>
+      </w:r>
+      <w:r>
+        <w:t xml:space="preserve"> </w:t>
+      </w:r>
+      <w:r>
+        <w:rPr>
+          <w:b/>
+          <w:bCs/>
+        </w:rPr>
+        <w:t xml:space="preserve">Your turn:</w:t>
+      </w:r>
+      <w:r>
+        <w:t xml:space="preserve"> </w:t>
+      </w:r>
+      <w:r>
+        <w:t xml:space="preserve">Fill in the table comparing all three levels of summary:</w:t>
+      </w:r>
+    </w:p>
+    <w:p>
+      <w:pPr>
+        <w:pStyle w:val="SourceCode"/>
+      </w:pPr>
+      <w:r>
+        <w:rPr>
+          <w:rStyle w:val="VerbatimChar"/>
+        </w:rPr>
+        <w:t xml:space="preserve">Level      Rows     What it shows clearly      What it hides</w:t>
+      </w:r>
+      <w:r>
+        <w:br/>
+      </w:r>
+      <w:r>
+        <w:rPr>
+          <w:rStyle w:val="VerbatimChar"/>
+        </w:rPr>
+        <w:t xml:space="preserve">--------   ------   -------------------------  -------------------------</w:t>
+      </w:r>
+      <w:r>
+        <w:br/>
+      </w:r>
+      <w:r>
+        <w:rPr>
+          <w:rStyle w:val="VerbatimChar"/>
+        </w:rPr>
+        <w:t xml:space="preserve">Daily                </w:t>
+      </w:r>
+      <w:r>
+        <w:br/>
+      </w:r>
+      <w:r>
+        <w:rPr>
+          <w:rStyle w:val="VerbatimChar"/>
+        </w:rPr>
+        <w:t xml:space="preserve">Monthly              </w:t>
+      </w:r>
+      <w:r>
+        <w:br/>
+      </w:r>
+      <w:r>
+        <w:rPr>
+          <w:rStyle w:val="VerbatimChar"/>
+        </w:rPr>
+        <w:t xml:space="preserve">Yearly               </w:t>
+      </w:r>
+    </w:p>
+    <w:p>
+      <w:pPr>
+        <w:pStyle w:val="FirstParagraph"/>
+      </w:pPr>
+      <w:r>
+        <w:t xml:space="preserve">✏️</w:t>
+      </w:r>
+      <w:r>
+        <w:t xml:space="preserve"> </w:t>
+      </w:r>
+      <w:r>
+        <w:rPr>
+          <w:b/>
+          <w:bCs/>
+        </w:rPr>
+        <w:t xml:space="preserve">Your turn:</w:t>
+      </w:r>
+      <w:r>
+        <w:t xml:space="preserve"> </w:t>
+      </w:r>
+      <w:r>
+        <w:t xml:space="preserve">Which summary level would you use if you wanted to know about a single extreme heat wave? Which would you use to study climate change? Explain why they’re different.</w:t>
+      </w:r>
+    </w:p>
+    <w:p>
+      <w:pPr>
+        <w:pStyle w:val="SourceCode"/>
+      </w:pPr>
+      <w:r>
+        <w:rPr>
+          <w:rStyle w:val="VerbatimChar"/>
+        </w:rPr>
+        <w:t xml:space="preserve">Best level for a single heat wave:</w:t>
+      </w:r>
+      <w:r>
+        <w:br/>
+      </w:r>
+      <w:r>
+        <w:rPr>
+          <w:rStyle w:val="VerbatimChar"/>
+        </w:rPr>
+        <w:t xml:space="preserve">Best level for climate change:</w:t>
+      </w:r>
+      <w:r>
+        <w:br/>
+      </w:r>
+      <w:r>
+        <w:rPr>
+          <w:rStyle w:val="VerbatimChar"/>
+        </w:rPr>
+        <w:t xml:space="preserve">Why they're different:</w:t>
+      </w:r>
+    </w:p>
+    <w:p>
+      <w:r>
+        <w:pict>
+          <v:rect style="width:0;height:1.5pt" o:hralign="center" o:hrstd="t" o:hr="t"/>
+        </w:pict>
+      </w:r>
+    </w:p>
+    <w:bookmarkEnd w:id="19"/>
+    <w:bookmarkStart w:id="20" w:name="part-6-model-the-rate-of-change-with-lm"/>
+    <w:p>
+      <w:pPr>
+        <w:pStyle w:val="Heading1"/>
+      </w:pPr>
+      <w:r>
+        <w:t xml:space="preserve">Part 6 · Model the rate of change with</w:t>
+      </w:r>
+      <w:r>
+        <w:t xml:space="preserve"> </w:t>
+      </w:r>
+      <w:r>
+        <w:rPr>
+          <w:rStyle w:val="VerbatimChar"/>
+        </w:rPr>
+        <w:t xml:space="preserve">lm()</w:t>
+      </w:r>
+    </w:p>
+    <w:p>
+      <w:pPr>
+        <w:pStyle w:val="FirstParagraph"/>
+      </w:pPr>
+      <w:r>
+        <w:rPr>
+          <w:b/>
+          <w:bCs/>
+        </w:rPr>
+        <w:t xml:space="preserve">▶ Run this:</w:t>
+      </w:r>
+    </w:p>
+    <w:p>
+      <w:pPr>
+        <w:pStyle w:val="SourceCode"/>
+      </w:pPr>
+      <w:r>
+        <w:rPr>
+          <w:rStyle w:val="CommentTok"/>
+        </w:rPr>
+        <w:t xml:space="preserve"># Fit a regression: TEMP predicted by YEAR ----------------------</w:t>
+      </w:r>
+      <w:r>
+        <w:br/>
+      </w:r>
+      <w:r>
+        <w:rPr>
+          <w:rStyle w:val="NormalTok"/>
+        </w:rPr>
+        <w:t xml:space="preserve">yearly_temp_model </w:t>
+      </w:r>
+      <w:r>
+        <w:rPr>
+          <w:rStyle w:val="OtherTok"/>
+        </w:rPr>
+        <w:t xml:space="preserve">&lt;-</w:t>
+      </w:r>
+      <w:r>
+        <w:rPr>
+          <w:rStyle w:val="NormalTok"/>
+        </w:rPr>
+        <w:t xml:space="preserve"> </w:t>
+      </w:r>
+      <w:r>
+        <w:rPr>
+          <w:rStyle w:val="FunctionTok"/>
+        </w:rPr>
+        <w:t xml:space="preserve">lm</w:t>
+      </w:r>
+      <w:r>
+        <w:rPr>
+          <w:rStyle w:val="NormalTok"/>
+        </w:rPr>
+        <w:t xml:space="preserve">(TEMP </w:t>
+      </w:r>
+      <w:r>
+        <w:rPr>
+          <w:rStyle w:val="SpecialCharTok"/>
+        </w:rPr>
+        <w:t xml:space="preserve">~</w:t>
+      </w:r>
+      <w:r>
+        <w:rPr>
+          <w:rStyle w:val="NormalTok"/>
+        </w:rPr>
+        <w:t xml:space="preserve"> YEAR, </w:t>
+      </w:r>
+      <w:r>
+        <w:rPr>
+          <w:rStyle w:val="AttributeTok"/>
+        </w:rPr>
+        <w:t xml:space="preserve">data =</w:t>
+      </w:r>
+      <w:r>
+        <w:rPr>
+          <w:rStyle w:val="NormalTok"/>
+        </w:rPr>
+        <w:t xml:space="preserve"> dlh_year_df)</w:t>
+      </w:r>
+      <w:r>
+        <w:br/>
+      </w:r>
+      <w:r>
+        <w:br/>
+      </w:r>
+      <w:r>
+        <w:rPr>
+          <w:rStyle w:val="FunctionTok"/>
+        </w:rPr>
+        <w:t xml:space="preserve">summary</w:t>
+      </w:r>
+      <w:r>
+        <w:rPr>
+          <w:rStyle w:val="NormalTok"/>
+        </w:rPr>
+        <w:t xml:space="preserve">(yearly_temp_model)</w:t>
+      </w:r>
+    </w:p>
+    <w:p>
+      <w:pPr>
+        <w:pStyle w:val="FirstParagraph"/>
+      </w:pPr>
+      <w:r>
+        <w:t xml:space="preserve">✏️</w:t>
+      </w:r>
+      <w:r>
+        <w:t xml:space="preserve"> </w:t>
+      </w:r>
+      <w:r>
+        <w:rPr>
+          <w:b/>
+          <w:bCs/>
+        </w:rPr>
+        <w:t xml:space="preserve">Your turn:</w:t>
+      </w:r>
+      <w:r>
+        <w:t xml:space="preserve"> </w:t>
+      </w:r>
+      <w:r>
+        <w:t xml:space="preserve">This is the exact same</w:t>
+      </w:r>
+      <w:r>
+        <w:t xml:space="preserve"> </w:t>
+      </w:r>
+      <w:r>
+        <w:rPr>
+          <w:rStyle w:val="VerbatimChar"/>
+        </w:rPr>
+        <w:t xml:space="preserve">lm()</w:t>
+      </w:r>
+      <w:r>
+        <w:t xml:space="preserve"> </w:t>
+      </w:r>
+      <w:r>
+        <w:t xml:space="preserve">syntax from Worksheet 05. Fill in what X and Y are in this new context:</w:t>
+      </w:r>
+    </w:p>
+    <w:p>
+      <w:pPr>
+        <w:pStyle w:val="SourceCode"/>
+      </w:pPr>
+      <w:r>
+        <w:rPr>
+          <w:rStyle w:val="VerbatimChar"/>
+        </w:rPr>
+        <w:t xml:space="preserve">Worksheet 05:  X = mass_g       Y = area_cm2</w:t>
+      </w:r>
+      <w:r>
+        <w:br/>
+      </w:r>
+      <w:r>
+        <w:rPr>
+          <w:rStyle w:val="VerbatimChar"/>
+        </w:rPr>
+        <w:t xml:space="preserve">Worksheet 06:  X = _____        Y = _____</w:t>
+      </w:r>
+    </w:p>
+    <w:p>
+      <w:pPr>
+        <w:pStyle w:val="FirstParagraph"/>
+      </w:pPr>
+      <w:r>
+        <w:rPr>
+          <w:b/>
+          <w:bCs/>
+        </w:rPr>
+        <w:t xml:space="preserve">▶ Run this:</w:t>
+      </w:r>
+    </w:p>
+    <w:p>
+      <w:pPr>
+        <w:pStyle w:val="SourceCode"/>
+      </w:pPr>
+      <w:r>
+        <w:rPr>
+          <w:rStyle w:val="CommentTok"/>
+        </w:rPr>
+        <w:t xml:space="preserve"># Pull the slope and convert to °C per decade --------------------</w:t>
+      </w:r>
+      <w:r>
+        <w:br/>
+      </w:r>
+      <w:r>
+        <w:rPr>
+          <w:rStyle w:val="NormalTok"/>
+        </w:rPr>
+        <w:t xml:space="preserve">yearly_intercept </w:t>
+      </w:r>
+      <w:r>
+        <w:rPr>
+          <w:rStyle w:val="OtherTok"/>
+        </w:rPr>
+        <w:t xml:space="preserve">&lt;-</w:t>
+      </w:r>
+      <w:r>
+        <w:rPr>
+          <w:rStyle w:val="NormalTok"/>
+        </w:rPr>
+        <w:t xml:space="preserve"> </w:t>
+      </w:r>
+      <w:r>
+        <w:rPr>
+          <w:rStyle w:val="FunctionTok"/>
+        </w:rPr>
+        <w:t xml:space="preserve">coef</w:t>
+      </w:r>
+      <w:r>
+        <w:rPr>
+          <w:rStyle w:val="NormalTok"/>
+        </w:rPr>
+        <w:t xml:space="preserve">(yearly_temp_model)[</w:t>
+      </w:r>
+      <w:r>
+        <w:rPr>
+          <w:rStyle w:val="DecValTok"/>
+        </w:rPr>
+        <w:t xml:space="preserve">1</w:t>
+      </w:r>
+      <w:r>
+        <w:rPr>
+          <w:rStyle w:val="NormalTok"/>
+        </w:rPr>
+        <w:t xml:space="preserve">]</w:t>
+      </w:r>
+      <w:r>
+        <w:br/>
+      </w:r>
+      <w:r>
+        <w:rPr>
+          <w:rStyle w:val="NormalTok"/>
+        </w:rPr>
+        <w:t xml:space="preserve">yearly_slope     </w:t>
+      </w:r>
+      <w:r>
+        <w:rPr>
+          <w:rStyle w:val="OtherTok"/>
+        </w:rPr>
+        <w:t xml:space="preserve">&lt;-</w:t>
+      </w:r>
+      <w:r>
+        <w:rPr>
+          <w:rStyle w:val="NormalTok"/>
+        </w:rPr>
+        <w:t xml:space="preserve"> </w:t>
+      </w:r>
+      <w:r>
+        <w:rPr>
+          <w:rStyle w:val="FunctionTok"/>
+        </w:rPr>
+        <w:t xml:space="preserve">coef</w:t>
+      </w:r>
+      <w:r>
+        <w:rPr>
+          <w:rStyle w:val="NormalTok"/>
+        </w:rPr>
+        <w:t xml:space="preserve">(yearly_temp_model)[</w:t>
+      </w:r>
+      <w:r>
+        <w:rPr>
+          <w:rStyle w:val="DecValTok"/>
+        </w:rPr>
+        <w:t xml:space="preserve">2</w:t>
+      </w:r>
+      <w:r>
+        <w:rPr>
+          <w:rStyle w:val="NormalTok"/>
+        </w:rPr>
+        <w:t xml:space="preserve">]</w:t>
+      </w:r>
+      <w:r>
+        <w:br/>
+      </w:r>
+      <w:r>
+        <w:br/>
+      </w:r>
+      <w:r>
+        <w:rPr>
+          <w:rStyle w:val="FunctionTok"/>
+        </w:rPr>
+        <w:t xml:space="preserve">cat</w:t>
+      </w:r>
+      <w:r>
+        <w:rPr>
+          <w:rStyle w:val="NormalTok"/>
+        </w:rPr>
+        <w:t xml:space="preserve">(</w:t>
+      </w:r>
+      <w:r>
+        <w:rPr>
+          <w:rStyle w:val="StringTok"/>
+        </w:rPr>
+        <w:t xml:space="preserve">"Slope (b)      ="</w:t>
+      </w:r>
+      <w:r>
+        <w:rPr>
+          <w:rStyle w:val="NormalTok"/>
+        </w:rPr>
+        <w:t xml:space="preserve">, </w:t>
+      </w:r>
+      <w:r>
+        <w:rPr>
+          <w:rStyle w:val="FunctionTok"/>
+        </w:rPr>
+        <w:t xml:space="preserve">round</w:t>
+      </w:r>
+      <w:r>
+        <w:rPr>
+          <w:rStyle w:val="NormalTok"/>
+        </w:rPr>
+        <w:t xml:space="preserve">(yearly_slope, </w:t>
+      </w:r>
+      <w:r>
+        <w:rPr>
+          <w:rStyle w:val="DecValTok"/>
+        </w:rPr>
+        <w:t xml:space="preserve">4</w:t>
+      </w:r>
+      <w:r>
+        <w:rPr>
+          <w:rStyle w:val="NormalTok"/>
+        </w:rPr>
+        <w:t xml:space="preserve">), </w:t>
+      </w:r>
+      <w:r>
+        <w:rPr>
+          <w:rStyle w:val="StringTok"/>
+        </w:rPr>
+        <w:t xml:space="preserve">"°C/year</w:t>
+      </w:r>
+      <w:r>
+        <w:rPr>
+          <w:rStyle w:val="SpecialCharTok"/>
+        </w:rPr>
+        <w:t xml:space="preserve">\n</w:t>
+      </w:r>
+      <w:r>
+        <w:rPr>
+          <w:rStyle w:val="StringTok"/>
+        </w:rPr>
+        <w:t xml:space="preserve">"</w:t>
+      </w:r>
+      <w:r>
+        <w:rPr>
+          <w:rStyle w:val="NormalTok"/>
+        </w:rPr>
+        <w:t xml:space="preserve">)</w:t>
+      </w:r>
+      <w:r>
+        <w:br/>
+      </w:r>
+      <w:r>
+        <w:rPr>
+          <w:rStyle w:val="FunctionTok"/>
+        </w:rPr>
+        <w:t xml:space="preserve">cat</w:t>
+      </w:r>
+      <w:r>
+        <w:rPr>
+          <w:rStyle w:val="NormalTok"/>
+        </w:rPr>
+        <w:t xml:space="preserve">(</w:t>
+      </w:r>
+      <w:r>
+        <w:rPr>
+          <w:rStyle w:val="StringTok"/>
+        </w:rPr>
+        <w:t xml:space="preserve">"Warming rate   ="</w:t>
+      </w:r>
+      <w:r>
+        <w:rPr>
+          <w:rStyle w:val="NormalTok"/>
+        </w:rPr>
+        <w:t xml:space="preserve">, </w:t>
+      </w:r>
+      <w:r>
+        <w:rPr>
+          <w:rStyle w:val="FunctionTok"/>
+        </w:rPr>
+        <w:t xml:space="preserve">round</w:t>
+      </w:r>
+      <w:r>
+        <w:rPr>
+          <w:rStyle w:val="NormalTok"/>
+        </w:rPr>
+        <w:t xml:space="preserve">(yearly_slope </w:t>
+      </w:r>
+      <w:r>
+        <w:rPr>
+          <w:rStyle w:val="SpecialCharTok"/>
+        </w:rPr>
+        <w:t xml:space="preserve">*</w:t>
+      </w:r>
+      <w:r>
+        <w:rPr>
+          <w:rStyle w:val="NormalTok"/>
+        </w:rPr>
+        <w:t xml:space="preserve"> </w:t>
+      </w:r>
+      <w:r>
+        <w:rPr>
+          <w:rStyle w:val="DecValTok"/>
+        </w:rPr>
+        <w:t xml:space="preserve">10</w:t>
+      </w:r>
+      <w:r>
+        <w:rPr>
+          <w:rStyle w:val="NormalTok"/>
+        </w:rPr>
+        <w:t xml:space="preserve">, </w:t>
+      </w:r>
+      <w:r>
+        <w:rPr>
+          <w:rStyle w:val="DecValTok"/>
+        </w:rPr>
+        <w:t xml:space="preserve">3</w:t>
+      </w:r>
+      <w:r>
+        <w:rPr>
+          <w:rStyle w:val="NormalTok"/>
+        </w:rPr>
+        <w:t xml:space="preserve">), </w:t>
+      </w:r>
+      <w:r>
+        <w:rPr>
+          <w:rStyle w:val="StringTok"/>
+        </w:rPr>
+        <w:t xml:space="preserve">"°C per decade</w:t>
+      </w:r>
+      <w:r>
+        <w:rPr>
+          <w:rStyle w:val="SpecialCharTok"/>
+        </w:rPr>
+        <w:t xml:space="preserve">\n</w:t>
+      </w:r>
+      <w:r>
+        <w:rPr>
+          <w:rStyle w:val="StringTok"/>
+        </w:rPr>
+        <w:t xml:space="preserve">"</w:t>
+      </w:r>
+      <w:r>
+        <w:rPr>
+          <w:rStyle w:val="NormalTok"/>
+        </w:rPr>
+        <w:t xml:space="preserve">)</w:t>
+      </w:r>
+    </w:p>
+    <w:p>
+      <w:pPr>
+        <w:pStyle w:val="FirstParagraph"/>
+      </w:pPr>
+      <w:r>
+        <w:t xml:space="preserve">✏️</w:t>
+      </w:r>
+      <w:r>
+        <w:t xml:space="preserve"> </w:t>
+      </w:r>
+      <w:r>
+        <w:rPr>
+          <w:b/>
+          <w:bCs/>
+        </w:rPr>
+        <w:t xml:space="preserve">Your turn:</w:t>
+      </w:r>
+      <w:r>
+        <w:t xml:space="preserve"> </w:t>
+      </w:r>
+      <w:r>
+        <w:t xml:space="preserve">Report the results from your</w:t>
+      </w:r>
+      <w:r>
+        <w:t xml:space="preserve"> </w:t>
+      </w:r>
+      <w:r>
+        <w:rPr>
+          <w:rStyle w:val="VerbatimChar"/>
+        </w:rPr>
+        <w:t xml:space="preserve">summary()</w:t>
+      </w:r>
+      <w:r>
+        <w:t xml:space="preserve"> </w:t>
+      </w:r>
+      <w:r>
+        <w:t xml:space="preserve">output:</w:t>
+      </w:r>
+    </w:p>
+    <w:p>
+      <w:pPr>
+        <w:pStyle w:val="SourceCode"/>
+      </w:pPr>
+      <w:r>
+        <w:rPr>
+          <w:rStyle w:val="VerbatimChar"/>
+        </w:rPr>
+        <w:t xml:space="preserve">Slope (b) =</w:t>
+      </w:r>
+      <w:r>
+        <w:br/>
+      </w:r>
+      <w:r>
+        <w:rPr>
+          <w:rStyle w:val="VerbatimChar"/>
+        </w:rPr>
+        <w:t xml:space="preserve">p-value for the slope =</w:t>
+      </w:r>
+      <w:r>
+        <w:br/>
+      </w:r>
+      <w:r>
+        <w:rPr>
+          <w:rStyle w:val="VerbatimChar"/>
+        </w:rPr>
+        <w:t xml:space="preserve">R-squared =</w:t>
+      </w:r>
+      <w:r>
+        <w:br/>
+      </w:r>
+      <w:r>
+        <w:rPr>
+          <w:rStyle w:val="VerbatimChar"/>
+        </w:rPr>
+        <w:t xml:space="preserve">Warming rate in °C per decade =</w:t>
+      </w:r>
+      <w:r>
+        <w:br/>
+      </w:r>
+      <w:r>
+        <w:rPr>
+          <w:rStyle w:val="VerbatimChar"/>
+        </w:rPr>
+        <w:t xml:space="preserve">Is the warming trend statistically significant at α = 0.05?  Y / N</w:t>
+      </w:r>
+    </w:p>
+    <w:p>
+      <w:pPr>
+        <w:pStyle w:val="BlockText"/>
+      </w:pPr>
+      <w:r>
+        <w:t xml:space="preserve">📖</w:t>
+      </w:r>
+      <w:r>
+        <w:t xml:space="preserve"> </w:t>
+      </w:r>
+      <w:r>
+        <w:rPr>
+          <w:b/>
+          <w:bCs/>
+        </w:rPr>
+        <w:t xml:space="preserve">Whitlock &amp; Schluter §17.3:</w:t>
+      </w:r>
+      <w:r>
+        <w:t xml:space="preserve"> </w:t>
+      </w:r>
+      <w:r>
+        <w:t xml:space="preserve">the slope’s p-value tests H₀: β = 0. A significant slope means temperature is changing systematically with year — not just by chance.</w:t>
+      </w:r>
+    </w:p>
+    <w:p>
+      <w:r>
+        <w:pict>
+          <v:rect style="width:0;height:1.5pt" o:hralign="center" o:hrstd="t" o:hr="t"/>
+        </w:pict>
+      </w:r>
+    </w:p>
+    <w:bookmarkEnd w:id="20"/>
+    <w:bookmarkStart w:id="21" w:name="X3d7aa519c0ed9dc6a5889a31501438c525e9db1"/>
+    <w:p>
+      <w:pPr>
+        <w:pStyle w:val="Heading1"/>
+      </w:pPr>
+      <w:r>
+        <w:t xml:space="preserve">Part 7 · Build a season variable with</w:t>
+      </w:r>
+      <w:r>
+        <w:t xml:space="preserve"> </w:t>
+      </w:r>
+      <w:r>
+        <w:rPr>
+          <w:rStyle w:val="VerbatimChar"/>
+        </w:rPr>
+        <w:t xml:space="preserve">case_when()</w:t>
+      </w:r>
+    </w:p>
+    <w:p>
+      <w:pPr>
+        <w:pStyle w:val="FirstParagraph"/>
+      </w:pPr>
+      <w:r>
+        <w:t xml:space="preserve">We now ask a sharper question:</w:t>
+      </w:r>
+      <w:r>
+        <w:t xml:space="preserve"> </w:t>
+      </w:r>
+      <w:r>
+        <w:rPr>
+          <w:b/>
+          <w:bCs/>
+        </w:rPr>
+        <w:t xml:space="preserve">is winter warming at the same rate as summer?</w:t>
+      </w:r>
+    </w:p>
+    <w:p>
+      <w:pPr>
+        <w:pStyle w:val="BodyText"/>
+      </w:pPr>
+      <w:r>
+        <w:rPr>
+          <w:b/>
+          <w:bCs/>
+        </w:rPr>
+        <w:t xml:space="preserve">▶ Run this:</w:t>
+      </w:r>
+    </w:p>
+    <w:p>
+      <w:pPr>
+        <w:pStyle w:val="SourceCode"/>
+      </w:pPr>
+      <w:r>
+        <w:rPr>
+          <w:rStyle w:val="CommentTok"/>
+        </w:rPr>
+        <w:t xml:space="preserve"># Label each day as summer, winter, or shoulder season -------------</w:t>
+      </w:r>
+      <w:r>
+        <w:br/>
+      </w:r>
+      <w:r>
+        <w:rPr>
+          <w:rStyle w:val="NormalTok"/>
+        </w:rPr>
+        <w:t xml:space="preserve">dlh_season_df </w:t>
+      </w:r>
+      <w:r>
+        <w:rPr>
+          <w:rStyle w:val="OtherTok"/>
+        </w:rPr>
+        <w:t xml:space="preserve">&lt;-</w:t>
+      </w:r>
+      <w:r>
+        <w:rPr>
+          <w:rStyle w:val="NormalTok"/>
+        </w:rPr>
+        <w:t xml:space="preserve"> dlh_temp_df </w:t>
+      </w:r>
+      <w:r>
+        <w:rPr>
+          <w:rStyle w:val="SpecialCharTok"/>
+        </w:rPr>
+        <w:t xml:space="preserve">%&gt;%</w:t>
+      </w:r>
+      <w:r>
+        <w:br/>
+      </w:r>
+      <w:r>
+        <w:rPr>
+          <w:rStyle w:val="NormalTok"/>
+        </w:rPr>
+        <w:t xml:space="preserve">  </w:t>
+      </w:r>
+      <w:r>
+        <w:rPr>
+          <w:rStyle w:val="FunctionTok"/>
+        </w:rPr>
+        <w:t xml:space="preserve">mutate</w:t>
+      </w:r>
+      <w:r>
+        <w:rPr>
+          <w:rStyle w:val="NormalTok"/>
+        </w:rPr>
+        <w:t xml:space="preserve">(</w:t>
+      </w:r>
+      <w:r>
+        <w:br/>
+      </w:r>
+      <w:r>
+        <w:rPr>
+          <w:rStyle w:val="NormalTok"/>
+        </w:rPr>
+        <w:t xml:space="preserve">    </w:t>
+      </w:r>
+      <w:r>
+        <w:rPr>
+          <w:rStyle w:val="AttributeTok"/>
+        </w:rPr>
+        <w:t xml:space="preserve">season =</w:t>
+      </w:r>
+      <w:r>
+        <w:rPr>
+          <w:rStyle w:val="NormalTok"/>
+        </w:rPr>
+        <w:t xml:space="preserve"> </w:t>
+      </w:r>
+      <w:r>
+        <w:rPr>
+          <w:rStyle w:val="FunctionTok"/>
+        </w:rPr>
+        <w:t xml:space="preserve">case_when</w:t>
+      </w:r>
+      <w:r>
+        <w:rPr>
+          <w:rStyle w:val="NormalTok"/>
+        </w:rPr>
+        <w:t xml:space="preserve">(</w:t>
+      </w:r>
+      <w:r>
+        <w:br/>
+      </w:r>
+      <w:r>
+        <w:rPr>
+          <w:rStyle w:val="NormalTok"/>
+        </w:rPr>
+        <w:t xml:space="preserve">      MONTH </w:t>
+      </w:r>
+      <w:r>
+        <w:rPr>
+          <w:rStyle w:val="SpecialCharTok"/>
+        </w:rPr>
+        <w:t xml:space="preserve">%in%</w:t>
+      </w:r>
+      <w:r>
+        <w:rPr>
+          <w:rStyle w:val="NormalTok"/>
+        </w:rPr>
+        <w:t xml:space="preserve"> </w:t>
+      </w:r>
+      <w:r>
+        <w:rPr>
+          <w:rStyle w:val="FunctionTok"/>
+        </w:rPr>
+        <w:t xml:space="preserve">c</w:t>
+      </w:r>
+      <w:r>
+        <w:rPr>
+          <w:rStyle w:val="NormalTok"/>
+        </w:rPr>
+        <w:t xml:space="preserve">(</w:t>
+      </w:r>
+      <w:r>
+        <w:rPr>
+          <w:rStyle w:val="DecValTok"/>
+        </w:rPr>
+        <w:t xml:space="preserve">6</w:t>
+      </w:r>
+      <w:r>
+        <w:rPr>
+          <w:rStyle w:val="NormalTok"/>
+        </w:rPr>
+        <w:t xml:space="preserve">, </w:t>
+      </w:r>
+      <w:r>
+        <w:rPr>
+          <w:rStyle w:val="DecValTok"/>
+        </w:rPr>
+        <w:t xml:space="preserve">7</w:t>
+      </w:r>
+      <w:r>
+        <w:rPr>
+          <w:rStyle w:val="NormalTok"/>
+        </w:rPr>
+        <w:t xml:space="preserve">, </w:t>
+      </w:r>
+      <w:r>
+        <w:rPr>
+          <w:rStyle w:val="DecValTok"/>
+        </w:rPr>
+        <w:t xml:space="preserve">8</w:t>
+      </w:r>
+      <w:r>
+        <w:rPr>
+          <w:rStyle w:val="NormalTok"/>
+        </w:rPr>
+        <w:t xml:space="preserve">)   </w:t>
+      </w:r>
+      <w:r>
+        <w:rPr>
+          <w:rStyle w:val="SpecialCharTok"/>
+        </w:rPr>
+        <w:t xml:space="preserve">~</w:t>
+      </w:r>
+      <w:r>
+        <w:rPr>
+          <w:rStyle w:val="NormalTok"/>
+        </w:rPr>
+        <w:t xml:space="preserve"> </w:t>
+      </w:r>
+      <w:r>
+        <w:rPr>
+          <w:rStyle w:val="StringTok"/>
+        </w:rPr>
+        <w:t xml:space="preserve">"summer"</w:t>
+      </w:r>
+      <w:r>
+        <w:rPr>
+          <w:rStyle w:val="NormalTok"/>
+        </w:rPr>
+        <w:t xml:space="preserve">,</w:t>
+      </w:r>
+      <w:r>
+        <w:br/>
+      </w:r>
+      <w:r>
+        <w:rPr>
+          <w:rStyle w:val="NormalTok"/>
+        </w:rPr>
+        <w:t xml:space="preserve">      MONTH </w:t>
+      </w:r>
+      <w:r>
+        <w:rPr>
+          <w:rStyle w:val="SpecialCharTok"/>
+        </w:rPr>
+        <w:t xml:space="preserve">%in%</w:t>
+      </w:r>
+      <w:r>
+        <w:rPr>
+          <w:rStyle w:val="NormalTok"/>
+        </w:rPr>
+        <w:t xml:space="preserve"> </w:t>
+      </w:r>
+      <w:r>
+        <w:rPr>
+          <w:rStyle w:val="FunctionTok"/>
+        </w:rPr>
+        <w:t xml:space="preserve">c</w:t>
+      </w:r>
+      <w:r>
+        <w:rPr>
+          <w:rStyle w:val="NormalTok"/>
+        </w:rPr>
+        <w:t xml:space="preserve">(</w:t>
+      </w:r>
+      <w:r>
+        <w:rPr>
+          <w:rStyle w:val="DecValTok"/>
+        </w:rPr>
+        <w:t xml:space="preserve">12</w:t>
+      </w:r>
+      <w:r>
+        <w:rPr>
+          <w:rStyle w:val="NormalTok"/>
+        </w:rPr>
+        <w:t xml:space="preserve">, </w:t>
+      </w:r>
+      <w:r>
+        <w:rPr>
+          <w:rStyle w:val="DecValTok"/>
+        </w:rPr>
+        <w:t xml:space="preserve">1</w:t>
+      </w:r>
+      <w:r>
+        <w:rPr>
+          <w:rStyle w:val="NormalTok"/>
+        </w:rPr>
+        <w:t xml:space="preserve">, </w:t>
+      </w:r>
+      <w:r>
+        <w:rPr>
+          <w:rStyle w:val="DecValTok"/>
+        </w:rPr>
+        <w:t xml:space="preserve">2</w:t>
+      </w:r>
+      <w:r>
+        <w:rPr>
+          <w:rStyle w:val="NormalTok"/>
+        </w:rPr>
+        <w:t xml:space="preserve">)  </w:t>
+      </w:r>
+      <w:r>
+        <w:rPr>
+          <w:rStyle w:val="SpecialCharTok"/>
+        </w:rPr>
+        <w:t xml:space="preserve">~</w:t>
+      </w:r>
+      <w:r>
+        <w:rPr>
+          <w:rStyle w:val="NormalTok"/>
+        </w:rPr>
+        <w:t xml:space="preserve"> </w:t>
+      </w:r>
+      <w:r>
+        <w:rPr>
+          <w:rStyle w:val="StringTok"/>
+        </w:rPr>
+        <w:t xml:space="preserve">"winter"</w:t>
+      </w:r>
+      <w:r>
+        <w:rPr>
+          <w:rStyle w:val="NormalTok"/>
+        </w:rPr>
+        <w:t xml:space="preserve">,</w:t>
+      </w:r>
+      <w:r>
+        <w:br/>
+      </w:r>
+      <w:r>
+        <w:rPr>
+          <w:rStyle w:val="NormalTok"/>
+        </w:rPr>
+        <w:t xml:space="preserve">      </w:t>
+      </w:r>
+      <w:r>
+        <w:rPr>
+          <w:rStyle w:val="ConstantTok"/>
+        </w:rPr>
+        <w:t xml:space="preserve">TRUE</w:t>
+      </w:r>
+      <w:r>
+        <w:rPr>
+          <w:rStyle w:val="NormalTok"/>
+        </w:rPr>
+        <w:t xml:space="preserve">                     </w:t>
+      </w:r>
+      <w:r>
+        <w:rPr>
+          <w:rStyle w:val="SpecialCharTok"/>
+        </w:rPr>
+        <w:t xml:space="preserve">~</w:t>
+      </w:r>
+      <w:r>
+        <w:rPr>
+          <w:rStyle w:val="NormalTok"/>
+        </w:rPr>
+        <w:t xml:space="preserve"> </w:t>
+      </w:r>
+      <w:r>
+        <w:rPr>
+          <w:rStyle w:val="StringTok"/>
+        </w:rPr>
+        <w:t xml:space="preserve">"shoulder"</w:t>
+      </w:r>
+      <w:r>
+        <w:br/>
+      </w:r>
+      <w:r>
+        <w:rPr>
+          <w:rStyle w:val="NormalTok"/>
+        </w:rPr>
+        <w:t xml:space="preserve">    )</w:t>
+      </w:r>
+      <w:r>
+        <w:br/>
+      </w:r>
+      <w:r>
+        <w:rPr>
+          <w:rStyle w:val="NormalTok"/>
+        </w:rPr>
+        <w:t xml:space="preserve">  )</w:t>
+      </w:r>
+      <w:r>
+        <w:br/>
+      </w:r>
+      <w:r>
+        <w:br/>
+      </w:r>
+      <w:r>
+        <w:rPr>
+          <w:rStyle w:val="CommentTok"/>
+        </w:rPr>
+        <w:t xml:space="preserve"># Quick check - did it work? -----------------------------------------</w:t>
+      </w:r>
+      <w:r>
+        <w:br/>
+      </w:r>
+      <w:r>
+        <w:rPr>
+          <w:rStyle w:val="NormalTok"/>
+        </w:rPr>
+        <w:t xml:space="preserve">dlh_season_df </w:t>
+      </w:r>
+      <w:r>
+        <w:rPr>
+          <w:rStyle w:val="SpecialCharTok"/>
+        </w:rPr>
+        <w:t xml:space="preserve">%&gt;%</w:t>
+      </w:r>
+      <w:r>
+        <w:br/>
+      </w:r>
+      <w:r>
+        <w:rPr>
+          <w:rStyle w:val="NormalTok"/>
+        </w:rPr>
+        <w:t xml:space="preserve">  </w:t>
+      </w:r>
+      <w:r>
+        <w:rPr>
+          <w:rStyle w:val="FunctionTok"/>
+        </w:rPr>
+        <w:t xml:space="preserve">count</w:t>
+      </w:r>
+      <w:r>
+        <w:rPr>
+          <w:rStyle w:val="NormalTok"/>
+        </w:rPr>
+        <w:t xml:space="preserve">(season)</w:t>
+      </w:r>
+    </w:p>
+    <w:p>
+      <w:pPr>
+        <w:pStyle w:val="FirstParagraph"/>
+      </w:pPr>
+      <w:r>
+        <w:t xml:space="preserve">✏️</w:t>
+      </w:r>
+      <w:r>
+        <w:t xml:space="preserve"> </w:t>
+      </w:r>
+      <w:r>
+        <w:rPr>
+          <w:b/>
+          <w:bCs/>
+        </w:rPr>
+        <w:t xml:space="preserve">Your turn:</w:t>
+      </w:r>
+      <w:r>
+        <w:t xml:space="preserve"> </w:t>
+      </w:r>
+      <w:r>
+        <w:t xml:space="preserve">How many rows fall into each season category? Does the count roughly make sense given there are 12 months and 3 are assigned to summer, 3 to winter?</w:t>
+      </w:r>
+    </w:p>
+    <w:p>
+      <w:pPr>
+        <w:pStyle w:val="SourceCode"/>
+      </w:pPr>
+      <w:r>
+        <w:rPr>
+          <w:rStyle w:val="VerbatimChar"/>
+        </w:rPr>
+        <w:t xml:space="preserve">n(summer):</w:t>
+      </w:r>
+      <w:r>
+        <w:br/>
+      </w:r>
+      <w:r>
+        <w:rPr>
+          <w:rStyle w:val="VerbatimChar"/>
+        </w:rPr>
+        <w:t xml:space="preserve">n(winter):</w:t>
+      </w:r>
+      <w:r>
+        <w:br/>
+      </w:r>
+      <w:r>
+        <w:rPr>
+          <w:rStyle w:val="VerbatimChar"/>
+        </w:rPr>
+        <w:t xml:space="preserve">n(shoulder):</w:t>
+      </w:r>
+      <w:r>
+        <w:br/>
+      </w:r>
+      <w:r>
+        <w:rPr>
+          <w:rStyle w:val="VerbatimChar"/>
+        </w:rPr>
+        <w:t xml:space="preserve">Does this make sense?  Y / N</w:t>
+      </w:r>
+    </w:p>
+    <w:p>
+      <w:pPr>
+        <w:pStyle w:val="FirstParagraph"/>
+      </w:pPr>
+      <w:r>
+        <w:t xml:space="preserve">✏️</w:t>
+      </w:r>
+      <w:r>
+        <w:t xml:space="preserve"> </w:t>
+      </w:r>
+      <w:r>
+        <w:rPr>
+          <w:b/>
+          <w:bCs/>
+        </w:rPr>
+        <w:t xml:space="preserve">Your turn:</w:t>
+      </w:r>
+      <w:r>
+        <w:t xml:space="preserve"> </w:t>
+      </w:r>
+      <w:r>
+        <w:t xml:space="preserve">In your own words, explain what each line of the</w:t>
+      </w:r>
+      <w:r>
+        <w:t xml:space="preserve"> </w:t>
+      </w:r>
+      <w:r>
+        <w:rPr>
+          <w:rStyle w:val="VerbatimChar"/>
+        </w:rPr>
+        <w:t xml:space="preserve">case_when()</w:t>
+      </w:r>
+      <w:r>
+        <w:t xml:space="preserve"> </w:t>
+      </w:r>
+      <w:r>
+        <w:t xml:space="preserve">is doing. What does</w:t>
+      </w:r>
+      <w:r>
+        <w:t xml:space="preserve"> </w:t>
+      </w:r>
+      <w:r>
+        <w:rPr>
+          <w:rStyle w:val="VerbatimChar"/>
+        </w:rPr>
+        <w:t xml:space="preserve">TRUE ~ "shoulder"</w:t>
+      </w:r>
+      <w:r>
+        <w:t xml:space="preserve"> </w:t>
+      </w:r>
+      <w:r>
+        <w:t xml:space="preserve">mean?</w:t>
+      </w:r>
+    </w:p>
+    <w:p>
+      <w:pPr>
+        <w:pStyle w:val="SourceCode"/>
+      </w:pPr>
+      <w:r>
+        <w:rPr>
+          <w:rStyle w:val="VerbatimChar"/>
+        </w:rPr>
+        <w:t xml:space="preserve">What MONTH %in% c(6, 7, 8) ~ "summer" does:</w:t>
+      </w:r>
+      <w:r>
+        <w:br/>
+      </w:r>
+      <w:r>
+        <w:rPr>
+          <w:rStyle w:val="VerbatimChar"/>
+        </w:rPr>
+        <w:t xml:space="preserve">What TRUE ~ "shoulder" does:</w:t>
+      </w:r>
+    </w:p>
+    <w:p>
+      <w:r>
+        <w:pict>
+          <v:rect style="width:0;height:1.5pt" o:hralign="center" o:hrstd="t" o:hr="t"/>
+        </w:pict>
+      </w:r>
+    </w:p>
+    <w:bookmarkEnd w:id="21"/>
+    <w:bookmarkStart w:id="22" w:name="part-8-summarize-each-season-by-year"/>
+    <w:p>
+      <w:pPr>
+        <w:pStyle w:val="Heading1"/>
+      </w:pPr>
+      <w:r>
+        <w:t xml:space="preserve">Part 8 · Summarize each season by year</w:t>
+      </w:r>
+    </w:p>
+    <w:p>
+      <w:pPr>
+        <w:pStyle w:val="FirstParagraph"/>
+      </w:pPr>
+      <w:r>
+        <w:rPr>
+          <w:b/>
+          <w:bCs/>
+        </w:rPr>
+        <w:t xml:space="preserve">▶ Run this:</w:t>
+      </w:r>
+    </w:p>
+    <w:p>
+      <w:pPr>
+        <w:pStyle w:val="SourceCode"/>
+      </w:pPr>
+      <w:r>
+        <w:rPr>
+          <w:rStyle w:val="CommentTok"/>
+        </w:rPr>
+        <w:t xml:space="preserve"># Keep only summer and winter, then summarize by year ----------------</w:t>
+      </w:r>
+      <w:r>
+        <w:br/>
+      </w:r>
+      <w:r>
+        <w:rPr>
+          <w:rStyle w:val="NormalTok"/>
+        </w:rPr>
+        <w:t xml:space="preserve">season_year_df </w:t>
+      </w:r>
+      <w:r>
+        <w:rPr>
+          <w:rStyle w:val="OtherTok"/>
+        </w:rPr>
+        <w:t xml:space="preserve">&lt;-</w:t>
+      </w:r>
+      <w:r>
+        <w:rPr>
+          <w:rStyle w:val="NormalTok"/>
+        </w:rPr>
+        <w:t xml:space="preserve"> dlh_season_df </w:t>
+      </w:r>
+      <w:r>
+        <w:rPr>
+          <w:rStyle w:val="SpecialCharTok"/>
+        </w:rPr>
+        <w:t xml:space="preserve">%&gt;%</w:t>
+      </w:r>
+      <w:r>
+        <w:br/>
+      </w:r>
+      <w:r>
+        <w:rPr>
+          <w:rStyle w:val="NormalTok"/>
+        </w:rPr>
+        <w:t xml:space="preserve">  </w:t>
+      </w:r>
+      <w:r>
+        <w:rPr>
+          <w:rStyle w:val="FunctionTok"/>
+        </w:rPr>
+        <w:t xml:space="preserve">filter</w:t>
+      </w:r>
+      <w:r>
+        <w:rPr>
+          <w:rStyle w:val="NormalTok"/>
+        </w:rPr>
+        <w:t xml:space="preserve">(season </w:t>
+      </w:r>
+      <w:r>
+        <w:rPr>
+          <w:rStyle w:val="SpecialCharTok"/>
+        </w:rPr>
+        <w:t xml:space="preserve">%in%</w:t>
+      </w:r>
+      <w:r>
+        <w:rPr>
+          <w:rStyle w:val="NormalTok"/>
+        </w:rPr>
+        <w:t xml:space="preserve"> </w:t>
+      </w:r>
+      <w:r>
+        <w:rPr>
+          <w:rStyle w:val="FunctionTok"/>
+        </w:rPr>
+        <w:t xml:space="preserve">c</w:t>
+      </w:r>
+      <w:r>
+        <w:rPr>
+          <w:rStyle w:val="NormalTok"/>
+        </w:rPr>
+        <w:t xml:space="preserve">(</w:t>
+      </w:r>
+      <w:r>
+        <w:rPr>
+          <w:rStyle w:val="StringTok"/>
+        </w:rPr>
+        <w:t xml:space="preserve">"summer"</w:t>
+      </w:r>
+      <w:r>
+        <w:rPr>
+          <w:rStyle w:val="NormalTok"/>
+        </w:rPr>
+        <w:t xml:space="preserve">, </w:t>
+      </w:r>
+      <w:r>
+        <w:rPr>
+          <w:rStyle w:val="StringTok"/>
+        </w:rPr>
+        <w:t xml:space="preserve">"winter"</w:t>
+      </w:r>
+      <w:r>
+        <w:rPr>
+          <w:rStyle w:val="NormalTok"/>
+        </w:rPr>
+        <w:t xml:space="preserve">)) </w:t>
+      </w:r>
+      <w:r>
+        <w:rPr>
+          <w:rStyle w:val="SpecialCharTok"/>
+        </w:rPr>
+        <w:t xml:space="preserve">%&gt;%</w:t>
+      </w:r>
+      <w:r>
+        <w:br/>
+      </w:r>
+      <w:r>
+        <w:rPr>
+          <w:rStyle w:val="NormalTok"/>
+        </w:rPr>
+        <w:t xml:space="preserve">  </w:t>
+      </w:r>
+      <w:r>
+        <w:rPr>
+          <w:rStyle w:val="FunctionTok"/>
+        </w:rPr>
+        <w:t xml:space="preserve">group_by</w:t>
+      </w:r>
+      <w:r>
+        <w:rPr>
+          <w:rStyle w:val="NormalTok"/>
+        </w:rPr>
+        <w:t xml:space="preserve">(YEAR, season) </w:t>
+      </w:r>
+      <w:r>
+        <w:rPr>
+          <w:rStyle w:val="SpecialCharTok"/>
+        </w:rPr>
+        <w:t xml:space="preserve">%&gt;%</w:t>
+      </w:r>
+      <w:r>
+        <w:br/>
+      </w:r>
+      <w:r>
+        <w:rPr>
+          <w:rStyle w:val="NormalTok"/>
+        </w:rPr>
+        <w:t xml:space="preserve">  </w:t>
+      </w:r>
+      <w:r>
+        <w:rPr>
+          <w:rStyle w:val="FunctionTok"/>
+        </w:rPr>
+        <w:t xml:space="preserve">summarize</w:t>
+      </w:r>
+      <w:r>
+        <w:rPr>
+          <w:rStyle w:val="NormalTok"/>
+        </w:rPr>
+        <w:t xml:space="preserve">(</w:t>
+      </w:r>
+      <w:r>
+        <w:br/>
+      </w:r>
+      <w:r>
+        <w:rPr>
+          <w:rStyle w:val="NormalTok"/>
+        </w:rPr>
+        <w:t xml:space="preserve">    </w:t>
+      </w:r>
+      <w:r>
+        <w:rPr>
+          <w:rStyle w:val="AttributeTok"/>
+        </w:rPr>
+        <w:t xml:space="preserve">TEMP =</w:t>
+      </w:r>
+      <w:r>
+        <w:rPr>
+          <w:rStyle w:val="NormalTok"/>
+        </w:rPr>
+        <w:t xml:space="preserve"> </w:t>
+      </w:r>
+      <w:r>
+        <w:rPr>
+          <w:rStyle w:val="FunctionTok"/>
+        </w:rPr>
+        <w:t xml:space="preserve">mean</w:t>
+      </w:r>
+      <w:r>
+        <w:rPr>
+          <w:rStyle w:val="NormalTok"/>
+        </w:rPr>
+        <w:t xml:space="preserve">(TEMP, </w:t>
+      </w:r>
+      <w:r>
+        <w:rPr>
+          <w:rStyle w:val="AttributeTok"/>
+        </w:rPr>
+        <w:t xml:space="preserve">na.rm =</w:t>
+      </w:r>
+      <w:r>
+        <w:rPr>
+          <w:rStyle w:val="NormalTok"/>
+        </w:rPr>
+        <w:t xml:space="preserve"> </w:t>
+      </w:r>
+      <w:r>
+        <w:rPr>
+          <w:rStyle w:val="ConstantTok"/>
+        </w:rPr>
+        <w:t xml:space="preserve">TRUE</w:t>
+      </w:r>
+      <w:r>
+        <w:rPr>
+          <w:rStyle w:val="NormalTok"/>
+        </w:rPr>
+        <w:t xml:space="preserve">)</w:t>
+      </w:r>
+      <w:r>
+        <w:br/>
+      </w:r>
+      <w:r>
+        <w:rPr>
+          <w:rStyle w:val="NormalTok"/>
+        </w:rPr>
+        <w:t xml:space="preserve">  )</w:t>
+      </w:r>
+      <w:r>
+        <w:br/>
+      </w:r>
+      <w:r>
+        <w:br/>
+      </w:r>
+      <w:r>
+        <w:rPr>
+          <w:rStyle w:val="FunctionTok"/>
+        </w:rPr>
+        <w:t xml:space="preserve">head</w:t>
+      </w:r>
+      <w:r>
+        <w:rPr>
+          <w:rStyle w:val="NormalTok"/>
+        </w:rPr>
+        <w:t xml:space="preserve">(season_year_df)</w:t>
+      </w:r>
+    </w:p>
+    <w:p>
+      <w:pPr>
+        <w:pStyle w:val="FirstParagraph"/>
+      </w:pPr>
+      <w:r>
+        <w:t xml:space="preserve">✏️</w:t>
+      </w:r>
+      <w:r>
+        <w:t xml:space="preserve"> </w:t>
+      </w:r>
+      <w:r>
+        <w:rPr>
+          <w:b/>
+          <w:bCs/>
+        </w:rPr>
+        <w:t xml:space="preserve">Your turn:</w:t>
+      </w:r>
+      <w:r>
+        <w:t xml:space="preserve"> </w:t>
+      </w:r>
+      <w:r>
+        <w:t xml:space="preserve">What does</w:t>
+      </w:r>
+      <w:r>
+        <w:t xml:space="preserve"> </w:t>
+      </w:r>
+      <w:r>
+        <w:rPr>
+          <w:rStyle w:val="VerbatimChar"/>
+        </w:rPr>
+        <w:t xml:space="preserve">group_by(YEAR, season)</w:t>
+      </w:r>
+      <w:r>
+        <w:t xml:space="preserve"> </w:t>
+      </w:r>
+      <w:r>
+        <w:t xml:space="preserve">do differently from</w:t>
+      </w:r>
+      <w:r>
+        <w:t xml:space="preserve"> </w:t>
+      </w:r>
+      <w:r>
+        <w:rPr>
+          <w:rStyle w:val="VerbatimChar"/>
+        </w:rPr>
+        <w:t xml:space="preserve">group_by(YEAR)</w:t>
+      </w:r>
+      <w:r>
+        <w:t xml:space="preserve"> </w:t>
+      </w:r>
+      <w:r>
+        <w:t xml:space="preserve">alone? Why do we need both?</w:t>
+      </w:r>
+    </w:p>
+    <w:p>
+      <w:pPr>
+        <w:pStyle w:val="SourceCode"/>
+      </w:pPr>
+      <w:r>
+        <w:rPr>
+          <w:rStyle w:val="VerbatimChar"/>
+        </w:rPr>
+        <w:t xml:space="preserve">Your answer:</w:t>
+      </w:r>
+    </w:p>
+    <w:p>
+      <w:r>
+        <w:pict>
+          <v:rect style="width:0;height:1.5pt" o:hralign="center" o:hrstd="t" o:hr="t"/>
+        </w:pict>
+      </w:r>
+    </w:p>
+    <w:bookmarkEnd w:id="22"/>
+    <w:bookmarkStart w:id="23" w:name="part-9-plot-both-seasons-together"/>
+    <w:p>
+      <w:pPr>
+        <w:pStyle w:val="Heading1"/>
+      </w:pPr>
+      <w:r>
+        <w:t xml:space="preserve">Part 9 · Plot both seasons together</w:t>
+      </w:r>
+    </w:p>
+    <w:p>
+      <w:pPr>
+        <w:pStyle w:val="FirstParagraph"/>
+      </w:pPr>
+      <w:r>
+        <w:rPr>
+          <w:b/>
+          <w:bCs/>
+        </w:rPr>
+        <w:t xml:space="preserve">▶ Run this:</w:t>
+      </w:r>
+    </w:p>
+    <w:p>
+      <w:pPr>
+        <w:pStyle w:val="SourceCode"/>
+      </w:pPr>
+      <w:r>
+        <w:rPr>
+          <w:rStyle w:val="CommentTok"/>
+        </w:rPr>
+        <w:t xml:space="preserve"># Plot both seasons with separate trend lines --------------------------</w:t>
+      </w:r>
+      <w:r>
+        <w:br/>
+      </w:r>
+      <w:r>
+        <w:rPr>
+          <w:rStyle w:val="NormalTok"/>
+        </w:rPr>
+        <w:t xml:space="preserve">season_temp_plot </w:t>
+      </w:r>
+      <w:r>
+        <w:rPr>
+          <w:rStyle w:val="OtherTok"/>
+        </w:rPr>
+        <w:t xml:space="preserve">&lt;-</w:t>
+      </w:r>
+      <w:r>
+        <w:rPr>
+          <w:rStyle w:val="NormalTok"/>
+        </w:rPr>
+        <w:t xml:space="preserve"> season_year_df </w:t>
+      </w:r>
+      <w:r>
+        <w:rPr>
+          <w:rStyle w:val="SpecialCharTok"/>
+        </w:rPr>
+        <w:t xml:space="preserve">%&gt;%</w:t>
+      </w:r>
+      <w:r>
+        <w:br/>
+      </w:r>
+      <w:r>
+        <w:rPr>
+          <w:rStyle w:val="NormalTok"/>
+        </w:rPr>
+        <w:t xml:space="preserve">  </w:t>
+      </w:r>
+      <w:r>
+        <w:rPr>
+          <w:rStyle w:val="FunctionTok"/>
+        </w:rPr>
+        <w:t xml:space="preserve">ggplot</w:t>
+      </w:r>
+      <w:r>
+        <w:rPr>
+          <w:rStyle w:val="NormalTok"/>
+        </w:rPr>
+        <w:t xml:space="preserve">(</w:t>
+      </w:r>
+      <w:r>
+        <w:rPr>
+          <w:rStyle w:val="FunctionTok"/>
+        </w:rPr>
+        <w:t xml:space="preserve">aes</w:t>
+      </w:r>
+      <w:r>
+        <w:rPr>
+          <w:rStyle w:val="NormalTok"/>
+        </w:rPr>
+        <w:t xml:space="preserve">(</w:t>
+      </w:r>
+      <w:r>
+        <w:rPr>
+          <w:rStyle w:val="AttributeTok"/>
+        </w:rPr>
+        <w:t xml:space="preserve">x =</w:t>
+      </w:r>
+      <w:r>
+        <w:rPr>
+          <w:rStyle w:val="NormalTok"/>
+        </w:rPr>
+        <w:t xml:space="preserve"> YEAR, </w:t>
+      </w:r>
+      <w:r>
+        <w:rPr>
+          <w:rStyle w:val="AttributeTok"/>
+        </w:rPr>
+        <w:t xml:space="preserve">y =</w:t>
+      </w:r>
+      <w:r>
+        <w:rPr>
+          <w:rStyle w:val="NormalTok"/>
+        </w:rPr>
+        <w:t xml:space="preserve"> TEMP, </w:t>
+      </w:r>
+      <w:r>
+        <w:rPr>
+          <w:rStyle w:val="AttributeTok"/>
+        </w:rPr>
+        <w:t xml:space="preserve">color =</w:t>
+      </w:r>
+      <w:r>
+        <w:rPr>
+          <w:rStyle w:val="NormalTok"/>
+        </w:rPr>
+        <w:t xml:space="preserve"> season)) </w:t>
+      </w:r>
+      <w:r>
+        <w:rPr>
+          <w:rStyle w:val="SpecialCharTok"/>
+        </w:rPr>
+        <w:t xml:space="preserve">+</w:t>
+      </w:r>
+      <w:r>
+        <w:br/>
+      </w:r>
+      <w:r>
+        <w:rPr>
+          <w:rStyle w:val="NormalTok"/>
+        </w:rPr>
+        <w:t xml:space="preserve">  </w:t>
+      </w:r>
+      <w:r>
+        <w:rPr>
+          <w:rStyle w:val="FunctionTok"/>
+        </w:rPr>
+        <w:t xml:space="preserve">geom_point</w:t>
+      </w:r>
+      <w:r>
+        <w:rPr>
+          <w:rStyle w:val="NormalTok"/>
+        </w:rPr>
+        <w:t xml:space="preserve">(</w:t>
+      </w:r>
+      <w:r>
+        <w:rPr>
+          <w:rStyle w:val="AttributeTok"/>
+        </w:rPr>
+        <w:t xml:space="preserve">size =</w:t>
+      </w:r>
+      <w:r>
+        <w:rPr>
+          <w:rStyle w:val="NormalTok"/>
+        </w:rPr>
+        <w:t xml:space="preserve"> </w:t>
+      </w:r>
+      <w:r>
+        <w:rPr>
+          <w:rStyle w:val="FloatTok"/>
+        </w:rPr>
+        <w:t xml:space="preserve">1.8</w:t>
+      </w:r>
+      <w:r>
+        <w:rPr>
+          <w:rStyle w:val="NormalTok"/>
+        </w:rPr>
+        <w:t xml:space="preserve">, </w:t>
+      </w:r>
+      <w:r>
+        <w:rPr>
+          <w:rStyle w:val="AttributeTok"/>
+        </w:rPr>
+        <w:t xml:space="preserve">alpha =</w:t>
+      </w:r>
+      <w:r>
+        <w:rPr>
+          <w:rStyle w:val="NormalTok"/>
+        </w:rPr>
+        <w:t xml:space="preserve"> </w:t>
+      </w:r>
+      <w:r>
+        <w:rPr>
+          <w:rStyle w:val="FloatTok"/>
+        </w:rPr>
+        <w:t xml:space="preserve">0.7</w:t>
+      </w:r>
+      <w:r>
+        <w:rPr>
+          <w:rStyle w:val="NormalTok"/>
+        </w:rPr>
+        <w:t xml:space="preserve">) </w:t>
+      </w:r>
+      <w:r>
+        <w:rPr>
+          <w:rStyle w:val="SpecialCharTok"/>
+        </w:rPr>
+        <w:t xml:space="preserve">+</w:t>
+      </w:r>
+      <w:r>
+        <w:br/>
+      </w:r>
+      <w:r>
+        <w:rPr>
+          <w:rStyle w:val="NormalTok"/>
+        </w:rPr>
+        <w:t xml:space="preserve">  </w:t>
+      </w:r>
+      <w:r>
+        <w:rPr>
+          <w:rStyle w:val="FunctionTok"/>
+        </w:rPr>
+        <w:t xml:space="preserve">geom_smooth</w:t>
+      </w:r>
+      <w:r>
+        <w:rPr>
+          <w:rStyle w:val="NormalTok"/>
+        </w:rPr>
+        <w:t xml:space="preserve">(</w:t>
+      </w:r>
+      <w:r>
+        <w:rPr>
+          <w:rStyle w:val="AttributeTok"/>
+        </w:rPr>
+        <w:t xml:space="preserve">method =</w:t>
+      </w:r>
+      <w:r>
+        <w:rPr>
+          <w:rStyle w:val="NormalTok"/>
+        </w:rPr>
+        <w:t xml:space="preserve"> </w:t>
+      </w:r>
+      <w:r>
+        <w:rPr>
+          <w:rStyle w:val="StringTok"/>
+        </w:rPr>
+        <w:t xml:space="preserve">"lm"</w:t>
+      </w:r>
+      <w:r>
+        <w:rPr>
+          <w:rStyle w:val="NormalTok"/>
+        </w:rPr>
+        <w:t xml:space="preserve">, </w:t>
+      </w:r>
+      <w:r>
+        <w:rPr>
+          <w:rStyle w:val="AttributeTok"/>
+        </w:rPr>
+        <w:t xml:space="preserve">se =</w:t>
+      </w:r>
+      <w:r>
+        <w:rPr>
+          <w:rStyle w:val="NormalTok"/>
+        </w:rPr>
+        <w:t xml:space="preserve"> </w:t>
+      </w:r>
+      <w:r>
+        <w:rPr>
+          <w:rStyle w:val="ConstantTok"/>
+        </w:rPr>
+        <w:t xml:space="preserve">TRUE</w:t>
+      </w:r>
+      <w:r>
+        <w:rPr>
+          <w:rStyle w:val="NormalTok"/>
+        </w:rPr>
+        <w:t xml:space="preserve">) </w:t>
+      </w:r>
+      <w:r>
+        <w:rPr>
+          <w:rStyle w:val="SpecialCharTok"/>
+        </w:rPr>
+        <w:t xml:space="preserve">+</w:t>
+      </w:r>
+      <w:r>
+        <w:br/>
+      </w:r>
+      <w:r>
+        <w:rPr>
+          <w:rStyle w:val="NormalTok"/>
+        </w:rPr>
+        <w:t xml:space="preserve">  </w:t>
+      </w:r>
+      <w:r>
+        <w:rPr>
+          <w:rStyle w:val="FunctionTok"/>
+        </w:rPr>
+        <w:t xml:space="preserve">scale_color_manual</w:t>
+      </w:r>
+      <w:r>
+        <w:rPr>
+          <w:rStyle w:val="NormalTok"/>
+        </w:rPr>
+        <w:t xml:space="preserve">(</w:t>
+      </w:r>
+      <w:r>
+        <w:rPr>
+          <w:rStyle w:val="AttributeTok"/>
+        </w:rPr>
+        <w:t xml:space="preserve">values =</w:t>
+      </w:r>
+      <w:r>
+        <w:rPr>
+          <w:rStyle w:val="NormalTok"/>
+        </w:rPr>
+        <w:t xml:space="preserve"> </w:t>
+      </w:r>
+      <w:r>
+        <w:rPr>
+          <w:rStyle w:val="FunctionTok"/>
+        </w:rPr>
+        <w:t xml:space="preserve">c</w:t>
+      </w:r>
+      <w:r>
+        <w:rPr>
+          <w:rStyle w:val="NormalTok"/>
+        </w:rPr>
+        <w:t xml:space="preserve">(</w:t>
+      </w:r>
+      <w:r>
+        <w:br/>
+      </w:r>
+      <w:r>
+        <w:rPr>
+          <w:rStyle w:val="NormalTok"/>
+        </w:rPr>
+        <w:t xml:space="preserve">    </w:t>
+      </w:r>
+      <w:r>
+        <w:rPr>
+          <w:rStyle w:val="StringTok"/>
+        </w:rPr>
+        <w:t xml:space="preserve">"summer"</w:t>
+      </w:r>
+      <w:r>
+        <w:rPr>
+          <w:rStyle w:val="NormalTok"/>
+        </w:rPr>
+        <w:t xml:space="preserve"> </w:t>
+      </w:r>
+      <w:r>
+        <w:rPr>
+          <w:rStyle w:val="OtherTok"/>
+        </w:rPr>
+        <w:t xml:space="preserve">=</w:t>
+      </w:r>
+      <w:r>
+        <w:rPr>
+          <w:rStyle w:val="NormalTok"/>
+        </w:rPr>
+        <w:t xml:space="preserve"> </w:t>
+      </w:r>
+      <w:r>
+        <w:rPr>
+          <w:rStyle w:val="StringTok"/>
+        </w:rPr>
+        <w:t xml:space="preserve">"firebrick"</w:t>
+      </w:r>
+      <w:r>
+        <w:rPr>
+          <w:rStyle w:val="NormalTok"/>
+        </w:rPr>
+        <w:t xml:space="preserve">,</w:t>
+      </w:r>
+      <w:r>
+        <w:br/>
+      </w:r>
+      <w:r>
+        <w:rPr>
+          <w:rStyle w:val="NormalTok"/>
+        </w:rPr>
+        <w:t xml:space="preserve">    </w:t>
+      </w:r>
+      <w:r>
+        <w:rPr>
+          <w:rStyle w:val="StringTok"/>
+        </w:rPr>
+        <w:t xml:space="preserve">"winter"</w:t>
+      </w:r>
+      <w:r>
+        <w:rPr>
+          <w:rStyle w:val="NormalTok"/>
+        </w:rPr>
+        <w:t xml:space="preserve"> </w:t>
+      </w:r>
+      <w:r>
+        <w:rPr>
+          <w:rStyle w:val="OtherTok"/>
+        </w:rPr>
+        <w:t xml:space="preserve">=</w:t>
+      </w:r>
+      <w:r>
+        <w:rPr>
+          <w:rStyle w:val="NormalTok"/>
+        </w:rPr>
+        <w:t xml:space="preserve"> </w:t>
+      </w:r>
+      <w:r>
+        <w:rPr>
+          <w:rStyle w:val="StringTok"/>
+        </w:rPr>
+        <w:t xml:space="preserve">"steelblue"</w:t>
+      </w:r>
+      <w:r>
+        <w:br/>
+      </w:r>
+      <w:r>
+        <w:rPr>
+          <w:rStyle w:val="NormalTok"/>
+        </w:rPr>
+        <w:t xml:space="preserve">  )) </w:t>
+      </w:r>
+      <w:r>
+        <w:rPr>
+          <w:rStyle w:val="SpecialCharTok"/>
+        </w:rPr>
+        <w:t xml:space="preserve">+</w:t>
+      </w:r>
+      <w:r>
+        <w:br/>
+      </w:r>
+      <w:r>
+        <w:rPr>
+          <w:rStyle w:val="NormalTok"/>
+        </w:rPr>
+        <w:t xml:space="preserve">  </w:t>
+      </w:r>
+      <w:r>
+        <w:rPr>
+          <w:rStyle w:val="FunctionTok"/>
+        </w:rPr>
+        <w:t xml:space="preserve">labs</w:t>
+      </w:r>
+      <w:r>
+        <w:rPr>
+          <w:rStyle w:val="NormalTok"/>
+        </w:rPr>
+        <w:t xml:space="preserve">(</w:t>
+      </w:r>
+      <w:r>
+        <w:br/>
+      </w:r>
+      <w:r>
+        <w:rPr>
+          <w:rStyle w:val="NormalTok"/>
+        </w:rPr>
+        <w:t xml:space="preserve">    </w:t>
+      </w:r>
+      <w:r>
+        <w:rPr>
+          <w:rStyle w:val="AttributeTok"/>
+        </w:rPr>
+        <w:t xml:space="preserve">title =</w:t>
+      </w:r>
+      <w:r>
+        <w:rPr>
+          <w:rStyle w:val="NormalTok"/>
+        </w:rPr>
+        <w:t xml:space="preserve"> </w:t>
+      </w:r>
+      <w:r>
+        <w:rPr>
+          <w:rStyle w:val="StringTok"/>
+        </w:rPr>
+        <w:t xml:space="preserve">"Duluth Summer vs. Winter Temperature Trends"</w:t>
+      </w:r>
+      <w:r>
+        <w:rPr>
+          <w:rStyle w:val="NormalTok"/>
+        </w:rPr>
+        <w:t xml:space="preserve">,</w:t>
+      </w:r>
+      <w:r>
+        <w:br/>
+      </w:r>
+      <w:r>
+        <w:rPr>
+          <w:rStyle w:val="NormalTok"/>
+        </w:rPr>
+        <w:t xml:space="preserve">    </w:t>
+      </w:r>
+      <w:r>
+        <w:rPr>
+          <w:rStyle w:val="AttributeTok"/>
+        </w:rPr>
+        <w:t xml:space="preserve">x =</w:t>
+      </w:r>
+      <w:r>
+        <w:rPr>
+          <w:rStyle w:val="NormalTok"/>
+        </w:rPr>
+        <w:t xml:space="preserve"> </w:t>
+      </w:r>
+      <w:r>
+        <w:rPr>
+          <w:rStyle w:val="StringTok"/>
+        </w:rPr>
+        <w:t xml:space="preserve">"Year"</w:t>
+      </w:r>
+      <w:r>
+        <w:rPr>
+          <w:rStyle w:val="NormalTok"/>
+        </w:rPr>
+        <w:t xml:space="preserve">, </w:t>
+      </w:r>
+      <w:r>
+        <w:rPr>
+          <w:rStyle w:val="AttributeTok"/>
+        </w:rPr>
+        <w:t xml:space="preserve">y =</w:t>
+      </w:r>
+      <w:r>
+        <w:rPr>
+          <w:rStyle w:val="NormalTok"/>
+        </w:rPr>
+        <w:t xml:space="preserve"> </w:t>
+      </w:r>
+      <w:r>
+        <w:rPr>
+          <w:rStyle w:val="StringTok"/>
+        </w:rPr>
+        <w:t xml:space="preserve">"Mean Temp (°C)"</w:t>
+      </w:r>
+      <w:r>
+        <w:rPr>
+          <w:rStyle w:val="NormalTok"/>
+        </w:rPr>
+        <w:t xml:space="preserve">,</w:t>
+      </w:r>
+      <w:r>
+        <w:br/>
+      </w:r>
+      <w:r>
+        <w:rPr>
+          <w:rStyle w:val="NormalTok"/>
+        </w:rPr>
+        <w:t xml:space="preserve">    </w:t>
+      </w:r>
+      <w:r>
+        <w:rPr>
+          <w:rStyle w:val="AttributeTok"/>
+        </w:rPr>
+        <w:t xml:space="preserve">color =</w:t>
+      </w:r>
+      <w:r>
+        <w:rPr>
+          <w:rStyle w:val="NormalTok"/>
+        </w:rPr>
+        <w:t xml:space="preserve"> </w:t>
+      </w:r>
+      <w:r>
+        <w:rPr>
+          <w:rStyle w:val="StringTok"/>
+        </w:rPr>
+        <w:t xml:space="preserve">"Season"</w:t>
+      </w:r>
+      <w:r>
+        <w:br/>
+      </w:r>
+      <w:r>
+        <w:rPr>
+          <w:rStyle w:val="NormalTok"/>
+        </w:rPr>
+        <w:t xml:space="preserve">  ) </w:t>
+      </w:r>
+      <w:r>
+        <w:rPr>
+          <w:rStyle w:val="SpecialCharTok"/>
+        </w:rPr>
+        <w:t xml:space="preserve">+</w:t>
+      </w:r>
+      <w:r>
+        <w:br/>
+      </w:r>
+      <w:r>
+        <w:rPr>
+          <w:rStyle w:val="NormalTok"/>
+        </w:rPr>
+        <w:t xml:space="preserve">  </w:t>
+      </w:r>
+      <w:r>
+        <w:rPr>
+          <w:rStyle w:val="FunctionTok"/>
+        </w:rPr>
+        <w:t xml:space="preserve">theme_minimal</w:t>
+      </w:r>
+      <w:r>
+        <w:rPr>
+          <w:rStyle w:val="NormalTok"/>
+        </w:rPr>
+        <w:t xml:space="preserve">()</w:t>
+      </w:r>
+      <w:r>
+        <w:br/>
+      </w:r>
+      <w:r>
+        <w:br/>
+      </w:r>
+      <w:r>
+        <w:rPr>
+          <w:rStyle w:val="NormalTok"/>
+        </w:rPr>
+        <w:t xml:space="preserve">season_temp_plot</w:t>
+      </w:r>
+    </w:p>
+    <w:p>
+      <w:pPr>
+        <w:pStyle w:val="FirstParagraph"/>
+      </w:pPr>
+      <w:r>
+        <w:t xml:space="preserve">✏️</w:t>
+      </w:r>
+      <w:r>
+        <w:t xml:space="preserve"> </w:t>
+      </w:r>
+      <w:r>
+        <w:rPr>
+          <w:b/>
+          <w:bCs/>
+        </w:rPr>
+        <w:t xml:space="preserve">Your turn:</w:t>
+      </w:r>
+      <w:r>
+        <w:t xml:space="preserve"> </w:t>
+      </w:r>
+      <w:r>
+        <w:t xml:space="preserve">Just from looking at the plot, which trend line looks steeper — summer or winter? Make a prediction before you run the models in the next part.</w:t>
+      </w:r>
+    </w:p>
+    <w:p>
+      <w:pPr>
+        <w:pStyle w:val="SourceCode"/>
+      </w:pPr>
+      <w:r>
+        <w:rPr>
+          <w:rStyle w:val="VerbatimChar"/>
+        </w:rPr>
+        <w:t xml:space="preserve">Visual prediction — steeper line:</w:t>
+      </w:r>
+    </w:p>
+    <w:p>
+      <w:r>
+        <w:pict>
+          <v:rect style="width:0;height:1.5pt" o:hralign="center" o:hrstd="t" o:hr="t"/>
+        </w:pict>
+      </w:r>
+    </w:p>
+    <w:bookmarkEnd w:id="23"/>
+    <w:bookmarkStart w:id="24" w:name="X10da8e5be3dd1a92e4752635be53b0a94c515ec"/>
+    <w:p>
+      <w:pPr>
+        <w:pStyle w:val="Heading1"/>
+      </w:pPr>
+      <w:r>
+        <w:t xml:space="preserve">Part 10 · Fit a separate model for each season</w:t>
+      </w:r>
+    </w:p>
+    <w:p>
+      <w:pPr>
+        <w:pStyle w:val="FirstParagraph"/>
+      </w:pPr>
+      <w:r>
+        <w:rPr>
+          <w:b/>
+          <w:bCs/>
+        </w:rPr>
+        <w:t xml:space="preserve">▶ Run this:</w:t>
+      </w:r>
+    </w:p>
+    <w:p>
+      <w:pPr>
+        <w:pStyle w:val="SourceCode"/>
+      </w:pPr>
+      <w:r>
+        <w:rPr>
+          <w:rStyle w:val="CommentTok"/>
+        </w:rPr>
+        <w:t xml:space="preserve"># Summer-only model -------------------------------------------------</w:t>
+      </w:r>
+      <w:r>
+        <w:br/>
+      </w:r>
+      <w:r>
+        <w:rPr>
+          <w:rStyle w:val="NormalTok"/>
+        </w:rPr>
+        <w:t xml:space="preserve">summer_df </w:t>
+      </w:r>
+      <w:r>
+        <w:rPr>
+          <w:rStyle w:val="OtherTok"/>
+        </w:rPr>
+        <w:t xml:space="preserve">&lt;-</w:t>
+      </w:r>
+      <w:r>
+        <w:rPr>
+          <w:rStyle w:val="NormalTok"/>
+        </w:rPr>
+        <w:t xml:space="preserve"> season_year_df </w:t>
+      </w:r>
+      <w:r>
+        <w:rPr>
+          <w:rStyle w:val="SpecialCharTok"/>
+        </w:rPr>
+        <w:t xml:space="preserve">%&gt;%</w:t>
+      </w:r>
+      <w:r>
+        <w:rPr>
+          <w:rStyle w:val="NormalTok"/>
+        </w:rPr>
+        <w:t xml:space="preserve"> </w:t>
+      </w:r>
+      <w:r>
+        <w:rPr>
+          <w:rStyle w:val="FunctionTok"/>
+        </w:rPr>
+        <w:t xml:space="preserve">filter</w:t>
+      </w:r>
+      <w:r>
+        <w:rPr>
+          <w:rStyle w:val="NormalTok"/>
+        </w:rPr>
+        <w:t xml:space="preserve">(season </w:t>
+      </w:r>
+      <w:r>
+        <w:rPr>
+          <w:rStyle w:val="SpecialCharTok"/>
+        </w:rPr>
+        <w:t xml:space="preserve">==</w:t>
+      </w:r>
+      <w:r>
+        <w:rPr>
+          <w:rStyle w:val="NormalTok"/>
+        </w:rPr>
+        <w:t xml:space="preserve"> </w:t>
+      </w:r>
+      <w:r>
+        <w:rPr>
+          <w:rStyle w:val="StringTok"/>
+        </w:rPr>
+        <w:t xml:space="preserve">"summer"</w:t>
+      </w:r>
+      <w:r>
+        <w:rPr>
+          <w:rStyle w:val="NormalTok"/>
+        </w:rPr>
+        <w:t xml:space="preserve">)</w:t>
+      </w:r>
+      <w:r>
+        <w:br/>
+      </w:r>
+      <w:r>
+        <w:rPr>
+          <w:rStyle w:val="NormalTok"/>
+        </w:rPr>
+        <w:t xml:space="preserve">summer_model </w:t>
+      </w:r>
+      <w:r>
+        <w:rPr>
+          <w:rStyle w:val="OtherTok"/>
+        </w:rPr>
+        <w:t xml:space="preserve">&lt;-</w:t>
+      </w:r>
+      <w:r>
+        <w:rPr>
+          <w:rStyle w:val="NormalTok"/>
+        </w:rPr>
+        <w:t xml:space="preserve"> </w:t>
+      </w:r>
+      <w:r>
+        <w:rPr>
+          <w:rStyle w:val="FunctionTok"/>
+        </w:rPr>
+        <w:t xml:space="preserve">lm</w:t>
+      </w:r>
+      <w:r>
+        <w:rPr>
+          <w:rStyle w:val="NormalTok"/>
+        </w:rPr>
+        <w:t xml:space="preserve">(TEMP </w:t>
+      </w:r>
+      <w:r>
+        <w:rPr>
+          <w:rStyle w:val="SpecialCharTok"/>
+        </w:rPr>
+        <w:t xml:space="preserve">~</w:t>
+      </w:r>
+      <w:r>
+        <w:rPr>
+          <w:rStyle w:val="NormalTok"/>
+        </w:rPr>
+        <w:t xml:space="preserve"> YEAR, </w:t>
+      </w:r>
+      <w:r>
+        <w:rPr>
+          <w:rStyle w:val="AttributeTok"/>
+        </w:rPr>
+        <w:t xml:space="preserve">data =</w:t>
+      </w:r>
+      <w:r>
+        <w:rPr>
+          <w:rStyle w:val="NormalTok"/>
+        </w:rPr>
+        <w:t xml:space="preserve"> summer_df)</w:t>
+      </w:r>
+      <w:r>
+        <w:br/>
+      </w:r>
+      <w:r>
+        <w:rPr>
+          <w:rStyle w:val="NormalTok"/>
+        </w:rPr>
+        <w:t xml:space="preserve">summer_slope </w:t>
+      </w:r>
+      <w:r>
+        <w:rPr>
+          <w:rStyle w:val="OtherTok"/>
+        </w:rPr>
+        <w:t xml:space="preserve">&lt;-</w:t>
+      </w:r>
+      <w:r>
+        <w:rPr>
+          <w:rStyle w:val="NormalTok"/>
+        </w:rPr>
+        <w:t xml:space="preserve"> </w:t>
+      </w:r>
+      <w:r>
+        <w:rPr>
+          <w:rStyle w:val="FunctionTok"/>
+        </w:rPr>
+        <w:t xml:space="preserve">coef</w:t>
+      </w:r>
+      <w:r>
+        <w:rPr>
+          <w:rStyle w:val="NormalTok"/>
+        </w:rPr>
+        <w:t xml:space="preserve">(summer_model)[</w:t>
+      </w:r>
+      <w:r>
+        <w:rPr>
+          <w:rStyle w:val="DecValTok"/>
+        </w:rPr>
+        <w:t xml:space="preserve">2</w:t>
+      </w:r>
+      <w:r>
+        <w:rPr>
+          <w:rStyle w:val="NormalTok"/>
+        </w:rPr>
+        <w:t xml:space="preserve">]</w:t>
+      </w:r>
+      <w:r>
+        <w:br/>
+      </w:r>
+      <w:r>
+        <w:rPr>
+          <w:rStyle w:val="FunctionTok"/>
+        </w:rPr>
+        <w:t xml:space="preserve">summary</w:t>
+      </w:r>
+      <w:r>
+        <w:rPr>
+          <w:rStyle w:val="NormalTok"/>
+        </w:rPr>
+        <w:t xml:space="preserve">(summer_model)</w:t>
+      </w:r>
+    </w:p>
+    <w:p>
+      <w:pPr>
+        <w:pStyle w:val="SourceCode"/>
+      </w:pPr>
+      <w:r>
+        <w:rPr>
+          <w:rStyle w:val="CommentTok"/>
+        </w:rPr>
+        <w:t xml:space="preserve"># Winter-only model -------------------------------------------------</w:t>
+      </w:r>
+      <w:r>
+        <w:br/>
+      </w:r>
+      <w:r>
+        <w:rPr>
+          <w:rStyle w:val="NormalTok"/>
+        </w:rPr>
+        <w:t xml:space="preserve">winter_df </w:t>
+      </w:r>
+      <w:r>
+        <w:rPr>
+          <w:rStyle w:val="OtherTok"/>
+        </w:rPr>
+        <w:t xml:space="preserve">&lt;-</w:t>
+      </w:r>
+      <w:r>
+        <w:rPr>
+          <w:rStyle w:val="NormalTok"/>
+        </w:rPr>
+        <w:t xml:space="preserve"> season_year_df </w:t>
+      </w:r>
+      <w:r>
+        <w:rPr>
+          <w:rStyle w:val="SpecialCharTok"/>
+        </w:rPr>
+        <w:t xml:space="preserve">%&gt;%</w:t>
+      </w:r>
+      <w:r>
+        <w:rPr>
+          <w:rStyle w:val="NormalTok"/>
+        </w:rPr>
+        <w:t xml:space="preserve"> </w:t>
+      </w:r>
+      <w:r>
+        <w:rPr>
+          <w:rStyle w:val="FunctionTok"/>
+        </w:rPr>
+        <w:t xml:space="preserve">filter</w:t>
+      </w:r>
+      <w:r>
+        <w:rPr>
+          <w:rStyle w:val="NormalTok"/>
+        </w:rPr>
+        <w:t xml:space="preserve">(season </w:t>
+      </w:r>
+      <w:r>
+        <w:rPr>
+          <w:rStyle w:val="SpecialCharTok"/>
+        </w:rPr>
+        <w:t xml:space="preserve">==</w:t>
+      </w:r>
+      <w:r>
+        <w:rPr>
+          <w:rStyle w:val="NormalTok"/>
+        </w:rPr>
+        <w:t xml:space="preserve"> </w:t>
+      </w:r>
+      <w:r>
+        <w:rPr>
+          <w:rStyle w:val="StringTok"/>
+        </w:rPr>
+        <w:t xml:space="preserve">"winter"</w:t>
+      </w:r>
+      <w:r>
+        <w:rPr>
+          <w:rStyle w:val="NormalTok"/>
+        </w:rPr>
+        <w:t xml:space="preserve">)</w:t>
+      </w:r>
+      <w:r>
+        <w:br/>
+      </w:r>
+      <w:r>
+        <w:rPr>
+          <w:rStyle w:val="NormalTok"/>
+        </w:rPr>
+        <w:t xml:space="preserve">winter_model </w:t>
+      </w:r>
+      <w:r>
+        <w:rPr>
+          <w:rStyle w:val="OtherTok"/>
+        </w:rPr>
+        <w:t xml:space="preserve">&lt;-</w:t>
+      </w:r>
+      <w:r>
+        <w:rPr>
+          <w:rStyle w:val="NormalTok"/>
+        </w:rPr>
+        <w:t xml:space="preserve"> </w:t>
+      </w:r>
+      <w:r>
+        <w:rPr>
+          <w:rStyle w:val="FunctionTok"/>
+        </w:rPr>
+        <w:t xml:space="preserve">lm</w:t>
+      </w:r>
+      <w:r>
+        <w:rPr>
+          <w:rStyle w:val="NormalTok"/>
+        </w:rPr>
+        <w:t xml:space="preserve">(TEMP </w:t>
+      </w:r>
+      <w:r>
+        <w:rPr>
+          <w:rStyle w:val="SpecialCharTok"/>
+        </w:rPr>
+        <w:t xml:space="preserve">~</w:t>
+      </w:r>
+      <w:r>
+        <w:rPr>
+          <w:rStyle w:val="NormalTok"/>
+        </w:rPr>
+        <w:t xml:space="preserve"> YEAR, </w:t>
+      </w:r>
+      <w:r>
+        <w:rPr>
+          <w:rStyle w:val="AttributeTok"/>
+        </w:rPr>
+        <w:t xml:space="preserve">data =</w:t>
+      </w:r>
+      <w:r>
+        <w:rPr>
+          <w:rStyle w:val="NormalTok"/>
+        </w:rPr>
+        <w:t xml:space="preserve"> winter_df)</w:t>
+      </w:r>
+      <w:r>
+        <w:br/>
+      </w:r>
+      <w:r>
+        <w:rPr>
+          <w:rStyle w:val="NormalTok"/>
+        </w:rPr>
+        <w:t xml:space="preserve">winter_slope </w:t>
+      </w:r>
+      <w:r>
+        <w:rPr>
+          <w:rStyle w:val="OtherTok"/>
+        </w:rPr>
+        <w:t xml:space="preserve">&lt;-</w:t>
+      </w:r>
+      <w:r>
+        <w:rPr>
+          <w:rStyle w:val="NormalTok"/>
+        </w:rPr>
+        <w:t xml:space="preserve"> </w:t>
+      </w:r>
+      <w:r>
+        <w:rPr>
+          <w:rStyle w:val="FunctionTok"/>
+        </w:rPr>
+        <w:t xml:space="preserve">coef</w:t>
+      </w:r>
+      <w:r>
+        <w:rPr>
+          <w:rStyle w:val="NormalTok"/>
+        </w:rPr>
+        <w:t xml:space="preserve">(winter_model)[</w:t>
+      </w:r>
+      <w:r>
+        <w:rPr>
+          <w:rStyle w:val="DecValTok"/>
+        </w:rPr>
+        <w:t xml:space="preserve">2</w:t>
+      </w:r>
+      <w:r>
+        <w:rPr>
+          <w:rStyle w:val="NormalTok"/>
+        </w:rPr>
+        <w:t xml:space="preserve">]</w:t>
+      </w:r>
+      <w:r>
+        <w:br/>
+      </w:r>
+      <w:r>
+        <w:rPr>
+          <w:rStyle w:val="FunctionTok"/>
+        </w:rPr>
+        <w:t xml:space="preserve">summary</w:t>
+      </w:r>
+      <w:r>
+        <w:rPr>
+          <w:rStyle w:val="NormalTok"/>
+        </w:rPr>
+        <w:t xml:space="preserve">(winter_model)</w:t>
+      </w:r>
+    </w:p>
+    <w:p>
+      <w:pPr>
+        <w:pStyle w:val="SourceCode"/>
+      </w:pPr>
+      <w:r>
+        <w:rPr>
+          <w:rStyle w:val="CommentTok"/>
+        </w:rPr>
+        <w:t xml:space="preserve"># Compare the two slopes ----------------------------------------------</w:t>
+      </w:r>
+      <w:r>
+        <w:br/>
+      </w:r>
+      <w:r>
+        <w:rPr>
+          <w:rStyle w:val="FunctionTok"/>
+        </w:rPr>
+        <w:t xml:space="preserve">cat</w:t>
+      </w:r>
+      <w:r>
+        <w:rPr>
+          <w:rStyle w:val="NormalTok"/>
+        </w:rPr>
+        <w:t xml:space="preserve">(</w:t>
+      </w:r>
+      <w:r>
+        <w:rPr>
+          <w:rStyle w:val="StringTok"/>
+        </w:rPr>
+        <w:t xml:space="preserve">"Summer warming rate:"</w:t>
+      </w:r>
+      <w:r>
+        <w:rPr>
+          <w:rStyle w:val="NormalTok"/>
+        </w:rPr>
+        <w:t xml:space="preserve">, </w:t>
+      </w:r>
+      <w:r>
+        <w:rPr>
+          <w:rStyle w:val="FunctionTok"/>
+        </w:rPr>
+        <w:t xml:space="preserve">round</w:t>
+      </w:r>
+      <w:r>
+        <w:rPr>
+          <w:rStyle w:val="NormalTok"/>
+        </w:rPr>
+        <w:t xml:space="preserve">(summer_slope </w:t>
+      </w:r>
+      <w:r>
+        <w:rPr>
+          <w:rStyle w:val="SpecialCharTok"/>
+        </w:rPr>
+        <w:t xml:space="preserve">*</w:t>
+      </w:r>
+      <w:r>
+        <w:rPr>
+          <w:rStyle w:val="NormalTok"/>
+        </w:rPr>
+        <w:t xml:space="preserve"> </w:t>
+      </w:r>
+      <w:r>
+        <w:rPr>
+          <w:rStyle w:val="DecValTok"/>
+        </w:rPr>
+        <w:t xml:space="preserve">10</w:t>
+      </w:r>
+      <w:r>
+        <w:rPr>
+          <w:rStyle w:val="NormalTok"/>
+        </w:rPr>
+        <w:t xml:space="preserve">, </w:t>
+      </w:r>
+      <w:r>
+        <w:rPr>
+          <w:rStyle w:val="DecValTok"/>
+        </w:rPr>
+        <w:t xml:space="preserve">3</w:t>
+      </w:r>
+      <w:r>
+        <w:rPr>
+          <w:rStyle w:val="NormalTok"/>
+        </w:rPr>
+        <w:t xml:space="preserve">), </w:t>
+      </w:r>
+      <w:r>
+        <w:rPr>
+          <w:rStyle w:val="StringTok"/>
+        </w:rPr>
+        <w:t xml:space="preserve">"°C/decade</w:t>
+      </w:r>
+      <w:r>
+        <w:rPr>
+          <w:rStyle w:val="SpecialCharTok"/>
+        </w:rPr>
+        <w:t xml:space="preserve">\n</w:t>
+      </w:r>
+      <w:r>
+        <w:rPr>
+          <w:rStyle w:val="StringTok"/>
+        </w:rPr>
+        <w:t xml:space="preserve">"</w:t>
+      </w:r>
+      <w:r>
+        <w:rPr>
+          <w:rStyle w:val="NormalTok"/>
+        </w:rPr>
+        <w:t xml:space="preserve">)</w:t>
+      </w:r>
+      <w:r>
+        <w:br/>
+      </w:r>
+      <w:r>
+        <w:rPr>
+          <w:rStyle w:val="FunctionTok"/>
+        </w:rPr>
+        <w:t xml:space="preserve">cat</w:t>
+      </w:r>
+      <w:r>
+        <w:rPr>
+          <w:rStyle w:val="NormalTok"/>
+        </w:rPr>
+        <w:t xml:space="preserve">(</w:t>
+      </w:r>
+      <w:r>
+        <w:rPr>
+          <w:rStyle w:val="StringTok"/>
+        </w:rPr>
+        <w:t xml:space="preserve">"Winter warming rate:"</w:t>
+      </w:r>
+      <w:r>
+        <w:rPr>
+          <w:rStyle w:val="NormalTok"/>
+        </w:rPr>
+        <w:t xml:space="preserve">, </w:t>
+      </w:r>
+      <w:r>
+        <w:rPr>
+          <w:rStyle w:val="FunctionTok"/>
+        </w:rPr>
+        <w:t xml:space="preserve">round</w:t>
+      </w:r>
+      <w:r>
+        <w:rPr>
+          <w:rStyle w:val="NormalTok"/>
+        </w:rPr>
+        <w:t xml:space="preserve">(winter_slope </w:t>
+      </w:r>
+      <w:r>
+        <w:rPr>
+          <w:rStyle w:val="SpecialCharTok"/>
+        </w:rPr>
+        <w:t xml:space="preserve">*</w:t>
+      </w:r>
+      <w:r>
+        <w:rPr>
+          <w:rStyle w:val="NormalTok"/>
+        </w:rPr>
+        <w:t xml:space="preserve"> </w:t>
+      </w:r>
+      <w:r>
+        <w:rPr>
+          <w:rStyle w:val="DecValTok"/>
+        </w:rPr>
+        <w:t xml:space="preserve">10</w:t>
+      </w:r>
+      <w:r>
+        <w:rPr>
+          <w:rStyle w:val="NormalTok"/>
+        </w:rPr>
+        <w:t xml:space="preserve">, </w:t>
+      </w:r>
+      <w:r>
+        <w:rPr>
+          <w:rStyle w:val="DecValTok"/>
+        </w:rPr>
+        <w:t xml:space="preserve">3</w:t>
+      </w:r>
+      <w:r>
+        <w:rPr>
+          <w:rStyle w:val="NormalTok"/>
+        </w:rPr>
+        <w:t xml:space="preserve">), </w:t>
+      </w:r>
+      <w:r>
+        <w:rPr>
+          <w:rStyle w:val="StringTok"/>
+        </w:rPr>
+        <w:t xml:space="preserve">"°C/decade</w:t>
+      </w:r>
+      <w:r>
+        <w:rPr>
+          <w:rStyle w:val="SpecialCharTok"/>
+        </w:rPr>
+        <w:t xml:space="preserve">\n</w:t>
+      </w:r>
+      <w:r>
+        <w:rPr>
+          <w:rStyle w:val="StringTok"/>
+        </w:rPr>
+        <w:t xml:space="preserve">"</w:t>
+      </w:r>
+      <w:r>
+        <w:rPr>
+          <w:rStyle w:val="NormalTok"/>
+        </w:rPr>
+        <w:t xml:space="preserve">)</w:t>
+      </w:r>
+    </w:p>
+    <w:p>
+      <w:pPr>
+        <w:pStyle w:val="FirstParagraph"/>
+      </w:pPr>
+      <w:r>
+        <w:t xml:space="preserve">✏️</w:t>
+      </w:r>
+      <w:r>
+        <w:t xml:space="preserve"> </w:t>
+      </w:r>
+      <w:r>
+        <w:rPr>
+          <w:b/>
+          <w:bCs/>
+        </w:rPr>
+        <w:t xml:space="preserve">Your turn:</w:t>
+      </w:r>
+      <w:r>
+        <w:t xml:space="preserve"> </w:t>
+      </w:r>
+      <w:r>
+        <w:t xml:space="preserve">Fill in the comparison table:</w:t>
+      </w:r>
+    </w:p>
+    <w:p>
+      <w:pPr>
+        <w:pStyle w:val="SourceCode"/>
+      </w:pPr>
+      <w:r>
+        <w:rPr>
+          <w:rStyle w:val="VerbatimChar"/>
+        </w:rPr>
+        <w:t xml:space="preserve">Season    Slope (°C/year)   Rate (°C/decade)   p-value   Significant? (Y/N)</w:t>
+      </w:r>
+      <w:r>
+        <w:br/>
+      </w:r>
+      <w:r>
+        <w:rPr>
+          <w:rStyle w:val="VerbatimChar"/>
+        </w:rPr>
+        <w:t xml:space="preserve">-------   ----------------  ------------------  --------  -------------------</w:t>
+      </w:r>
+      <w:r>
+        <w:br/>
+      </w:r>
+      <w:r>
+        <w:rPr>
+          <w:rStyle w:val="VerbatimChar"/>
+        </w:rPr>
+        <w:t xml:space="preserve">Summer</w:t>
+      </w:r>
+      <w:r>
+        <w:br/>
+      </w:r>
+      <w:r>
+        <w:rPr>
+          <w:rStyle w:val="VerbatimChar"/>
+        </w:rPr>
+        <w:t xml:space="preserve">Winter</w:t>
+      </w:r>
+    </w:p>
+    <w:p>
+      <w:pPr>
+        <w:pStyle w:val="FirstParagraph"/>
+      </w:pPr>
+      <w:r>
+        <w:t xml:space="preserve">✏️</w:t>
+      </w:r>
+      <w:r>
+        <w:t xml:space="preserve"> </w:t>
+      </w:r>
+      <w:r>
+        <w:rPr>
+          <w:b/>
+          <w:bCs/>
+        </w:rPr>
+        <w:t xml:space="preserve">Your turn:</w:t>
+      </w:r>
+      <w:r>
+        <w:t xml:space="preserve"> </w:t>
+      </w:r>
+      <w:r>
+        <w:t xml:space="preserve">Was your visual prediction from Part 9 correct? Which season is warming faster in Duluth’s data? Does this match what you might expect from the news or your own experience with winters here?</w:t>
+      </w:r>
+    </w:p>
+    <w:p>
+      <w:pPr>
+        <w:pStyle w:val="SourceCode"/>
+      </w:pPr>
+      <w:r>
+        <w:rPr>
+          <w:rStyle w:val="VerbatimChar"/>
+        </w:rPr>
+        <w:t xml:space="preserve">Faster-warming season:</w:t>
+      </w:r>
+      <w:r>
+        <w:br/>
+      </w:r>
+      <w:r>
+        <w:rPr>
+          <w:rStyle w:val="VerbatimChar"/>
+        </w:rPr>
+        <w:t xml:space="preserve">Did this match your prediction?  Y / N</w:t>
+      </w:r>
+      <w:r>
+        <w:br/>
+      </w:r>
+      <w:r>
+        <w:rPr>
+          <w:rStyle w:val="VerbatimChar"/>
+        </w:rPr>
+        <w:t xml:space="preserve">Does this match your real-world experience?  Y / N</w:t>
+      </w:r>
+      <w:r>
+        <w:br/>
+      </w:r>
+      <w:r>
+        <w:rPr>
+          <w:rStyle w:val="VerbatimChar"/>
+        </w:rPr>
+        <w:t xml:space="preserve">Why might winter and summer warm at different rates? (Hint: think about ice cover, snow reflectivity, cloud cover)</w:t>
+      </w:r>
+    </w:p>
+    <w:p>
+      <w:r>
+        <w:pict>
+          <v:rect style="width:0;height:1.5pt" o:hralign="center" o:hrstd="t" o:hr="t"/>
+        </w:pict>
+      </w:r>
+    </w:p>
+    <w:bookmarkEnd w:id="24"/>
+    <w:bookmarkStart w:id="25" w:name="part-11-write-a-short-results-paragraph"/>
+    <w:p>
+      <w:pPr>
+        <w:pStyle w:val="Heading1"/>
+      </w:pPr>
+      <w:r>
+        <w:t xml:space="preserve">Part 11 · Write a short results paragraph</w:t>
+      </w:r>
+    </w:p>
+    <w:p>
+      <w:pPr>
+        <w:pStyle w:val="FirstParagraph"/>
+      </w:pPr>
+      <w:r>
+        <w:t xml:space="preserve">✏️</w:t>
+      </w:r>
+      <w:r>
+        <w:t xml:space="preserve"> </w:t>
+      </w:r>
+      <w:r>
+        <w:rPr>
+          <w:b/>
+          <w:bCs/>
+        </w:rPr>
+        <w:t xml:space="preserve">Your turn:</w:t>
+      </w:r>
+      <w:r>
+        <w:t xml:space="preserve"> </w:t>
+      </w:r>
+      <w:r>
+        <w:t xml:space="preserve">Write a short paragraph (4–6 sentences) summarizing what you found. Include:</w:t>
+      </w:r>
+    </w:p>
+    <w:p>
+      <w:pPr>
+        <w:pStyle w:val="Compact"/>
+        <w:numPr>
+          <w:ilvl w:val="0"/>
+          <w:numId w:val="1005"/>
+        </w:numPr>
+      </w:pPr>
+      <w:r>
+        <w:t xml:space="preserve">The overall annual warming rate (°C/decade) and whether it was significant</w:t>
+      </w:r>
+    </w:p>
+    <w:p>
+      <w:pPr>
+        <w:pStyle w:val="Compact"/>
+        <w:numPr>
+          <w:ilvl w:val="0"/>
+          <w:numId w:val="1005"/>
+        </w:numPr>
+      </w:pPr>
+      <w:r>
+        <w:t xml:space="preserve">The summer warming rate and the winter warming rate, compared</w:t>
+      </w:r>
+    </w:p>
+    <w:p>
+      <w:pPr>
+        <w:pStyle w:val="Compact"/>
+        <w:numPr>
+          <w:ilvl w:val="0"/>
+          <w:numId w:val="1005"/>
+        </w:numPr>
+      </w:pPr>
+      <w:r>
+        <w:t xml:space="preserve">One sentence connecting this to something you’ve personally noticed about Duluth winters (optional, but encouraged)</w:t>
+      </w:r>
+    </w:p>
+    <w:p>
+      <w:pPr>
+        <w:pStyle w:val="SourceCode"/>
+      </w:pPr>
+      <w:r>
+        <w:rPr>
+          <w:rStyle w:val="VerbatimChar"/>
+        </w:rPr>
+        <w:t xml:space="preserve">Write your results paragraph here:</w:t>
+      </w:r>
+    </w:p>
+    <w:p>
+      <w:r>
+        <w:pict>
+          <v:rect style="width:0;height:1.5pt" o:hralign="center" o:hrstd="t" o:hr="t"/>
+        </w:pict>
+      </w:r>
+    </w:p>
+    <w:bookmarkEnd w:id="25"/>
+    <w:bookmarkStart w:id="26" w:name="part-12-review-and-checkpoint"/>
+    <w:p>
+      <w:pPr>
+        <w:pStyle w:val="Heading1"/>
+      </w:pPr>
+      <w:r>
+        <w:t xml:space="preserve">Part 12 · Review and checkpoint</w:t>
+      </w:r>
+    </w:p>
+    <w:p>
+      <w:pPr>
+        <w:pStyle w:val="FirstParagraph"/>
+      </w:pPr>
+      <w:r>
+        <w:t xml:space="preserve">At this point you should be able to:</w:t>
+      </w:r>
+    </w:p>
+    <w:p>
+      <w:pPr>
+        <w:pStyle w:val="Compact"/>
+        <w:numPr>
+          <w:ilvl w:val="0"/>
+          <w:numId w:val="1006"/>
+        </w:numPr>
+      </w:pPr>
+      <w:r>
+        <w:t xml:space="preserve">Download real station data into R with</w:t>
+      </w:r>
+      <w:r>
+        <w:t xml:space="preserve"> </w:t>
+      </w:r>
+      <w:r>
+        <w:rPr>
+          <w:rStyle w:val="VerbatimChar"/>
+        </w:rPr>
+        <w:t xml:space="preserve">get_GSOD()</w:t>
+      </w:r>
+    </w:p>
+    <w:p>
+      <w:pPr>
+        <w:pStyle w:val="Compact"/>
+        <w:numPr>
+          <w:ilvl w:val="0"/>
+          <w:numId w:val="1007"/>
+        </w:numPr>
+      </w:pPr>
+      <w:r>
+        <w:t xml:space="preserve">Explain why raw daily data can hide long-term trends</w:t>
+      </w:r>
+    </w:p>
+    <w:p>
+      <w:pPr>
+        <w:pStyle w:val="Compact"/>
+        <w:numPr>
+          <w:ilvl w:val="0"/>
+          <w:numId w:val="1008"/>
+        </w:numPr>
+      </w:pPr>
+      <w:r>
+        <w:t xml:space="preserve">Use</w:t>
+      </w:r>
+      <w:r>
+        <w:t xml:space="preserve"> </w:t>
+      </w:r>
+      <w:r>
+        <w:rPr>
+          <w:rStyle w:val="VerbatimChar"/>
+        </w:rPr>
+        <w:t xml:space="preserve">group_by() %&gt;% summarize()</w:t>
+      </w:r>
+      <w:r>
+        <w:t xml:space="preserve"> </w:t>
+      </w:r>
+      <w:r>
+        <w:t xml:space="preserve">to collapse data to monthly or yearly means</w:t>
+      </w:r>
+    </w:p>
+    <w:p>
+      <w:pPr>
+        <w:pStyle w:val="Compact"/>
+        <w:numPr>
+          <w:ilvl w:val="0"/>
+          <w:numId w:val="1009"/>
+        </w:numPr>
+      </w:pPr>
+      <w:r>
+        <w:t xml:space="preserve">Fit</w:t>
+      </w:r>
+      <w:r>
+        <w:t xml:space="preserve"> </w:t>
+      </w:r>
+      <w:r>
+        <w:rPr>
+          <w:rStyle w:val="VerbatimChar"/>
+        </w:rPr>
+        <w:t xml:space="preserve">lm(Y ~ YEAR, data)</w:t>
+      </w:r>
+      <w:r>
+        <w:t xml:space="preserve"> </w:t>
+      </w:r>
+      <w:r>
+        <w:t xml:space="preserve">and extract the slope as a rate of change</w:t>
+      </w:r>
+    </w:p>
+    <w:p>
+      <w:pPr>
+        <w:pStyle w:val="Compact"/>
+        <w:numPr>
+          <w:ilvl w:val="0"/>
+          <w:numId w:val="1010"/>
+        </w:numPr>
+      </w:pPr>
+      <w:r>
+        <w:t xml:space="preserve">Convert a yearly slope into a more interpretable</w:t>
+      </w:r>
+      <w:r>
+        <w:t xml:space="preserve"> </w:t>
+      </w:r>
+      <w:r>
+        <w:t xml:space="preserve">“per decade”</w:t>
+      </w:r>
+      <w:r>
+        <w:t xml:space="preserve"> </w:t>
+      </w:r>
+      <w:r>
+        <w:t xml:space="preserve">rate</w:t>
+      </w:r>
+    </w:p>
+    <w:p>
+      <w:pPr>
+        <w:pStyle w:val="Compact"/>
+        <w:numPr>
+          <w:ilvl w:val="0"/>
+          <w:numId w:val="1011"/>
+        </w:numPr>
+      </w:pPr>
+      <w:r>
+        <w:t xml:space="preserve">Use</w:t>
+      </w:r>
+      <w:r>
+        <w:t xml:space="preserve"> </w:t>
+      </w:r>
+      <w:r>
+        <w:rPr>
+          <w:rStyle w:val="VerbatimChar"/>
+        </w:rPr>
+        <w:t xml:space="preserve">case_when()</w:t>
+      </w:r>
+      <w:r>
+        <w:t xml:space="preserve"> </w:t>
+      </w:r>
+      <w:r>
+        <w:t xml:space="preserve">to build a new multi-condition categorical variable</w:t>
+      </w:r>
+    </w:p>
+    <w:p>
+      <w:pPr>
+        <w:pStyle w:val="Compact"/>
+        <w:numPr>
+          <w:ilvl w:val="0"/>
+          <w:numId w:val="1012"/>
+        </w:numPr>
+      </w:pPr>
+      <w:r>
+        <w:t xml:space="preserve">Filter to specific categories with</w:t>
+      </w:r>
+      <w:r>
+        <w:t xml:space="preserve"> </w:t>
+      </w:r>
+      <w:r>
+        <w:rPr>
+          <w:rStyle w:val="VerbatimChar"/>
+        </w:rPr>
+        <w:t xml:space="preserve">filter(x %in% c(...))</w:t>
+      </w:r>
+    </w:p>
+    <w:p>
+      <w:pPr>
+        <w:pStyle w:val="Compact"/>
+        <w:numPr>
+          <w:ilvl w:val="0"/>
+          <w:numId w:val="1013"/>
+        </w:numPr>
+      </w:pPr>
+      <w:r>
+        <w:t xml:space="preserve">Fit and compare two group-specific regression models</w:t>
+      </w:r>
+    </w:p>
+    <w:p>
+      <w:pPr>
+        <w:pStyle w:val="FirstParagraph"/>
+      </w:pPr>
+      <w:r>
+        <w:t xml:space="preserve">✏️</w:t>
+      </w:r>
+      <w:r>
+        <w:t xml:space="preserve"> </w:t>
+      </w:r>
+      <w:r>
+        <w:rPr>
+          <w:b/>
+          <w:bCs/>
+        </w:rPr>
+        <w:t xml:space="preserve">Your turn — before you move on:</w:t>
+      </w:r>
+      <w:r>
+        <w:t xml:space="preserve"> </w:t>
+      </w:r>
+      <w:r>
+        <w:t xml:space="preserve">Run your entire script with</w:t>
+      </w:r>
+      <w:r>
+        <w:t xml:space="preserve"> </w:t>
+      </w:r>
+      <w:r>
+        <w:rPr>
+          <w:b/>
+          <w:bCs/>
+        </w:rPr>
+        <w:t xml:space="preserve">Ctrl/Cmd + Shift + Enter</w:t>
+      </w:r>
+      <w:r>
+        <w:t xml:space="preserve">. Does it run from top to bottom without errors?</w:t>
+      </w:r>
+    </w:p>
+    <w:p>
+      <w:pPr>
+        <w:pStyle w:val="SourceCode"/>
+      </w:pPr>
+      <w:r>
+        <w:rPr>
+          <w:rStyle w:val="VerbatimChar"/>
+        </w:rPr>
+        <w:t xml:space="preserve">Ran cleanly?  Y / N</w:t>
+      </w:r>
+      <w:r>
+        <w:br/>
+      </w:r>
+      <w:r>
+        <w:rPr>
+          <w:rStyle w:val="VerbatimChar"/>
+        </w:rPr>
+        <w:t xml:space="preserve">If not, what error appeared:</w:t>
+      </w:r>
+    </w:p>
+    <w:p>
+      <w:r>
+        <w:pict>
+          <v:rect style="width:0;height:1.5pt" o:hralign="center" o:hrstd="t" o:hr="t"/>
+        </w:pict>
+      </w:r>
+    </w:p>
+    <w:bookmarkEnd w:id="26"/>
+    <w:bookmarkStart w:id="29" w:name="part-13-going-further"/>
+    <w:p>
+      <w:pPr>
+        <w:pStyle w:val="Heading1"/>
+      </w:pPr>
+      <w:r>
+        <w:t xml:space="preserve">Part 13 · Going further</w:t>
+      </w:r>
+    </w:p>
+    <w:p>
+      <w:pPr>
+        <w:pStyle w:val="BlockText"/>
+      </w:pPr>
+      <w:r>
+        <w:t xml:space="preserve">This section is optional — work through it if you finish early or want to push deeper.</w:t>
+      </w:r>
+    </w:p>
+    <w:bookmarkStart w:id="27" w:name="try-a-different-season-split"/>
+    <w:p>
+      <w:pPr>
+        <w:pStyle w:val="Heading3"/>
+      </w:pPr>
+      <w:r>
+        <w:t xml:space="preserve">Try a different season split</w:t>
+      </w:r>
+    </w:p>
+    <w:p>
+      <w:pPr>
+        <w:pStyle w:val="FirstParagraph"/>
+      </w:pPr>
+      <w:r>
+        <w:rPr>
+          <w:b/>
+          <w:bCs/>
+        </w:rPr>
+        <w:t xml:space="preserve">▶ Try this:</w:t>
+      </w:r>
+      <w:r>
+        <w:t xml:space="preserve"> </w:t>
+      </w:r>
+      <w:r>
+        <w:t xml:space="preserve">Instead of strict 3-month summer/winter, try defining seasons using meteorological vs. astronomical boundaries, or add a</w:t>
+      </w:r>
+      <w:r>
+        <w:t xml:space="preserve"> </w:t>
+      </w:r>
+      <w:r>
+        <w:t xml:space="preserve">“spring”</w:t>
+      </w:r>
+      <w:r>
+        <w:t xml:space="preserve"> </w:t>
+      </w:r>
+      <w:r>
+        <w:t xml:space="preserve">and</w:t>
+      </w:r>
+      <w:r>
+        <w:t xml:space="preserve"> </w:t>
+      </w:r>
+      <w:r>
+        <w:t xml:space="preserve">“fall”</w:t>
+      </w:r>
+      <w:r>
+        <w:t xml:space="preserve"> </w:t>
+      </w:r>
+      <w:r>
+        <w:t xml:space="preserve">category to the</w:t>
+      </w:r>
+      <w:r>
+        <w:t xml:space="preserve"> </w:t>
+      </w:r>
+      <w:r>
+        <w:rPr>
+          <w:rStyle w:val="VerbatimChar"/>
+        </w:rPr>
+        <w:t xml:space="preserve">case_when()</w:t>
+      </w:r>
+      <w:r>
+        <w:t xml:space="preserve">.</w:t>
+      </w:r>
+    </w:p>
+    <w:p>
+      <w:pPr>
+        <w:pStyle w:val="SourceCode"/>
+      </w:pPr>
+      <w:r>
+        <w:rPr>
+          <w:rStyle w:val="CommentTok"/>
+        </w:rPr>
+        <w:t xml:space="preserve"># Add all four seasons instead of just summer/winter -----------------</w:t>
+      </w:r>
+      <w:r>
+        <w:br/>
+      </w:r>
+      <w:r>
+        <w:rPr>
+          <w:rStyle w:val="NormalTok"/>
+        </w:rPr>
+        <w:t xml:space="preserve">dlh_four_season_df </w:t>
+      </w:r>
+      <w:r>
+        <w:rPr>
+          <w:rStyle w:val="OtherTok"/>
+        </w:rPr>
+        <w:t xml:space="preserve">&lt;-</w:t>
+      </w:r>
+      <w:r>
+        <w:rPr>
+          <w:rStyle w:val="NormalTok"/>
+        </w:rPr>
+        <w:t xml:space="preserve"> dlh_temp_df </w:t>
+      </w:r>
+      <w:r>
+        <w:rPr>
+          <w:rStyle w:val="SpecialCharTok"/>
+        </w:rPr>
+        <w:t xml:space="preserve">%&gt;%</w:t>
+      </w:r>
+      <w:r>
+        <w:br/>
+      </w:r>
+      <w:r>
+        <w:rPr>
+          <w:rStyle w:val="NormalTok"/>
+        </w:rPr>
+        <w:t xml:space="preserve">  </w:t>
+      </w:r>
+      <w:r>
+        <w:rPr>
+          <w:rStyle w:val="FunctionTok"/>
+        </w:rPr>
+        <w:t xml:space="preserve">mutate</w:t>
+      </w:r>
+      <w:r>
+        <w:rPr>
+          <w:rStyle w:val="NormalTok"/>
+        </w:rPr>
+        <w:t xml:space="preserve">(</w:t>
+      </w:r>
+      <w:r>
+        <w:br/>
+      </w:r>
+      <w:r>
+        <w:rPr>
+          <w:rStyle w:val="NormalTok"/>
+        </w:rPr>
+        <w:t xml:space="preserve">    </w:t>
+      </w:r>
+      <w:r>
+        <w:rPr>
+          <w:rStyle w:val="AttributeTok"/>
+        </w:rPr>
+        <w:t xml:space="preserve">season =</w:t>
+      </w:r>
+      <w:r>
+        <w:rPr>
+          <w:rStyle w:val="NormalTok"/>
+        </w:rPr>
+        <w:t xml:space="preserve"> </w:t>
+      </w:r>
+      <w:r>
+        <w:rPr>
+          <w:rStyle w:val="FunctionTok"/>
+        </w:rPr>
+        <w:t xml:space="preserve">case_when</w:t>
+      </w:r>
+      <w:r>
+        <w:rPr>
+          <w:rStyle w:val="NormalTok"/>
+        </w:rPr>
+        <w:t xml:space="preserve">(</w:t>
+      </w:r>
+      <w:r>
+        <w:br/>
+      </w:r>
+      <w:r>
+        <w:rPr>
+          <w:rStyle w:val="NormalTok"/>
+        </w:rPr>
+        <w:t xml:space="preserve">      MONTH </w:t>
+      </w:r>
+      <w:r>
+        <w:rPr>
+          <w:rStyle w:val="SpecialCharTok"/>
+        </w:rPr>
+        <w:t xml:space="preserve">%in%</w:t>
+      </w:r>
+      <w:r>
+        <w:rPr>
+          <w:rStyle w:val="NormalTok"/>
+        </w:rPr>
+        <w:t xml:space="preserve"> </w:t>
+      </w:r>
+      <w:r>
+        <w:rPr>
+          <w:rStyle w:val="FunctionTok"/>
+        </w:rPr>
+        <w:t xml:space="preserve">c</w:t>
+      </w:r>
+      <w:r>
+        <w:rPr>
+          <w:rStyle w:val="NormalTok"/>
+        </w:rPr>
+        <w:t xml:space="preserve">(</w:t>
+      </w:r>
+      <w:r>
+        <w:rPr>
+          <w:rStyle w:val="DecValTok"/>
+        </w:rPr>
+        <w:t xml:space="preserve">3</w:t>
+      </w:r>
+      <w:r>
+        <w:rPr>
+          <w:rStyle w:val="NormalTok"/>
+        </w:rPr>
+        <w:t xml:space="preserve">, </w:t>
+      </w:r>
+      <w:r>
+        <w:rPr>
+          <w:rStyle w:val="DecValTok"/>
+        </w:rPr>
+        <w:t xml:space="preserve">4</w:t>
+      </w:r>
+      <w:r>
+        <w:rPr>
+          <w:rStyle w:val="NormalTok"/>
+        </w:rPr>
+        <w:t xml:space="preserve">, </w:t>
+      </w:r>
+      <w:r>
+        <w:rPr>
+          <w:rStyle w:val="DecValTok"/>
+        </w:rPr>
+        <w:t xml:space="preserve">5</w:t>
+      </w:r>
+      <w:r>
+        <w:rPr>
+          <w:rStyle w:val="NormalTok"/>
+        </w:rPr>
+        <w:t xml:space="preserve">)   </w:t>
+      </w:r>
+      <w:r>
+        <w:rPr>
+          <w:rStyle w:val="SpecialCharTok"/>
+        </w:rPr>
+        <w:t xml:space="preserve">~</w:t>
+      </w:r>
+      <w:r>
+        <w:rPr>
+          <w:rStyle w:val="NormalTok"/>
+        </w:rPr>
+        <w:t xml:space="preserve"> </w:t>
+      </w:r>
+      <w:r>
+        <w:rPr>
+          <w:rStyle w:val="StringTok"/>
+        </w:rPr>
+        <w:t xml:space="preserve">"spring"</w:t>
+      </w:r>
+      <w:r>
+        <w:rPr>
+          <w:rStyle w:val="NormalTok"/>
+        </w:rPr>
+        <w:t xml:space="preserve">,</w:t>
+      </w:r>
+      <w:r>
+        <w:br/>
+      </w:r>
+      <w:r>
+        <w:rPr>
+          <w:rStyle w:val="NormalTok"/>
+        </w:rPr>
+        <w:t xml:space="preserve">      MONTH </w:t>
+      </w:r>
+      <w:r>
+        <w:rPr>
+          <w:rStyle w:val="SpecialCharTok"/>
+        </w:rPr>
+        <w:t xml:space="preserve">%in%</w:t>
+      </w:r>
+      <w:r>
+        <w:rPr>
+          <w:rStyle w:val="NormalTok"/>
+        </w:rPr>
+        <w:t xml:space="preserve"> </w:t>
+      </w:r>
+      <w:r>
+        <w:rPr>
+          <w:rStyle w:val="FunctionTok"/>
+        </w:rPr>
+        <w:t xml:space="preserve">c</w:t>
+      </w:r>
+      <w:r>
+        <w:rPr>
+          <w:rStyle w:val="NormalTok"/>
+        </w:rPr>
+        <w:t xml:space="preserve">(</w:t>
+      </w:r>
+      <w:r>
+        <w:rPr>
+          <w:rStyle w:val="DecValTok"/>
+        </w:rPr>
+        <w:t xml:space="preserve">6</w:t>
+      </w:r>
+      <w:r>
+        <w:rPr>
+          <w:rStyle w:val="NormalTok"/>
+        </w:rPr>
+        <w:t xml:space="preserve">, </w:t>
+      </w:r>
+      <w:r>
+        <w:rPr>
+          <w:rStyle w:val="DecValTok"/>
+        </w:rPr>
+        <w:t xml:space="preserve">7</w:t>
+      </w:r>
+      <w:r>
+        <w:rPr>
+          <w:rStyle w:val="NormalTok"/>
+        </w:rPr>
+        <w:t xml:space="preserve">, </w:t>
+      </w:r>
+      <w:r>
+        <w:rPr>
+          <w:rStyle w:val="DecValTok"/>
+        </w:rPr>
+        <w:t xml:space="preserve">8</w:t>
+      </w:r>
+      <w:r>
+        <w:rPr>
+          <w:rStyle w:val="NormalTok"/>
+        </w:rPr>
+        <w:t xml:space="preserve">)   </w:t>
+      </w:r>
+      <w:r>
+        <w:rPr>
+          <w:rStyle w:val="SpecialCharTok"/>
+        </w:rPr>
+        <w:t xml:space="preserve">~</w:t>
+      </w:r>
+      <w:r>
+        <w:rPr>
+          <w:rStyle w:val="NormalTok"/>
+        </w:rPr>
+        <w:t xml:space="preserve"> </w:t>
+      </w:r>
+      <w:r>
+        <w:rPr>
+          <w:rStyle w:val="StringTok"/>
+        </w:rPr>
+        <w:t xml:space="preserve">"summer"</w:t>
+      </w:r>
+      <w:r>
+        <w:rPr>
+          <w:rStyle w:val="NormalTok"/>
+        </w:rPr>
+        <w:t xml:space="preserve">,</w:t>
+      </w:r>
+      <w:r>
+        <w:br/>
+      </w:r>
+      <w:r>
+        <w:rPr>
+          <w:rStyle w:val="NormalTok"/>
+        </w:rPr>
+        <w:t xml:space="preserve">      MONTH </w:t>
+      </w:r>
+      <w:r>
+        <w:rPr>
+          <w:rStyle w:val="SpecialCharTok"/>
+        </w:rPr>
+        <w:t xml:space="preserve">%in%</w:t>
+      </w:r>
+      <w:r>
+        <w:rPr>
+          <w:rStyle w:val="NormalTok"/>
+        </w:rPr>
+        <w:t xml:space="preserve"> </w:t>
+      </w:r>
+      <w:r>
+        <w:rPr>
+          <w:rStyle w:val="FunctionTok"/>
+        </w:rPr>
+        <w:t xml:space="preserve">c</w:t>
+      </w:r>
+      <w:r>
+        <w:rPr>
+          <w:rStyle w:val="NormalTok"/>
+        </w:rPr>
+        <w:t xml:space="preserve">(</w:t>
+      </w:r>
+      <w:r>
+        <w:rPr>
+          <w:rStyle w:val="DecValTok"/>
+        </w:rPr>
+        <w:t xml:space="preserve">9</w:t>
+      </w:r>
+      <w:r>
+        <w:rPr>
+          <w:rStyle w:val="NormalTok"/>
+        </w:rPr>
+        <w:t xml:space="preserve">, </w:t>
+      </w:r>
+      <w:r>
+        <w:rPr>
+          <w:rStyle w:val="DecValTok"/>
+        </w:rPr>
+        <w:t xml:space="preserve">10</w:t>
+      </w:r>
+      <w:r>
+        <w:rPr>
+          <w:rStyle w:val="NormalTok"/>
+        </w:rPr>
+        <w:t xml:space="preserve">, </w:t>
+      </w:r>
+      <w:r>
+        <w:rPr>
+          <w:rStyle w:val="DecValTok"/>
+        </w:rPr>
+        <w:t xml:space="preserve">11</w:t>
+      </w:r>
+      <w:r>
+        <w:rPr>
+          <w:rStyle w:val="NormalTok"/>
+        </w:rPr>
+        <w:t xml:space="preserve">) </w:t>
+      </w:r>
+      <w:r>
+        <w:rPr>
+          <w:rStyle w:val="SpecialCharTok"/>
+        </w:rPr>
+        <w:t xml:space="preserve">~</w:t>
+      </w:r>
+      <w:r>
+        <w:rPr>
+          <w:rStyle w:val="NormalTok"/>
+        </w:rPr>
+        <w:t xml:space="preserve"> </w:t>
+      </w:r>
+      <w:r>
+        <w:rPr>
+          <w:rStyle w:val="StringTok"/>
+        </w:rPr>
+        <w:t xml:space="preserve">"fall"</w:t>
+      </w:r>
+      <w:r>
+        <w:rPr>
+          <w:rStyle w:val="NormalTok"/>
+        </w:rPr>
+        <w:t xml:space="preserve">,</w:t>
+      </w:r>
+      <w:r>
+        <w:br/>
+      </w:r>
+      <w:r>
+        <w:rPr>
+          <w:rStyle w:val="NormalTok"/>
+        </w:rPr>
+        <w:t xml:space="preserve">      MONTH </w:t>
+      </w:r>
+      <w:r>
+        <w:rPr>
+          <w:rStyle w:val="SpecialCharTok"/>
+        </w:rPr>
+        <w:t xml:space="preserve">%in%</w:t>
+      </w:r>
+      <w:r>
+        <w:rPr>
+          <w:rStyle w:val="NormalTok"/>
+        </w:rPr>
+        <w:t xml:space="preserve"> </w:t>
+      </w:r>
+      <w:r>
+        <w:rPr>
+          <w:rStyle w:val="FunctionTok"/>
+        </w:rPr>
+        <w:t xml:space="preserve">c</w:t>
+      </w:r>
+      <w:r>
+        <w:rPr>
+          <w:rStyle w:val="NormalTok"/>
+        </w:rPr>
+        <w:t xml:space="preserve">(</w:t>
+      </w:r>
+      <w:r>
+        <w:rPr>
+          <w:rStyle w:val="DecValTok"/>
+        </w:rPr>
+        <w:t xml:space="preserve">12</w:t>
+      </w:r>
+      <w:r>
+        <w:rPr>
+          <w:rStyle w:val="NormalTok"/>
+        </w:rPr>
+        <w:t xml:space="preserve">, </w:t>
+      </w:r>
+      <w:r>
+        <w:rPr>
+          <w:rStyle w:val="DecValTok"/>
+        </w:rPr>
+        <w:t xml:space="preserve">1</w:t>
+      </w:r>
+      <w:r>
+        <w:rPr>
+          <w:rStyle w:val="NormalTok"/>
+        </w:rPr>
+        <w:t xml:space="preserve">, </w:t>
+      </w:r>
+      <w:r>
+        <w:rPr>
+          <w:rStyle w:val="DecValTok"/>
+        </w:rPr>
+        <w:t xml:space="preserve">2</w:t>
+      </w:r>
+      <w:r>
+        <w:rPr>
+          <w:rStyle w:val="NormalTok"/>
+        </w:rPr>
+        <w:t xml:space="preserve">)  </w:t>
+      </w:r>
+      <w:r>
+        <w:rPr>
+          <w:rStyle w:val="SpecialCharTok"/>
+        </w:rPr>
+        <w:t xml:space="preserve">~</w:t>
+      </w:r>
+      <w:r>
+        <w:rPr>
+          <w:rStyle w:val="NormalTok"/>
+        </w:rPr>
+        <w:t xml:space="preserve"> </w:t>
+      </w:r>
+      <w:r>
+        <w:rPr>
+          <w:rStyle w:val="StringTok"/>
+        </w:rPr>
+        <w:t xml:space="preserve">"winter"</w:t>
+      </w:r>
+      <w:r>
+        <w:br/>
+      </w:r>
+      <w:r>
+        <w:rPr>
+          <w:rStyle w:val="NormalTok"/>
+        </w:rPr>
+        <w:t xml:space="preserve">    )</w:t>
+      </w:r>
+      <w:r>
+        <w:br/>
+      </w:r>
+      <w:r>
+        <w:rPr>
+          <w:rStyle w:val="NormalTok"/>
+        </w:rPr>
+        <w:t xml:space="preserve">  )</w:t>
+      </w:r>
+      <w:r>
+        <w:br/>
+      </w:r>
+      <w:r>
+        <w:br/>
+      </w:r>
+      <w:r>
+        <w:rPr>
+          <w:rStyle w:val="NormalTok"/>
+        </w:rPr>
+        <w:t xml:space="preserve">dlh_four_season_df </w:t>
+      </w:r>
+      <w:r>
+        <w:rPr>
+          <w:rStyle w:val="SpecialCharTok"/>
+        </w:rPr>
+        <w:t xml:space="preserve">%&gt;%</w:t>
+      </w:r>
+      <w:r>
+        <w:rPr>
+          <w:rStyle w:val="NormalTok"/>
+        </w:rPr>
+        <w:t xml:space="preserve"> </w:t>
+      </w:r>
+      <w:r>
+        <w:rPr>
+          <w:rStyle w:val="FunctionTok"/>
+        </w:rPr>
+        <w:t xml:space="preserve">count</w:t>
+      </w:r>
+      <w:r>
+        <w:rPr>
+          <w:rStyle w:val="NormalTok"/>
+        </w:rPr>
+        <w:t xml:space="preserve">(season)</w:t>
+      </w:r>
+    </w:p>
+    <w:p>
+      <w:pPr>
+        <w:pStyle w:val="FirstParagraph"/>
+      </w:pPr>
+      <w:r>
+        <w:t xml:space="preserve">✏️</w:t>
+      </w:r>
+      <w:r>
+        <w:t xml:space="preserve"> </w:t>
+      </w:r>
+      <w:r>
+        <w:rPr>
+          <w:b/>
+          <w:bCs/>
+        </w:rPr>
+        <w:t xml:space="preserve">Your turn:</w:t>
+      </w:r>
+      <w:r>
+        <w:t xml:space="preserve"> </w:t>
+      </w:r>
+      <w:r>
+        <w:t xml:space="preserve">Does adding spring and fall change your interpretation at all?</w:t>
+      </w:r>
+    </w:p>
+    <w:p>
+      <w:pPr>
+        <w:pStyle w:val="SourceCode"/>
+      </w:pPr>
+      <w:r>
+        <w:rPr>
+          <w:rStyle w:val="VerbatimChar"/>
+        </w:rPr>
+        <w:t xml:space="preserve">Your answer:</w:t>
+      </w:r>
+    </w:p>
+    <w:bookmarkEnd w:id="27"/>
+    <w:bookmarkStart w:id="28" w:name="look-at-snow-instead-of-temperature"/>
+    <w:p>
+      <w:pPr>
+        <w:pStyle w:val="Heading3"/>
+      </w:pPr>
+      <w:r>
+        <w:t xml:space="preserve">Look at snow instead of temperature</w:t>
+      </w:r>
+    </w:p>
+    <w:p>
+      <w:pPr>
+        <w:pStyle w:val="FirstParagraph"/>
+      </w:pPr>
+      <w:r>
+        <w:rPr>
+          <w:b/>
+          <w:bCs/>
+        </w:rPr>
+        <w:t xml:space="preserve">▶ Try this:</w:t>
+      </w:r>
+    </w:p>
+    <w:p>
+      <w:pPr>
+        <w:pStyle w:val="SourceCode"/>
+      </w:pPr>
+      <w:r>
+        <w:rPr>
+          <w:rStyle w:val="CommentTok"/>
+        </w:rPr>
+        <w:t xml:space="preserve"># Explore snow/ice flag data -------------------------------------------</w:t>
+      </w:r>
+      <w:r>
+        <w:br/>
+      </w:r>
+      <w:r>
+        <w:rPr>
+          <w:rStyle w:val="NormalTok"/>
+        </w:rPr>
+        <w:t xml:space="preserve">dlh_snow_df </w:t>
+      </w:r>
+      <w:r>
+        <w:rPr>
+          <w:rStyle w:val="OtherTok"/>
+        </w:rPr>
+        <w:t xml:space="preserve">&lt;-</w:t>
+      </w:r>
+      <w:r>
+        <w:rPr>
+          <w:rStyle w:val="NormalTok"/>
+        </w:rPr>
+        <w:t xml:space="preserve"> dlh_temp_df </w:t>
+      </w:r>
+      <w:r>
+        <w:rPr>
+          <w:rStyle w:val="SpecialCharTok"/>
+        </w:rPr>
+        <w:t xml:space="preserve">%&gt;%</w:t>
+      </w:r>
+      <w:r>
+        <w:br/>
+      </w:r>
+      <w:r>
+        <w:rPr>
+          <w:rStyle w:val="NormalTok"/>
+        </w:rPr>
+        <w:t xml:space="preserve">  </w:t>
+      </w:r>
+      <w:r>
+        <w:rPr>
+          <w:rStyle w:val="FunctionTok"/>
+        </w:rPr>
+        <w:t xml:space="preserve">mutate</w:t>
+      </w:r>
+      <w:r>
+        <w:rPr>
+          <w:rStyle w:val="NormalTok"/>
+        </w:rPr>
+        <w:t xml:space="preserve">(</w:t>
+      </w:r>
+      <w:r>
+        <w:br/>
+      </w:r>
+      <w:r>
+        <w:rPr>
+          <w:rStyle w:val="NormalTok"/>
+        </w:rPr>
+        <w:t xml:space="preserve">    </w:t>
+      </w:r>
+      <w:r>
+        <w:rPr>
+          <w:rStyle w:val="AttributeTok"/>
+        </w:rPr>
+        <w:t xml:space="preserve">snow_mm =</w:t>
+      </w:r>
+      <w:r>
+        <w:rPr>
+          <w:rStyle w:val="NormalTok"/>
+        </w:rPr>
+        <w:t xml:space="preserve"> </w:t>
+      </w:r>
+      <w:r>
+        <w:rPr>
+          <w:rStyle w:val="FunctionTok"/>
+        </w:rPr>
+        <w:t xml:space="preserve">case_when</w:t>
+      </w:r>
+      <w:r>
+        <w:rPr>
+          <w:rStyle w:val="NormalTok"/>
+        </w:rPr>
+        <w:t xml:space="preserve">(</w:t>
+      </w:r>
+      <w:r>
+        <w:br/>
+      </w:r>
+      <w:r>
+        <w:rPr>
+          <w:rStyle w:val="NormalTok"/>
+        </w:rPr>
+        <w:t xml:space="preserve">      I_SNOW_ICE </w:t>
+      </w:r>
+      <w:r>
+        <w:rPr>
+          <w:rStyle w:val="SpecialCharTok"/>
+        </w:rPr>
+        <w:t xml:space="preserve">==</w:t>
+      </w:r>
+      <w:r>
+        <w:rPr>
+          <w:rStyle w:val="NormalTok"/>
+        </w:rPr>
+        <w:t xml:space="preserve"> </w:t>
+      </w:r>
+      <w:r>
+        <w:rPr>
+          <w:rStyle w:val="DecValTok"/>
+        </w:rPr>
+        <w:t xml:space="preserve">1</w:t>
+      </w:r>
+      <w:r>
+        <w:rPr>
+          <w:rStyle w:val="NormalTok"/>
+        </w:rPr>
+        <w:t xml:space="preserve"> </w:t>
+      </w:r>
+      <w:r>
+        <w:rPr>
+          <w:rStyle w:val="SpecialCharTok"/>
+        </w:rPr>
+        <w:t xml:space="preserve">~</w:t>
+      </w:r>
+      <w:r>
+        <w:rPr>
+          <w:rStyle w:val="NormalTok"/>
+        </w:rPr>
+        <w:t xml:space="preserve"> PRCP,</w:t>
+      </w:r>
+      <w:r>
+        <w:br/>
+      </w:r>
+      <w:r>
+        <w:rPr>
+          <w:rStyle w:val="NormalTok"/>
+        </w:rPr>
+        <w:t xml:space="preserve">      </w:t>
+      </w:r>
+      <w:r>
+        <w:rPr>
+          <w:rStyle w:val="ConstantTok"/>
+        </w:rPr>
+        <w:t xml:space="preserve">TRUE</w:t>
+      </w:r>
+      <w:r>
+        <w:rPr>
+          <w:rStyle w:val="NormalTok"/>
+        </w:rPr>
+        <w:t xml:space="preserve">             </w:t>
+      </w:r>
+      <w:r>
+        <w:rPr>
+          <w:rStyle w:val="SpecialCharTok"/>
+        </w:rPr>
+        <w:t xml:space="preserve">~</w:t>
+      </w:r>
+      <w:r>
+        <w:rPr>
+          <w:rStyle w:val="NormalTok"/>
+        </w:rPr>
+        <w:t xml:space="preserve"> </w:t>
+      </w:r>
+      <w:r>
+        <w:rPr>
+          <w:rStyle w:val="ConstantTok"/>
+        </w:rPr>
+        <w:t xml:space="preserve">NA</w:t>
+      </w:r>
+      <w:r>
+        <w:br/>
+      </w:r>
+      <w:r>
+        <w:rPr>
+          <w:rStyle w:val="NormalTok"/>
+        </w:rPr>
+        <w:t xml:space="preserve">    )</w:t>
+      </w:r>
+      <w:r>
+        <w:br/>
+      </w:r>
+      <w:r>
+        <w:rPr>
+          <w:rStyle w:val="NormalTok"/>
+        </w:rPr>
+        <w:t xml:space="preserve">  ) </w:t>
+      </w:r>
+      <w:r>
+        <w:rPr>
+          <w:rStyle w:val="SpecialCharTok"/>
+        </w:rPr>
+        <w:t xml:space="preserve">%&gt;%</w:t>
+      </w:r>
+      <w:r>
+        <w:br/>
+      </w:r>
+      <w:r>
+        <w:rPr>
+          <w:rStyle w:val="NormalTok"/>
+        </w:rPr>
+        <w:t xml:space="preserve">  </w:t>
+      </w:r>
+      <w:r>
+        <w:rPr>
+          <w:rStyle w:val="FunctionTok"/>
+        </w:rPr>
+        <w:t xml:space="preserve">mutate</w:t>
+      </w:r>
+      <w:r>
+        <w:rPr>
+          <w:rStyle w:val="NormalTok"/>
+        </w:rPr>
+        <w:t xml:space="preserve">(</w:t>
+      </w:r>
+      <w:r>
+        <w:rPr>
+          <w:rStyle w:val="AttributeTok"/>
+        </w:rPr>
+        <w:t xml:space="preserve">snow_mm =</w:t>
+      </w:r>
+      <w:r>
+        <w:rPr>
+          <w:rStyle w:val="NormalTok"/>
+        </w:rPr>
+        <w:t xml:space="preserve"> </w:t>
+      </w:r>
+      <w:r>
+        <w:rPr>
+          <w:rStyle w:val="FunctionTok"/>
+        </w:rPr>
+        <w:t xml:space="preserve">ifelse</w:t>
+      </w:r>
+      <w:r>
+        <w:rPr>
+          <w:rStyle w:val="NormalTok"/>
+        </w:rPr>
+        <w:t xml:space="preserve">(snow_mm </w:t>
+      </w:r>
+      <w:r>
+        <w:rPr>
+          <w:rStyle w:val="SpecialCharTok"/>
+        </w:rPr>
+        <w:t xml:space="preserve">==</w:t>
+      </w:r>
+      <w:r>
+        <w:rPr>
+          <w:rStyle w:val="NormalTok"/>
+        </w:rPr>
+        <w:t xml:space="preserve"> </w:t>
+      </w:r>
+      <w:r>
+        <w:rPr>
+          <w:rStyle w:val="DecValTok"/>
+        </w:rPr>
+        <w:t xml:space="preserve">0</w:t>
+      </w:r>
+      <w:r>
+        <w:rPr>
+          <w:rStyle w:val="NormalTok"/>
+        </w:rPr>
+        <w:t xml:space="preserve">, </w:t>
+      </w:r>
+      <w:r>
+        <w:rPr>
+          <w:rStyle w:val="ConstantTok"/>
+        </w:rPr>
+        <w:t xml:space="preserve">NA</w:t>
+      </w:r>
+      <w:r>
+        <w:rPr>
+          <w:rStyle w:val="NormalTok"/>
+        </w:rPr>
+        <w:t xml:space="preserve">, snow_mm))</w:t>
+      </w:r>
+      <w:r>
+        <w:br/>
+      </w:r>
+      <w:r>
+        <w:br/>
+      </w:r>
+      <w:r>
+        <w:rPr>
+          <w:rStyle w:val="NormalTok"/>
+        </w:rPr>
+        <w:t xml:space="preserve">yearly_snow_df </w:t>
+      </w:r>
+      <w:r>
+        <w:rPr>
+          <w:rStyle w:val="OtherTok"/>
+        </w:rPr>
+        <w:t xml:space="preserve">&lt;-</w:t>
+      </w:r>
+      <w:r>
+        <w:rPr>
+          <w:rStyle w:val="NormalTok"/>
+        </w:rPr>
+        <w:t xml:space="preserve"> dlh_snow_df </w:t>
+      </w:r>
+      <w:r>
+        <w:rPr>
+          <w:rStyle w:val="SpecialCharTok"/>
+        </w:rPr>
+        <w:t xml:space="preserve">%&gt;%</w:t>
+      </w:r>
+      <w:r>
+        <w:br/>
+      </w:r>
+      <w:r>
+        <w:rPr>
+          <w:rStyle w:val="NormalTok"/>
+        </w:rPr>
+        <w:t xml:space="preserve">  </w:t>
+      </w:r>
+      <w:r>
+        <w:rPr>
+          <w:rStyle w:val="FunctionTok"/>
+        </w:rPr>
+        <w:t xml:space="preserve">group_by</w:t>
+      </w:r>
+      <w:r>
+        <w:rPr>
+          <w:rStyle w:val="NormalTok"/>
+        </w:rPr>
+        <w:t xml:space="preserve">(YEAR) </w:t>
+      </w:r>
+      <w:r>
+        <w:rPr>
+          <w:rStyle w:val="SpecialCharTok"/>
+        </w:rPr>
+        <w:t xml:space="preserve">%&gt;%</w:t>
+      </w:r>
+      <w:r>
+        <w:br/>
+      </w:r>
+      <w:r>
+        <w:rPr>
+          <w:rStyle w:val="NormalTok"/>
+        </w:rPr>
+        <w:t xml:space="preserve">  </w:t>
+      </w:r>
+      <w:r>
+        <w:rPr>
+          <w:rStyle w:val="FunctionTok"/>
+        </w:rPr>
+        <w:t xml:space="preserve">summarize</w:t>
+      </w:r>
+      <w:r>
+        <w:rPr>
+          <w:rStyle w:val="NormalTok"/>
+        </w:rPr>
+        <w:t xml:space="preserve">(</w:t>
+      </w:r>
+      <w:r>
+        <w:rPr>
+          <w:rStyle w:val="AttributeTok"/>
+        </w:rPr>
+        <w:t xml:space="preserve">sum_snow =</w:t>
+      </w:r>
+      <w:r>
+        <w:rPr>
+          <w:rStyle w:val="NormalTok"/>
+        </w:rPr>
+        <w:t xml:space="preserve"> </w:t>
+      </w:r>
+      <w:r>
+        <w:rPr>
+          <w:rStyle w:val="FunctionTok"/>
+        </w:rPr>
+        <w:t xml:space="preserve">sum</w:t>
+      </w:r>
+      <w:r>
+        <w:rPr>
+          <w:rStyle w:val="NormalTok"/>
+        </w:rPr>
+        <w:t xml:space="preserve">(snow_mm, </w:t>
+      </w:r>
+      <w:r>
+        <w:rPr>
+          <w:rStyle w:val="AttributeTok"/>
+        </w:rPr>
+        <w:t xml:space="preserve">na.rm =</w:t>
+      </w:r>
+      <w:r>
+        <w:rPr>
+          <w:rStyle w:val="NormalTok"/>
+        </w:rPr>
+        <w:t xml:space="preserve"> </w:t>
+      </w:r>
+      <w:r>
+        <w:rPr>
+          <w:rStyle w:val="ConstantTok"/>
+        </w:rPr>
+        <w:t xml:space="preserve">TRUE</w:t>
+      </w:r>
+      <w:r>
+        <w:rPr>
+          <w:rStyle w:val="NormalTok"/>
+        </w:rPr>
+        <w:t xml:space="preserve">))</w:t>
+      </w:r>
+      <w:r>
+        <w:br/>
+      </w:r>
+      <w:r>
+        <w:br/>
+      </w:r>
+      <w:r>
+        <w:rPr>
+          <w:rStyle w:val="NormalTok"/>
+        </w:rPr>
+        <w:t xml:space="preserve">yearly_snow_df </w:t>
+      </w:r>
+      <w:r>
+        <w:rPr>
+          <w:rStyle w:val="SpecialCharTok"/>
+        </w:rPr>
+        <w:t xml:space="preserve">%&gt;%</w:t>
+      </w:r>
+      <w:r>
+        <w:br/>
+      </w:r>
+      <w:r>
+        <w:rPr>
+          <w:rStyle w:val="NormalTok"/>
+        </w:rPr>
+        <w:t xml:space="preserve">  </w:t>
+      </w:r>
+      <w:r>
+        <w:rPr>
+          <w:rStyle w:val="FunctionTok"/>
+        </w:rPr>
+        <w:t xml:space="preserve">ggplot</w:t>
+      </w:r>
+      <w:r>
+        <w:rPr>
+          <w:rStyle w:val="NormalTok"/>
+        </w:rPr>
+        <w:t xml:space="preserve">(</w:t>
+      </w:r>
+      <w:r>
+        <w:rPr>
+          <w:rStyle w:val="FunctionTok"/>
+        </w:rPr>
+        <w:t xml:space="preserve">aes</w:t>
+      </w:r>
+      <w:r>
+        <w:rPr>
+          <w:rStyle w:val="NormalTok"/>
+        </w:rPr>
+        <w:t xml:space="preserve">(</w:t>
+      </w:r>
+      <w:r>
+        <w:rPr>
+          <w:rStyle w:val="AttributeTok"/>
+        </w:rPr>
+        <w:t xml:space="preserve">x =</w:t>
+      </w:r>
+      <w:r>
+        <w:rPr>
+          <w:rStyle w:val="NormalTok"/>
+        </w:rPr>
+        <w:t xml:space="preserve"> YEAR, </w:t>
+      </w:r>
+      <w:r>
+        <w:rPr>
+          <w:rStyle w:val="AttributeTok"/>
+        </w:rPr>
+        <w:t xml:space="preserve">y =</w:t>
+      </w:r>
+      <w:r>
+        <w:rPr>
+          <w:rStyle w:val="NormalTok"/>
+        </w:rPr>
+        <w:t xml:space="preserve"> sum_snow)) </w:t>
+      </w:r>
+      <w:r>
+        <w:rPr>
+          <w:rStyle w:val="SpecialCharTok"/>
+        </w:rPr>
+        <w:t xml:space="preserve">+</w:t>
+      </w:r>
+      <w:r>
+        <w:br/>
+      </w:r>
+      <w:r>
+        <w:rPr>
+          <w:rStyle w:val="NormalTok"/>
+        </w:rPr>
+        <w:t xml:space="preserve">  </w:t>
+      </w:r>
+      <w:r>
+        <w:rPr>
+          <w:rStyle w:val="FunctionTok"/>
+        </w:rPr>
+        <w:t xml:space="preserve">geom_point</w:t>
+      </w:r>
+      <w:r>
+        <w:rPr>
+          <w:rStyle w:val="NormalTok"/>
+        </w:rPr>
+        <w:t xml:space="preserve">() </w:t>
+      </w:r>
+      <w:r>
+        <w:rPr>
+          <w:rStyle w:val="SpecialCharTok"/>
+        </w:rPr>
+        <w:t xml:space="preserve">+</w:t>
+      </w:r>
+      <w:r>
+        <w:br/>
+      </w:r>
+      <w:r>
+        <w:rPr>
+          <w:rStyle w:val="NormalTok"/>
+        </w:rPr>
+        <w:t xml:space="preserve">  </w:t>
+      </w:r>
+      <w:r>
+        <w:rPr>
+          <w:rStyle w:val="FunctionTok"/>
+        </w:rPr>
+        <w:t xml:space="preserve">geom_line</w:t>
+      </w:r>
+      <w:r>
+        <w:rPr>
+          <w:rStyle w:val="NormalTok"/>
+        </w:rPr>
+        <w:t xml:space="preserve">() </w:t>
+      </w:r>
+      <w:r>
+        <w:rPr>
+          <w:rStyle w:val="SpecialCharTok"/>
+        </w:rPr>
+        <w:t xml:space="preserve">+</w:t>
+      </w:r>
+      <w:r>
+        <w:br/>
+      </w:r>
+      <w:r>
+        <w:rPr>
+          <w:rStyle w:val="NormalTok"/>
+        </w:rPr>
+        <w:t xml:space="preserve">  </w:t>
+      </w:r>
+      <w:r>
+        <w:rPr>
+          <w:rStyle w:val="FunctionTok"/>
+        </w:rPr>
+        <w:t xml:space="preserve">geom_smooth</w:t>
+      </w:r>
+      <w:r>
+        <w:rPr>
+          <w:rStyle w:val="NormalTok"/>
+        </w:rPr>
+        <w:t xml:space="preserve">(</w:t>
+      </w:r>
+      <w:r>
+        <w:rPr>
+          <w:rStyle w:val="AttributeTok"/>
+        </w:rPr>
+        <w:t xml:space="preserve">method =</w:t>
+      </w:r>
+      <w:r>
+        <w:rPr>
+          <w:rStyle w:val="NormalTok"/>
+        </w:rPr>
+        <w:t xml:space="preserve"> </w:t>
+      </w:r>
+      <w:r>
+        <w:rPr>
+          <w:rStyle w:val="StringTok"/>
+        </w:rPr>
+        <w:t xml:space="preserve">"lm"</w:t>
+      </w:r>
+      <w:r>
+        <w:rPr>
+          <w:rStyle w:val="NormalTok"/>
+        </w:rPr>
+        <w:t xml:space="preserve">) </w:t>
+      </w:r>
+      <w:r>
+        <w:rPr>
+          <w:rStyle w:val="SpecialCharTok"/>
+        </w:rPr>
+        <w:t xml:space="preserve">+</w:t>
+      </w:r>
+      <w:r>
+        <w:br/>
+      </w:r>
+      <w:r>
+        <w:rPr>
+          <w:rStyle w:val="NormalTok"/>
+        </w:rPr>
+        <w:t xml:space="preserve">  </w:t>
+      </w:r>
+      <w:r>
+        <w:rPr>
+          <w:rStyle w:val="FunctionTok"/>
+        </w:rPr>
+        <w:t xml:space="preserve">labs</w:t>
+      </w:r>
+      <w:r>
+        <w:rPr>
+          <w:rStyle w:val="NormalTok"/>
+        </w:rPr>
+        <w:t xml:space="preserve">(</w:t>
+      </w:r>
+      <w:r>
+        <w:rPr>
+          <w:rStyle w:val="AttributeTok"/>
+        </w:rPr>
+        <w:t xml:space="preserve">x =</w:t>
+      </w:r>
+      <w:r>
+        <w:rPr>
+          <w:rStyle w:val="NormalTok"/>
+        </w:rPr>
+        <w:t xml:space="preserve"> </w:t>
+      </w:r>
+      <w:r>
+        <w:rPr>
+          <w:rStyle w:val="StringTok"/>
+        </w:rPr>
+        <w:t xml:space="preserve">"Year"</w:t>
+      </w:r>
+      <w:r>
+        <w:rPr>
+          <w:rStyle w:val="NormalTok"/>
+        </w:rPr>
+        <w:t xml:space="preserve">, </w:t>
+      </w:r>
+      <w:r>
+        <w:rPr>
+          <w:rStyle w:val="AttributeTok"/>
+        </w:rPr>
+        <w:t xml:space="preserve">y =</w:t>
+      </w:r>
+      <w:r>
+        <w:rPr>
+          <w:rStyle w:val="NormalTok"/>
+        </w:rPr>
+        <w:t xml:space="preserve"> </w:t>
+      </w:r>
+      <w:r>
+        <w:rPr>
+          <w:rStyle w:val="StringTok"/>
+        </w:rPr>
+        <w:t xml:space="preserve">"Total Yearly Snow (mm)"</w:t>
+      </w:r>
+      <w:r>
+        <w:rPr>
+          <w:rStyle w:val="NormalTok"/>
+        </w:rPr>
+        <w:t xml:space="preserve">) </w:t>
+      </w:r>
+      <w:r>
+        <w:rPr>
+          <w:rStyle w:val="SpecialCharTok"/>
+        </w:rPr>
+        <w:t xml:space="preserve">+</w:t>
+      </w:r>
+      <w:r>
+        <w:br/>
+      </w:r>
+      <w:r>
+        <w:rPr>
+          <w:rStyle w:val="NormalTok"/>
+        </w:rPr>
+        <w:t xml:space="preserve">  </w:t>
+      </w:r>
+      <w:r>
+        <w:rPr>
+          <w:rStyle w:val="FunctionTok"/>
+        </w:rPr>
+        <w:t xml:space="preserve">theme_minimal</w:t>
+      </w:r>
+      <w:r>
+        <w:rPr>
+          <w:rStyle w:val="NormalTok"/>
+        </w:rPr>
+        <w:t xml:space="preserve">()</w:t>
+      </w:r>
+    </w:p>
+    <w:p>
+      <w:pPr>
+        <w:pStyle w:val="FirstParagraph"/>
+      </w:pPr>
+      <w:r>
+        <w:t xml:space="preserve">✏️</w:t>
+      </w:r>
+      <w:r>
+        <w:t xml:space="preserve"> </w:t>
+      </w:r>
+      <w:r>
+        <w:rPr>
+          <w:b/>
+          <w:bCs/>
+        </w:rPr>
+        <w:t xml:space="preserve">Your turn:</w:t>
+      </w:r>
+      <w:r>
+        <w:t xml:space="preserve"> </w:t>
+      </w:r>
+      <w:r>
+        <w:t xml:space="preserve">Has total yearly snowfall changed over time the same way temperature has? Why might these two trends differ?</w:t>
+      </w:r>
+    </w:p>
+    <w:p>
+      <w:pPr>
+        <w:pStyle w:val="SourceCode"/>
+      </w:pPr>
+      <w:r>
+        <w:rPr>
+          <w:rStyle w:val="VerbatimChar"/>
+        </w:rPr>
+        <w:t xml:space="preserve">Your answer:</w:t>
+      </w:r>
+    </w:p>
+    <w:p>
+      <w:r>
+        <w:pict>
+          <v:rect style="width:0;height:1.5pt" o:hralign="center" o:hrstd="t" o:hr="t"/>
+        </w:pict>
+      </w:r>
+    </w:p>
+    <w:bookmarkEnd w:id="28"/>
+    <w:bookmarkEnd w:id="29"/>
+    <w:bookmarkStart w:id="30" w:name="X830e6a044a2386a1afccbb783a0eef91d101e86"/>
+    <w:p>
+      <w:pPr>
+        <w:pStyle w:val="Heading1"/>
+      </w:pPr>
+      <w:r>
+        <w:t xml:space="preserve">What your</w:t>
+      </w:r>
+      <w:r>
+        <w:t xml:space="preserve"> </w:t>
+      </w:r>
+      <w:r>
+        <w:rPr>
+          <w:rStyle w:val="VerbatimChar"/>
+        </w:rPr>
+        <w:t xml:space="preserve">figures/</w:t>
+      </w:r>
+      <w:r>
+        <w:t xml:space="preserve"> </w:t>
+      </w:r>
+      <w:r>
+        <w:t xml:space="preserve">folder should contain after this worksheet</w:t>
+      </w:r>
+    </w:p>
+    <w:p>
+      <w:pPr>
+        <w:pStyle w:val="SourceCode"/>
+      </w:pPr>
+      <w:r>
+        <w:rPr>
+          <w:rStyle w:val="VerbatimChar"/>
+        </w:rPr>
+        <w:t xml:space="preserve">figures/</w:t>
+      </w:r>
+      <w:r>
+        <w:br/>
+      </w:r>
+      <w:r>
+        <w:rPr>
+          <w:rStyle w:val="VerbatimChar"/>
+        </w:rPr>
+        <w:t xml:space="preserve">├── raw_temp_plot.png        ← from Part 3</w:t>
+      </w:r>
+      <w:r>
+        <w:br/>
+      </w:r>
+      <w:r>
+        <w:rPr>
+          <w:rStyle w:val="VerbatimChar"/>
+        </w:rPr>
+        <w:t xml:space="preserve">├── month_temp_plot.png      ← from Part 4</w:t>
+      </w:r>
+      <w:r>
+        <w:br/>
+      </w:r>
+      <w:r>
+        <w:rPr>
+          <w:rStyle w:val="VerbatimChar"/>
+        </w:rPr>
+        <w:t xml:space="preserve">├── yearly_temp_plot.png     ← from Part 5</w:t>
+      </w:r>
+      <w:r>
+        <w:br/>
+      </w:r>
+      <w:r>
+        <w:rPr>
+          <w:rStyle w:val="VerbatimChar"/>
+        </w:rPr>
+        <w:t xml:space="preserve">├── season_temp_plot.png     ← from Part 9</w:t>
+      </w:r>
+    </w:p>
+    <w:p>
+      <w:r>
+        <w:pict>
+          <v:rect style="width:0;height:1.5pt" o:hralign="center" o:hrstd="t" o:hr="t"/>
+        </w:pict>
+      </w:r>
+    </w:p>
+    <w:bookmarkEnd w:id="30"/>
+    <w:bookmarkStart w:id="32" w:name="getting-unstuck"/>
+    <w:p>
+      <w:pPr>
+        <w:pStyle w:val="Heading1"/>
+      </w:pPr>
+      <w:r>
+        <w:t xml:space="preserve">Getting unstuck</w:t>
+      </w:r>
+    </w:p>
+    <w:p>
+      <w:pPr>
+        <w:pStyle w:val="Compact"/>
+        <w:numPr>
+          <w:ilvl w:val="0"/>
+          <w:numId w:val="1014"/>
+        </w:numPr>
+      </w:pPr>
+      <w:r>
+        <w:rPr>
+          <w:rStyle w:val="VerbatimChar"/>
+          <w:b/>
+          <w:bCs/>
+        </w:rPr>
+        <w:t xml:space="preserve">get_GSOD()</w:t>
+      </w:r>
+      <w:r>
+        <w:rPr>
+          <w:b/>
+          <w:bCs/>
+        </w:rPr>
+        <w:t xml:space="preserve"> </w:t>
+      </w:r>
+      <w:r>
+        <w:rPr>
+          <w:b/>
+          <w:bCs/>
+        </w:rPr>
+        <w:t xml:space="preserve">taking forever / failing:</w:t>
+      </w:r>
+      <w:r>
+        <w:t xml:space="preserve"> </w:t>
+      </w:r>
+      <w:r>
+        <w:t xml:space="preserve">check your internet connection — this function reaches out to NOAA’s servers. If it keeps failing, ask for the saved</w:t>
+      </w:r>
+      <w:r>
+        <w:t xml:space="preserve"> </w:t>
+      </w:r>
+      <w:r>
+        <w:rPr>
+          <w:rStyle w:val="VerbatimChar"/>
+        </w:rPr>
+        <w:t xml:space="preserve">.csv</w:t>
+      </w:r>
+      <w:r>
+        <w:t xml:space="preserve"> </w:t>
+      </w:r>
+      <w:r>
+        <w:t xml:space="preserve">backup.</w:t>
+      </w:r>
+    </w:p>
+    <w:p>
+      <w:pPr>
+        <w:pStyle w:val="Compact"/>
+        <w:numPr>
+          <w:ilvl w:val="0"/>
+          <w:numId w:val="1014"/>
+        </w:numPr>
+      </w:pPr>
+      <w:r>
+        <w:rPr>
+          <w:rStyle w:val="VerbatimChar"/>
+          <w:b/>
+          <w:bCs/>
+        </w:rPr>
+        <w:t xml:space="preserve">select()</w:t>
+      </w:r>
+      <w:r>
+        <w:rPr>
+          <w:b/>
+          <w:bCs/>
+        </w:rPr>
+        <w:t xml:space="preserve"> </w:t>
+      </w:r>
+      <w:r>
+        <w:rPr>
+          <w:b/>
+          <w:bCs/>
+        </w:rPr>
+        <w:t xml:space="preserve">error — object not found:</w:t>
+      </w:r>
+      <w:r>
+        <w:t xml:space="preserve"> </w:t>
+      </w:r>
+      <w:r>
+        <w:t xml:space="preserve">run</w:t>
+      </w:r>
+      <w:r>
+        <w:t xml:space="preserve"> </w:t>
+      </w:r>
+      <w:r>
+        <w:rPr>
+          <w:rStyle w:val="VerbatimChar"/>
+        </w:rPr>
+        <w:t xml:space="preserve">names(duluth_df)</w:t>
+      </w:r>
+      <w:r>
+        <w:t xml:space="preserve"> </w:t>
+      </w:r>
+      <w:r>
+        <w:t xml:space="preserve">first to confirm exact column names; capitalization matters (</w:t>
+      </w:r>
+      <w:r>
+        <w:rPr>
+          <w:rStyle w:val="VerbatimChar"/>
+        </w:rPr>
+        <w:t xml:space="preserve">TEMP</w:t>
+      </w:r>
+      <w:r>
+        <w:t xml:space="preserve">, not</w:t>
+      </w:r>
+      <w:r>
+        <w:t xml:space="preserve"> </w:t>
+      </w:r>
+      <w:r>
+        <w:rPr>
+          <w:rStyle w:val="VerbatimChar"/>
+        </w:rPr>
+        <w:t xml:space="preserve">temp</w:t>
+      </w:r>
+      <w:r>
+        <w:t xml:space="preserve">).</w:t>
+      </w:r>
+    </w:p>
+    <w:p>
+      <w:pPr>
+        <w:pStyle w:val="Compact"/>
+        <w:numPr>
+          <w:ilvl w:val="0"/>
+          <w:numId w:val="1014"/>
+        </w:numPr>
+      </w:pPr>
+      <w:r>
+        <w:rPr>
+          <w:rStyle w:val="VerbatimChar"/>
+          <w:b/>
+          <w:bCs/>
+        </w:rPr>
+        <w:t xml:space="preserve">case_when()</w:t>
+      </w:r>
+      <w:r>
+        <w:rPr>
+          <w:b/>
+          <w:bCs/>
+        </w:rPr>
+        <w:t xml:space="preserve"> </w:t>
+      </w:r>
+      <w:r>
+        <w:rPr>
+          <w:b/>
+          <w:bCs/>
+        </w:rPr>
+        <w:t xml:space="preserve">returns all</w:t>
+      </w:r>
+      <w:r>
+        <w:rPr>
+          <w:b/>
+          <w:bCs/>
+        </w:rPr>
+        <w:t xml:space="preserve"> </w:t>
+      </w:r>
+      <w:r>
+        <w:rPr>
+          <w:rStyle w:val="VerbatimChar"/>
+          <w:b/>
+          <w:bCs/>
+        </w:rPr>
+        <w:t xml:space="preserve">NA</w:t>
+      </w:r>
+      <w:r>
+        <w:rPr>
+          <w:b/>
+          <w:bCs/>
+        </w:rPr>
+        <w:t xml:space="preserve">:</w:t>
+      </w:r>
+      <w:r>
+        <w:t xml:space="preserve"> </w:t>
+      </w:r>
+      <w:r>
+        <w:t xml:space="preserve">check that your conditions use</w:t>
+      </w:r>
+      <w:r>
+        <w:t xml:space="preserve"> </w:t>
+      </w:r>
+      <w:r>
+        <w:rPr>
+          <w:rStyle w:val="VerbatimChar"/>
+        </w:rPr>
+        <w:t xml:space="preserve">%in%</w:t>
+      </w:r>
+      <w:r>
+        <w:t xml:space="preserve"> </w:t>
+      </w:r>
+      <w:r>
+        <w:t xml:space="preserve">for multiple values (</w:t>
+      </w:r>
+      <w:r>
+        <w:rPr>
+          <w:rStyle w:val="VerbatimChar"/>
+        </w:rPr>
+        <w:t xml:space="preserve">MONTH %in% c(6,7,8)</w:t>
+      </w:r>
+      <w:r>
+        <w:t xml:space="preserve">), not</w:t>
+      </w:r>
+      <w:r>
+        <w:t xml:space="preserve"> </w:t>
+      </w:r>
+      <w:r>
+        <w:rPr>
+          <w:rStyle w:val="VerbatimChar"/>
+        </w:rPr>
+        <w:t xml:space="preserve">==</w:t>
+      </w:r>
+      <w:r>
+        <w:t xml:space="preserve"> </w:t>
+      </w:r>
+      <w:r>
+        <w:t xml:space="preserve">with a vector.</w:t>
+      </w:r>
+    </w:p>
+    <w:p>
+      <w:pPr>
+        <w:pStyle w:val="Compact"/>
+        <w:numPr>
+          <w:ilvl w:val="0"/>
+          <w:numId w:val="1014"/>
+        </w:numPr>
+      </w:pPr>
+      <w:r>
+        <w:rPr>
+          <w:rStyle w:val="VerbatimChar"/>
+          <w:b/>
+          <w:bCs/>
+        </w:rPr>
+        <w:t xml:space="preserve">group_by()</w:t>
+      </w:r>
+      <w:r>
+        <w:rPr>
+          <w:b/>
+          <w:bCs/>
+        </w:rPr>
+        <w:t xml:space="preserve"> </w:t>
+      </w:r>
+      <w:r>
+        <w:rPr>
+          <w:b/>
+          <w:bCs/>
+        </w:rPr>
+        <w:t xml:space="preserve">summary looks wrong:</w:t>
+      </w:r>
+      <w:r>
+        <w:t xml:space="preserve"> </w:t>
+      </w:r>
+      <w:r>
+        <w:t xml:space="preserve">always check with</w:t>
+      </w:r>
+      <w:r>
+        <w:t xml:space="preserve"> </w:t>
+      </w:r>
+      <w:r>
+        <w:rPr>
+          <w:rStyle w:val="VerbatimChar"/>
+        </w:rPr>
+        <w:t xml:space="preserve">head()</w:t>
+      </w:r>
+      <w:r>
+        <w:t xml:space="preserve"> </w:t>
+      </w:r>
+      <w:r>
+        <w:t xml:space="preserve">immediately after summarizing — did you group by the right combination of variables?</w:t>
+      </w:r>
+    </w:p>
+    <w:p>
+      <w:pPr>
+        <w:pStyle w:val="Compact"/>
+        <w:numPr>
+          <w:ilvl w:val="0"/>
+          <w:numId w:val="1014"/>
+        </w:numPr>
+      </w:pPr>
+      <w:r>
+        <w:rPr>
+          <w:b/>
+          <w:bCs/>
+        </w:rPr>
+        <w:t xml:space="preserve">Plot legend missing or wrong colors:</w:t>
+      </w:r>
+      <w:r>
+        <w:t xml:space="preserve"> </w:t>
+      </w:r>
+      <w:r>
+        <w:t xml:space="preserve">confirm</w:t>
+      </w:r>
+      <w:r>
+        <w:t xml:space="preserve"> </w:t>
+      </w:r>
+      <w:r>
+        <w:rPr>
+          <w:rStyle w:val="VerbatimChar"/>
+        </w:rPr>
+        <w:t xml:space="preserve">color = season</w:t>
+      </w:r>
+      <w:r>
+        <w:t xml:space="preserve"> </w:t>
+      </w:r>
+      <w:r>
+        <w:t xml:space="preserve">is inside</w:t>
+      </w:r>
+      <w:r>
+        <w:t xml:space="preserve"> </w:t>
+      </w:r>
+      <w:r>
+        <w:rPr>
+          <w:rStyle w:val="VerbatimChar"/>
+        </w:rPr>
+        <w:t xml:space="preserve">aes()</w:t>
+      </w:r>
+      <w:r>
+        <w:t xml:space="preserve">, and that</w:t>
+      </w:r>
+      <w:r>
+        <w:t xml:space="preserve"> </w:t>
+      </w:r>
+      <w:r>
+        <w:rPr>
+          <w:rStyle w:val="VerbatimChar"/>
+        </w:rPr>
+        <w:t xml:space="preserve">scale_color_manual()</w:t>
+      </w:r>
+      <w:r>
+        <w:t xml:space="preserve"> </w:t>
+      </w:r>
+      <w:r>
+        <w:t xml:space="preserve">values exactly match your</w:t>
+      </w:r>
+      <w:r>
+        <w:t xml:space="preserve"> </w:t>
+      </w:r>
+      <w:r>
+        <w:rPr>
+          <w:rStyle w:val="VerbatimChar"/>
+        </w:rPr>
+        <w:t xml:space="preserve">case_when()</w:t>
+      </w:r>
+      <w:r>
+        <w:t xml:space="preserve"> </w:t>
+      </w:r>
+      <w:r>
+        <w:t xml:space="preserve">labels (</w:t>
+      </w:r>
+      <w:r>
+        <w:rPr>
+          <w:rStyle w:val="VerbatimChar"/>
+        </w:rPr>
+        <w:t xml:space="preserve">"summer"</w:t>
+      </w:r>
+      <w:r>
+        <w:t xml:space="preserve">,</w:t>
+      </w:r>
+      <w:r>
+        <w:t xml:space="preserve"> </w:t>
+      </w:r>
+      <w:r>
+        <w:rPr>
+          <w:rStyle w:val="VerbatimChar"/>
+        </w:rPr>
+        <w:t xml:space="preserve">"winter"</w:t>
+      </w:r>
+      <w:r>
+        <w:t xml:space="preserve">).</w:t>
+      </w:r>
+    </w:p>
+    <w:p>
+      <w:pPr>
+        <w:pStyle w:val="Compact"/>
+        <w:numPr>
+          <w:ilvl w:val="0"/>
+          <w:numId w:val="1014"/>
+        </w:numPr>
+      </w:pPr>
+      <w:r>
+        <w:rPr>
+          <w:b/>
+          <w:bCs/>
+        </w:rPr>
+        <w:t xml:space="preserve">Cheat sheets</w:t>
+      </w:r>
+      <w:r>
+        <w:t xml:space="preserve"> </w:t>
+      </w:r>
+      <w:r>
+        <w:t xml:space="preserve">—</w:t>
+      </w:r>
+      <w:r>
+        <w:t xml:space="preserve"> </w:t>
+      </w:r>
+      <w:hyperlink r:id="rId31">
+        <w:r>
+          <w:rPr>
+            <w:rStyle w:val="Hyperlink"/>
+          </w:rPr>
+          <w:t xml:space="preserve">https://posit.co/resources/cheatsheets/</w:t>
+        </w:r>
+      </w:hyperlink>
+    </w:p>
+    <w:p>
+      <w:pPr>
+        <w:pStyle w:val="BlockText"/>
+      </w:pPr>
+      <w:r>
+        <w:t xml:space="preserve">💡</w:t>
+      </w:r>
+      <w:r>
+        <w:t xml:space="preserve"> </w:t>
+      </w:r>
+      <w:r>
+        <w:rPr>
+          <w:b/>
+          <w:bCs/>
+        </w:rPr>
+        <w:t xml:space="preserve">Key idea:</w:t>
+      </w:r>
+      <w:r>
+        <w:t xml:space="preserve"> </w:t>
+      </w:r>
+      <w:r>
+        <w:t xml:space="preserve">Every dataset you’ll ever download from NOAA, eBird, or any other public source will need this same workflow — download → trim → explore raw → summarize → model. You now have it.</w:t>
+      </w:r>
+    </w:p>
+    <w:p>
+      <w:r>
+        <w:pict>
+          <v:rect style="width:0;height:1.5pt" o:hralign="center" o:hrstd="t" o:hr="t"/>
+        </w:pict>
+      </w:r>
+    </w:p>
+    <w:p>
+      <w:pPr>
+        <w:pStyle w:val="FirstParagraph"/>
+      </w:pPr>
+      <w:r>
+        <w:rPr>
+          <w:i/>
+          <w:iCs/>
+        </w:rPr>
+        <w:t xml:space="preserve">End of Worksheet 06. Next: Homework — repeat this entire workflow for a city of your choice and compare your city’s warming rate to Duluth’s.</w:t>
+      </w:r>
+    </w:p>
+    <w:bookmarkEnd w:id="32"/>
     <w:sectPr>
       <w:pgSz w:h="15840" w:w="12240"/>
       <w:pgMar w:bottom="1440" w:footer="720" w:gutter="0" w:header="720" w:left="1440" w:right="1440" w:top="1440"/>
@@ -386,6 +8488,167 @@
       </w:rPr>
     </w:lvl>
   </w:abstractNum>
+  <w:abstractNum w:abstractNumId="99411">
+    <w:nsid w:val="00A99411"/>
+    <w:multiLevelType w:val="multilevel"/>
+    <w:lvl w:ilvl="0">
+      <w:start w:val="1"/>
+      <w:numFmt w:val="decimal"/>
+      <w:lvlText w:val="%1."/>
+      <w:lvlJc w:val="left"/>
+      <w:pPr>
+        <w:ind w:left="720" w:hanging="360"/>
+      </w:pPr>
+    </w:lvl>
+    <w:lvl w:ilvl="1">
+      <w:start w:val="1"/>
+      <w:numFmt w:val="decimal"/>
+      <w:lvlText w:val="%2."/>
+      <w:lvlJc w:val="left"/>
+      <w:pPr>
+        <w:ind w:left="1440" w:hanging="360"/>
+      </w:pPr>
+    </w:lvl>
+    <w:lvl w:ilvl="2">
+      <w:start w:val="1"/>
+      <w:numFmt w:val="decimal"/>
+      <w:lvlText w:val="%3."/>
+      <w:lvlJc w:val="left"/>
+      <w:pPr>
+        <w:ind w:left="2160" w:hanging="360"/>
+      </w:pPr>
+    </w:lvl>
+    <w:lvl w:ilvl="3">
+      <w:start w:val="1"/>
+      <w:numFmt w:val="decimal"/>
+      <w:lvlText w:val="%4."/>
+      <w:lvlJc w:val="left"/>
+      <w:pPr>
+        <w:ind w:left="2880" w:hanging="360"/>
+      </w:pPr>
+    </w:lvl>
+    <w:lvl w:ilvl="4">
+      <w:start w:val="1"/>
+      <w:numFmt w:val="decimal"/>
+      <w:lvlText w:val="%5."/>
+      <w:lvlJc w:val="left"/>
+      <w:pPr>
+        <w:ind w:left="3600" w:hanging="360"/>
+      </w:pPr>
+    </w:lvl>
+    <w:lvl w:ilvl="5">
+      <w:start w:val="1"/>
+      <w:numFmt w:val="decimal"/>
+      <w:lvlText w:val="%6."/>
+      <w:lvlJc w:val="left"/>
+      <w:pPr>
+        <w:ind w:left="4320" w:hanging="360"/>
+      </w:pPr>
+    </w:lvl>
+    <w:lvl w:ilvl="6">
+      <w:start w:val="1"/>
+      <w:numFmt w:val="decimal"/>
+      <w:lvlText w:val="%7."/>
+      <w:lvlJc w:val="left"/>
+      <w:pPr>
+        <w:ind w:left="5040" w:hanging="360"/>
+      </w:pPr>
+    </w:lvl>
+    <w:lvl w:ilvl="7">
+      <w:start w:val="1"/>
+      <w:numFmt w:val="decimal"/>
+      <w:lvlText w:val="%8."/>
+      <w:lvlJc w:val="left"/>
+      <w:pPr>
+        <w:ind w:left="5760" w:hanging="360"/>
+      </w:pPr>
+    </w:lvl>
+    <w:lvl w:ilvl="8">
+      <w:start w:val="1"/>
+      <w:numFmt w:val="decimal"/>
+      <w:lvlText w:val="%9."/>
+      <w:lvlJc w:val="left"/>
+      <w:pPr>
+        <w:ind w:left="6480" w:hanging="360"/>
+      </w:pPr>
+    </w:lvl>
+  </w:abstractNum>
+  <w:abstractNum w:abstractNumId="992">
+    <w:nsid w:val="0000A992"/>
+    <w:multiLevelType w:val="multilevel"/>
+    <w:lvl w:ilvl="0">
+      <w:numFmt w:val="bullet"/>
+      <w:lvlText w:val="☐"/>
+      <w:lvlJc w:val="left"/>
+      <w:pPr>
+        <w:ind w:left="720" w:hanging="360"/>
+      </w:pPr>
+    </w:lvl>
+    <w:lvl w:ilvl="1">
+      <w:numFmt w:val="bullet"/>
+      <w:lvlText w:val="☐"/>
+      <w:lvlJc w:val="left"/>
+      <w:pPr>
+        <w:ind w:left="1440" w:hanging="360"/>
+      </w:pPr>
+    </w:lvl>
+    <w:lvl w:ilvl="2">
+      <w:numFmt w:val="bullet"/>
+      <w:lvlText w:val="☐"/>
+      <w:lvlJc w:val="left"/>
+      <w:pPr>
+        <w:ind w:left="2160" w:hanging="360"/>
+      </w:pPr>
+    </w:lvl>
+    <w:lvl w:ilvl="3">
+      <w:numFmt w:val="bullet"/>
+      <w:lvlText w:val="☐"/>
+      <w:lvlJc w:val="left"/>
+      <w:pPr>
+        <w:ind w:left="2880" w:hanging="360"/>
+      </w:pPr>
+    </w:lvl>
+    <w:lvl w:ilvl="4">
+      <w:numFmt w:val="bullet"/>
+      <w:lvlText w:val="☐"/>
+      <w:lvlJc w:val="left"/>
+      <w:pPr>
+        <w:ind w:left="3600" w:hanging="360"/>
+      </w:pPr>
+    </w:lvl>
+    <w:lvl w:ilvl="5">
+      <w:numFmt w:val="bullet"/>
+      <w:lvlText w:val="☐"/>
+      <w:lvlJc w:val="left"/>
+      <w:pPr>
+        <w:ind w:left="4320" w:hanging="360"/>
+      </w:pPr>
+    </w:lvl>
+    <w:lvl w:ilvl="6">
+      <w:numFmt w:val="bullet"/>
+      <w:lvlText w:val="☐"/>
+      <w:lvlJc w:val="left"/>
+      <w:pPr>
+        <w:ind w:left="5040" w:hanging="360"/>
+      </w:pPr>
+    </w:lvl>
+    <w:lvl w:ilvl="7">
+      <w:numFmt w:val="bullet"/>
+      <w:lvlText w:val="☐"/>
+      <w:lvlJc w:val="left"/>
+      <w:pPr>
+        <w:ind w:left="5760" w:hanging="360"/>
+      </w:pPr>
+    </w:lvl>
+    <w:lvl w:ilvl="8">
+      <w:numFmt w:val="bullet"/>
+      <w:lvlText w:val="☐"/>
+      <w:lvlJc w:val="left"/>
+      <w:pPr>
+        <w:ind w:left="6480" w:hanging="360"/>
+      </w:pPr>
+    </w:lvl>
+  </w:abstractNum>
   <w:num w:numId="1000">
     <w:abstractNumId w:val="990"/>
   </w:num>
@@ -393,10 +8656,97 @@
     <w:abstractNumId w:val="991"/>
   </w:num>
   <w:num w:numId="1002">
-    <w:abstractNumId w:val="991"/>
+    <w:abstractNumId w:val="99411"/>
+    <w:lvlOverride w:ilvl="0">
+      <w:startOverride w:val="1"/>
+    </w:lvlOverride>
+    <w:lvlOverride w:ilvl="1">
+      <w:startOverride w:val="1"/>
+    </w:lvlOverride>
+    <w:lvlOverride w:ilvl="2">
+      <w:startOverride w:val="1"/>
+    </w:lvlOverride>
+    <w:lvlOverride w:ilvl="3">
+      <w:startOverride w:val="1"/>
+    </w:lvlOverride>
+    <w:lvlOverride w:ilvl="4">
+      <w:startOverride w:val="1"/>
+    </w:lvlOverride>
+    <w:lvlOverride w:ilvl="5">
+      <w:startOverride w:val="1"/>
+    </w:lvlOverride>
+    <w:lvlOverride w:ilvl="6">
+      <w:startOverride w:val="1"/>
+    </w:lvlOverride>
+    <w:lvlOverride w:ilvl="7">
+      <w:startOverride w:val="1"/>
+    </w:lvlOverride>
+    <w:lvlOverride w:ilvl="8">
+      <w:startOverride w:val="1"/>
+    </w:lvlOverride>
   </w:num>
   <w:num w:numId="1003">
     <w:abstractNumId w:val="991"/>
+  </w:num>
+  <w:num w:numId="1004">
+    <w:abstractNumId w:val="991"/>
+  </w:num>
+  <w:num w:numId="1005">
+    <w:abstractNumId w:val="991"/>
+  </w:num>
+  <w:num w:numId="1006">
+    <w:abstractNumId w:val="992"/>
+  </w:num>
+  <w:num w:numId="1007">
+    <w:abstractNumId w:val="992"/>
+  </w:num>
+  <w:num w:numId="1008">
+    <w:abstractNumId w:val="992"/>
+  </w:num>
+  <w:num w:numId="1009">
+    <w:abstractNumId w:val="992"/>
+  </w:num>
+  <w:num w:numId="1010">
+    <w:abstractNumId w:val="992"/>
+  </w:num>
+  <w:num w:numId="1011">
+    <w:abstractNumId w:val="992"/>
+  </w:num>
+  <w:num w:numId="1012">
+    <w:abstractNumId w:val="992"/>
+  </w:num>
+  <w:num w:numId="1013">
+    <w:abstractNumId w:val="992"/>
+  </w:num>
+  <w:num w:numId="1014">
+    <w:abstractNumId w:val="99411"/>
+    <w:lvlOverride w:ilvl="0">
+      <w:startOverride w:val="1"/>
+    </w:lvlOverride>
+    <w:lvlOverride w:ilvl="1">
+      <w:startOverride w:val="1"/>
+    </w:lvlOverride>
+    <w:lvlOverride w:ilvl="2">
+      <w:startOverride w:val="1"/>
+    </w:lvlOverride>
+    <w:lvlOverride w:ilvl="3">
+      <w:startOverride w:val="1"/>
+    </w:lvlOverride>
+    <w:lvlOverride w:ilvl="4">
+      <w:startOverride w:val="1"/>
+    </w:lvlOverride>
+    <w:lvlOverride w:ilvl="5">
+      <w:startOverride w:val="1"/>
+    </w:lvlOverride>
+    <w:lvlOverride w:ilvl="6">
+      <w:startOverride w:val="1"/>
+    </w:lvlOverride>
+    <w:lvlOverride w:ilvl="7">
+      <w:startOverride w:val="1"/>
+    </w:lvlOverride>
+    <w:lvlOverride w:ilvl="8">
+      <w:startOverride w:val="1"/>
+    </w:lvlOverride>
   </w:num>
 </w:numbering>
 </file>
